--- a/Report/Mini_Project_Report_Arpit_Saxena.docx
+++ b/Report/Mini_Project_Report_Arpit_Saxena.docx
@@ -1567,7 +1567,9 @@
         <w:jc w:val="both"/>
         <w:rPr>
           <w:rFonts w:cs="Times New Roman"/>
-          <w:color w:val="000000" w:themeColor="text1"/>
+          <w:b/>
+          <w:color w:val="000000" w:themeColor="text1"/>
+          <w:lang w:val="en-IN"/>
         </w:rPr>
       </w:pPr>
       <w:r>
@@ -1575,7 +1577,37 @@
           <w:rFonts w:cs="Times New Roman"/>
           <w:color w:val="000000" w:themeColor="text1"/>
         </w:rPr>
-        <w:t>This is to certify that Arpit Saxena, student of Master of Computer Applications (MCA) – Data Science, Semester 1 (Roll No: 26MCD10006, Section: 26MCD-1 (A)), has successfully undertaken and completed the mini-project entitled “Statistical Analysis of E-Commerce Customer Spending Behavior Using R” as part of the Statistics with R course during the academic session 2026–2027 at Chandigarh University, Mohali.</w:t>
+        <w:t xml:space="preserve">This is to certify that Arpit Saxena, student of Master of Computer Applications (MCA) – Data Science, Semester 1 </w:t>
+      </w:r>
+      <w:r>
+        <w:rPr>
+          <w:rFonts w:cs="Times New Roman"/>
+          <w:color w:val="000000" w:themeColor="text1"/>
+        </w:rPr>
+        <w:t>UID</w:t>
+      </w:r>
+      <w:r>
+        <w:rPr>
+          <w:rFonts w:cs="Times New Roman"/>
+          <w:color w:val="000000" w:themeColor="text1"/>
+        </w:rPr>
+        <w:t>: 26MCD10006, Section: 26MCD-1 (A), has successfully undertaken and completed the mini-project entitled “</w:t>
+      </w:r>
+      <w:r>
+        <w:rPr>
+          <w:rFonts w:cs="Times New Roman"/>
+          <w:b/>
+          <w:color w:val="000000" w:themeColor="text1"/>
+          <w:lang w:val="en-IN"/>
+        </w:rPr>
+        <w:t>Application of R Programming in E-Commerce Customer Analytics</w:t>
+      </w:r>
+      <w:r>
+        <w:rPr>
+          <w:rFonts w:cs="Times New Roman"/>
+          <w:color w:val="000000" w:themeColor="text1"/>
+        </w:rPr>
+        <w:t>” as part of the Statistics with R course during the academic session 2026–2027 at Chandigarh University, Mohali.</w:t>
       </w:r>
       <w:r>
         <w:rPr>
@@ -1778,7 +1810,23 @@
           <w:rFonts w:cs="Times New Roman"/>
           <w:color w:val="000000" w:themeColor="text1"/>
         </w:rPr>
-        <w:t>I, Arpit Saxena, hereby declare that the mini-project report entitled “Statistical Analysis of E-Commerce Customer Spending Behavior Using R” is my original academic work, carried out as part of the Master of Computer Applications (MCA) – Data Science, 1st Semester programme at Chandigarh University, Mohali.</w:t>
+        <w:t>I, Arpit Saxena, hereby declare that the mini-project report entitled “</w:t>
+      </w:r>
+      <w:r>
+        <w:rPr>
+          <w:rFonts w:cs="Times New Roman"/>
+          <w:b/>
+          <w:color w:val="000000" w:themeColor="text1"/>
+          <w:lang w:val="en-IN"/>
+        </w:rPr>
+        <w:t>Application of R Programming in E-Commerce Customer Analytics</w:t>
+      </w:r>
+      <w:r>
+        <w:rPr>
+          <w:rFonts w:cs="Times New Roman"/>
+          <w:color w:val="000000" w:themeColor="text1"/>
+        </w:rPr>
+        <w:t>” is my original academic work, carried out as part of the Master of Computer Applications (MCA) – Data Science, 1st Semester programme at Chandigarh University, Mohali.</w:t>
       </w:r>
     </w:p>
     <w:p>
@@ -1962,7 +2010,23 @@
           <w:rFonts w:cs="Times New Roman"/>
           <w:color w:val="000000" w:themeColor="text1"/>
         </w:rPr>
-        <w:t>), for her invaluable guidance, continuous encouragement, and critical feedback throughout the development of this mini-project, “Statistical Analysis of E-Commerce Customer Spending Behavior Using R.” Her instructional clarity helped me master the practical application of R programming, hypothesis testing, linear modeling, and exploratory data visualization.</w:t>
+        <w:t>), for her invaluable guidance, continuous encouragement, and critical feedback throughout the development of this mini-project, “</w:t>
+      </w:r>
+      <w:r>
+        <w:rPr>
+          <w:rFonts w:cs="Times New Roman"/>
+          <w:b/>
+          <w:color w:val="000000" w:themeColor="text1"/>
+          <w:lang w:val="en-IN"/>
+        </w:rPr>
+        <w:t>Application of R Programming in E-Commerce Customer Analytics</w:t>
+      </w:r>
+      <w:r>
+        <w:rPr>
+          <w:rFonts w:cs="Times New Roman"/>
+          <w:color w:val="000000" w:themeColor="text1"/>
+        </w:rPr>
+        <w:t>.” Her instructional clarity helped me master the practical application of R programming, hypothesis testing, linear modeling, and exploratory data visualization.</w:t>
       </w:r>
       <w:r>
         <w:rPr>
@@ -8574,7 +8638,6 @@
   <w:style w:type="character" w:default="1" w:styleId="DefaultParagraphFont">
     <w:name w:val="Default Paragraph Font"/>
     <w:uiPriority w:val="1"/>
-    <w:semiHidden/>
     <w:unhideWhenUsed/>
   </w:style>
   <w:style w:type="table" w:default="1" w:styleId="TableNormal">

--- a/Report/Mini_Project_Report_Arpit_Saxena.docx
+++ b/Report/Mini_Project_Report_Arpit_Saxena.docx
@@ -7,51 +7,630 @@
         <w:jc w:val="center"/>
         <w:rPr>
           <w:rFonts w:cs="Times New Roman"/>
-          <w:color w:val="000000" w:themeColor="text1"/>
-        </w:rPr>
-      </w:pPr>
-      <w:r>
-        <w:rPr>
-          <w:rFonts w:cs="Times New Roman"/>
           <w:b/>
           <w:color w:val="000000" w:themeColor="text1"/>
+          <w:sz w:val="40"/>
+        </w:rPr>
+      </w:pPr>
+      <w:r>
+        <w:rPr>
+          <w:rFonts w:cs="Times New Roman"/>
+          <w:b/>
+          <w:color w:val="000000" w:themeColor="text1"/>
+          <w:sz w:val="40"/>
+        </w:rPr>
+        <w:t>CHANDIGARH UNIVERSITY</w:t>
+      </w:r>
+    </w:p>
+    <w:p>
+      <w:pPr>
+        <w:jc w:val="center"/>
+        <w:rPr>
+          <w:rFonts w:cs="Times New Roman"/>
+          <w:color w:val="000000" w:themeColor="text1"/>
+        </w:rPr>
+      </w:pPr>
+      <w:r>
+        <w:rPr>
+          <w:rFonts w:cs="Times New Roman"/>
+          <w:b/>
+          <w:color w:val="000000" w:themeColor="text1"/>
           <w:sz w:val="32"/>
         </w:rPr>
+        <w:t>University Institute of Computing</w:t>
+      </w:r>
+      <w:r>
+        <w:rPr>
+          <w:rFonts w:cs="Times New Roman"/>
+          <w:b/>
+          <w:color w:val="000000" w:themeColor="text1"/>
+          <w:sz w:val="32"/>
+        </w:rPr>
+        <w:br/>
+      </w:r>
+    </w:p>
+    <w:p>
+      <w:pPr>
+        <w:jc w:val="center"/>
+        <w:rPr>
+          <w:rFonts w:cs="Times New Roman"/>
+          <w:b/>
+          <w:color w:val="000000" w:themeColor="text1"/>
+          <w:sz w:val="32"/>
+        </w:rPr>
+      </w:pPr>
+      <w:r>
+        <w:rPr>
+          <w:rFonts w:cs="Times New Roman"/>
+          <w:b/>
+          <w:color w:val="000000" w:themeColor="text1"/>
+          <w:sz w:val="32"/>
+        </w:rPr>
+        <w:t>MINI PROJECT REPORT</w:t>
+      </w:r>
+      <w:r>
+        <w:rPr>
+          <w:rFonts w:cs="Times New Roman"/>
+          <w:b/>
+          <w:color w:val="000000" w:themeColor="text1"/>
+          <w:sz w:val="32"/>
+        </w:rPr>
+        <w:br/>
+        <w:t>ON</w:t>
+      </w:r>
+    </w:p>
+    <w:p>
+      <w:pPr>
+        <w:spacing w:before="240" w:after="280"/>
+        <w:jc w:val="center"/>
+        <w:rPr>
+          <w:rFonts w:cs="Times New Roman"/>
+          <w:b/>
+          <w:color w:val="000000" w:themeColor="text1"/>
+          <w:sz w:val="44"/>
+          <w:szCs w:val="32"/>
+          <w:lang w:val="en-IN"/>
+        </w:rPr>
+      </w:pPr>
+      <w:r>
+        <w:rPr>
+          <w:rFonts w:cs="Times New Roman"/>
+          <w:b/>
+          <w:color w:val="000000" w:themeColor="text1"/>
+          <w:sz w:val="44"/>
+          <w:szCs w:val="32"/>
+          <w:lang w:val="en-IN"/>
+        </w:rPr>
+        <w:t>Application of R Programming in E-Commerce Customer Analytics</w:t>
+      </w:r>
+    </w:p>
+    <w:p>
+      <w:pPr>
+        <w:spacing w:before="240" w:after="280"/>
+        <w:ind w:firstLine="720"/>
+        <w:rPr>
+          <w:rFonts w:cs="Times New Roman"/>
+          <w:b/>
+          <w:color w:val="000000" w:themeColor="text1"/>
+          <w:sz w:val="32"/>
+          <w:lang w:val="en-IN"/>
+        </w:rPr>
+      </w:pPr>
+    </w:p>
+    <w:p>
+      <w:pPr>
+        <w:spacing w:before="240" w:after="280"/>
+        <w:ind w:firstLine="720"/>
+        <w:rPr>
+          <w:rFonts w:cs="Times New Roman"/>
+          <w:color w:val="000000" w:themeColor="text1"/>
+          <w:sz w:val="28"/>
+          <w:szCs w:val="24"/>
+        </w:rPr>
+      </w:pPr>
+      <w:r>
+        <w:rPr>
+          <w:rFonts w:cs="Times New Roman"/>
+          <w:b/>
+          <w:color w:val="000000" w:themeColor="text1"/>
+          <w:sz w:val="28"/>
+          <w:szCs w:val="24"/>
+        </w:rPr>
+        <w:t>Submitted By:</w:t>
+      </w:r>
+      <w:r>
+        <w:rPr>
+          <w:rFonts w:cs="Times New Roman"/>
+          <w:b/>
+          <w:color w:val="000000" w:themeColor="text1"/>
+          <w:sz w:val="28"/>
+          <w:szCs w:val="24"/>
+        </w:rPr>
+        <w:tab/>
+      </w:r>
+      <w:r>
+        <w:rPr>
+          <w:rFonts w:cs="Times New Roman"/>
+          <w:b/>
+          <w:color w:val="000000" w:themeColor="text1"/>
+          <w:sz w:val="28"/>
+          <w:szCs w:val="24"/>
+        </w:rPr>
+        <w:tab/>
+      </w:r>
+      <w:r>
+        <w:rPr>
+          <w:rFonts w:cs="Times New Roman"/>
+          <w:b/>
+          <w:color w:val="000000" w:themeColor="text1"/>
+          <w:sz w:val="28"/>
+          <w:szCs w:val="24"/>
+        </w:rPr>
+        <w:tab/>
+      </w:r>
+      <w:r>
+        <w:rPr>
+          <w:rFonts w:cs="Times New Roman"/>
+          <w:b/>
+          <w:color w:val="000000" w:themeColor="text1"/>
+          <w:sz w:val="28"/>
+          <w:szCs w:val="24"/>
+        </w:rPr>
+        <w:tab/>
+      </w:r>
+      <w:r>
+        <w:rPr>
+          <w:rFonts w:cs="Times New Roman"/>
+          <w:b/>
+          <w:color w:val="000000" w:themeColor="text1"/>
+          <w:sz w:val="28"/>
+          <w:szCs w:val="24"/>
+        </w:rPr>
+        <w:tab/>
+      </w:r>
+      <w:r>
+        <w:rPr>
+          <w:rFonts w:cs="Times New Roman"/>
+          <w:b/>
+          <w:color w:val="000000" w:themeColor="text1"/>
+          <w:sz w:val="28"/>
+          <w:szCs w:val="24"/>
+        </w:rPr>
+        <w:tab/>
+      </w:r>
+      <w:r>
+        <w:rPr>
+          <w:rFonts w:cs="Times New Roman"/>
+          <w:b/>
+          <w:color w:val="000000" w:themeColor="text1"/>
+          <w:sz w:val="28"/>
+          <w:szCs w:val="24"/>
+        </w:rPr>
+        <w:tab/>
+      </w:r>
+      <w:r>
+        <w:rPr>
+          <w:rFonts w:cs="Times New Roman"/>
+          <w:b/>
+          <w:color w:val="000000" w:themeColor="text1"/>
+          <w:sz w:val="28"/>
+          <w:szCs w:val="24"/>
+        </w:rPr>
+        <w:t>Submitted To:</w:t>
+      </w:r>
+    </w:p>
+    <w:p>
+      <w:pPr>
+        <w:spacing w:before="240" w:after="280"/>
+        <w:ind w:left="720"/>
+        <w:rPr>
+          <w:rFonts w:cs="Times New Roman"/>
+          <w:b/>
+          <w:bCs/>
+          <w:color w:val="000000" w:themeColor="text1"/>
+          <w:sz w:val="28"/>
+          <w:szCs w:val="24"/>
+        </w:rPr>
+      </w:pPr>
+      <w:r>
+        <w:rPr>
+          <w:rFonts w:cs="Times New Roman"/>
+          <w:b/>
+          <w:bCs/>
+          <w:color w:val="000000" w:themeColor="text1"/>
+          <w:sz w:val="28"/>
+          <w:szCs w:val="24"/>
+        </w:rPr>
+        <w:t>Arpit Saxena</w:t>
+      </w:r>
+      <w:r>
+        <w:rPr>
+          <w:rFonts w:cs="Times New Roman"/>
+          <w:b/>
+          <w:bCs/>
+          <w:color w:val="000000" w:themeColor="text1"/>
+          <w:sz w:val="28"/>
+          <w:szCs w:val="24"/>
+        </w:rPr>
+        <w:tab/>
+      </w:r>
+      <w:r>
+        <w:rPr>
+          <w:rFonts w:cs="Times New Roman"/>
+          <w:b/>
+          <w:bCs/>
+          <w:color w:val="000000" w:themeColor="text1"/>
+          <w:sz w:val="28"/>
+          <w:szCs w:val="24"/>
+        </w:rPr>
+        <w:tab/>
+      </w:r>
+      <w:r>
+        <w:rPr>
+          <w:rFonts w:cs="Times New Roman"/>
+          <w:b/>
+          <w:bCs/>
+          <w:color w:val="000000" w:themeColor="text1"/>
+          <w:sz w:val="28"/>
+          <w:szCs w:val="24"/>
+        </w:rPr>
+        <w:tab/>
+      </w:r>
+      <w:r>
+        <w:rPr>
+          <w:rFonts w:cs="Times New Roman"/>
+          <w:b/>
+          <w:bCs/>
+          <w:color w:val="000000" w:themeColor="text1"/>
+          <w:sz w:val="28"/>
+          <w:szCs w:val="24"/>
+        </w:rPr>
+        <w:tab/>
+      </w:r>
+      <w:r>
+        <w:rPr>
+          <w:rFonts w:cs="Times New Roman"/>
+          <w:b/>
+          <w:bCs/>
+          <w:color w:val="000000" w:themeColor="text1"/>
+          <w:sz w:val="28"/>
+          <w:szCs w:val="24"/>
+        </w:rPr>
+        <w:tab/>
+      </w:r>
+      <w:r>
+        <w:rPr>
+          <w:rFonts w:cs="Times New Roman"/>
+          <w:b/>
+          <w:bCs/>
+          <w:color w:val="000000" w:themeColor="text1"/>
+          <w:sz w:val="28"/>
+          <w:szCs w:val="24"/>
+        </w:rPr>
+        <w:tab/>
+      </w:r>
+      <w:r>
+        <w:rPr>
+          <w:rFonts w:cs="Times New Roman"/>
+          <w:b/>
+          <w:bCs/>
+          <w:color w:val="000000" w:themeColor="text1"/>
+          <w:sz w:val="28"/>
+          <w:szCs w:val="24"/>
+        </w:rPr>
+        <w:tab/>
+        <w:t>Mr. Ravi Kumar</w:t>
+      </w:r>
+      <w:r>
+        <w:rPr>
+          <w:rFonts w:cs="Times New Roman"/>
+          <w:b/>
+          <w:bCs/>
+          <w:color w:val="000000" w:themeColor="text1"/>
+          <w:sz w:val="28"/>
+          <w:szCs w:val="24"/>
+        </w:rPr>
+        <w:br/>
+        <w:t>26MCD10006</w:t>
+      </w:r>
+      <w:r>
+        <w:rPr>
+          <w:rFonts w:cs="Times New Roman"/>
+          <w:b/>
+          <w:bCs/>
+          <w:color w:val="000000" w:themeColor="text1"/>
+          <w:sz w:val="28"/>
+          <w:szCs w:val="24"/>
+        </w:rPr>
+        <w:tab/>
+      </w:r>
+      <w:r>
+        <w:rPr>
+          <w:rFonts w:cs="Times New Roman"/>
+          <w:b/>
+          <w:bCs/>
+          <w:color w:val="000000" w:themeColor="text1"/>
+          <w:sz w:val="28"/>
+          <w:szCs w:val="24"/>
+        </w:rPr>
+        <w:tab/>
+      </w:r>
+      <w:r>
+        <w:rPr>
+          <w:rFonts w:cs="Times New Roman"/>
+          <w:b/>
+          <w:bCs/>
+          <w:color w:val="000000" w:themeColor="text1"/>
+          <w:sz w:val="28"/>
+          <w:szCs w:val="24"/>
+        </w:rPr>
+        <w:tab/>
+      </w:r>
+      <w:r>
+        <w:rPr>
+          <w:rFonts w:cs="Times New Roman"/>
+          <w:b/>
+          <w:bCs/>
+          <w:color w:val="000000" w:themeColor="text1"/>
+          <w:sz w:val="28"/>
+          <w:szCs w:val="24"/>
+        </w:rPr>
+        <w:tab/>
+      </w:r>
+      <w:r>
+        <w:rPr>
+          <w:rFonts w:cs="Times New Roman"/>
+          <w:b/>
+          <w:bCs/>
+          <w:color w:val="000000" w:themeColor="text1"/>
+          <w:sz w:val="28"/>
+          <w:szCs w:val="24"/>
+        </w:rPr>
+        <w:tab/>
+      </w:r>
+      <w:r>
+        <w:rPr>
+          <w:rFonts w:cs="Times New Roman"/>
+          <w:b/>
+          <w:bCs/>
+          <w:color w:val="000000" w:themeColor="text1"/>
+          <w:sz w:val="28"/>
+          <w:szCs w:val="24"/>
+        </w:rPr>
+        <w:tab/>
+      </w:r>
+      <w:r>
+        <w:rPr>
+          <w:rFonts w:cs="Times New Roman"/>
+          <w:b/>
+          <w:bCs/>
+          <w:color w:val="000000" w:themeColor="text1"/>
+          <w:sz w:val="28"/>
+          <w:szCs w:val="24"/>
+        </w:rPr>
+        <w:tab/>
+        <w:t>E20675</w:t>
+      </w:r>
+      <w:r>
+        <w:rPr>
+          <w:rFonts w:cs="Times New Roman"/>
+          <w:b/>
+          <w:bCs/>
+          <w:color w:val="000000" w:themeColor="text1"/>
+          <w:sz w:val="28"/>
+          <w:szCs w:val="24"/>
+        </w:rPr>
+        <w:br/>
+        <w:t>MCA (Data Science)</w:t>
+      </w:r>
+      <w:r>
+        <w:rPr>
+          <w:rFonts w:cs="Times New Roman"/>
+          <w:b/>
+          <w:bCs/>
+          <w:color w:val="000000" w:themeColor="text1"/>
+          <w:sz w:val="28"/>
+          <w:szCs w:val="24"/>
+        </w:rPr>
+        <w:br/>
+        <w:t>26MCD-1 (A)</w:t>
+      </w:r>
+      <w:r>
+        <w:rPr>
+          <w:rFonts w:cs="Times New Roman"/>
+          <w:b/>
+          <w:bCs/>
+          <w:color w:val="000000" w:themeColor="text1"/>
+        </w:rPr>
+        <w:br/>
+      </w:r>
+    </w:p>
+    <w:p>
+      <w:pPr>
+        <w:spacing w:after="280"/>
+        <w:jc w:val="center"/>
+        <w:rPr>
+          <w:rFonts w:cs="Times New Roman"/>
+          <w:color w:val="000000" w:themeColor="text1"/>
+        </w:rPr>
+      </w:pPr>
+      <w:r>
+        <w:rPr>
+          <w:rFonts w:cs="Times New Roman"/>
+          <w:noProof/>
+          <w:color w:val="000000" w:themeColor="text1"/>
+        </w:rPr>
+        <w:drawing>
+          <wp:inline distT="0" distB="0" distL="0" distR="0" wp14:anchorId="13BE61D9" wp14:editId="2C7073C8">
+            <wp:extent cx="1009465" cy="1615440"/>
+            <wp:effectExtent l="0" t="0" r="635" b="3810"/>
+            <wp:docPr id="1" name="Picture 1"/>
+            <wp:cNvGraphicFramePr>
+              <a:graphicFrameLocks xmlns:a="http://schemas.openxmlformats.org/drawingml/2006/main" noChangeAspect="1"/>
+            </wp:cNvGraphicFramePr>
+            <a:graphic xmlns:a="http://schemas.openxmlformats.org/drawingml/2006/main">
+              <a:graphicData uri="http://schemas.openxmlformats.org/drawingml/2006/picture">
+                <pic:pic xmlns:pic="http://schemas.openxmlformats.org/drawingml/2006/picture">
+                  <pic:nvPicPr>
+                    <pic:cNvPr id="0" name="img_2.png"/>
+                    <pic:cNvPicPr/>
+                  </pic:nvPicPr>
+                  <pic:blipFill>
+                    <a:blip r:embed="rId8"/>
+                    <a:stretch>
+                      <a:fillRect/>
+                    </a:stretch>
+                  </pic:blipFill>
+                  <pic:spPr>
+                    <a:xfrm>
+                      <a:off x="0" y="0"/>
+                      <a:ext cx="1028356" cy="1645672"/>
+                    </a:xfrm>
+                    <a:prstGeom prst="rect">
+                      <a:avLst/>
+                    </a:prstGeom>
+                  </pic:spPr>
+                </pic:pic>
+              </a:graphicData>
+            </a:graphic>
+          </wp:inline>
+        </w:drawing>
+      </w:r>
+    </w:p>
+    <w:p>
+      <w:pPr>
+        <w:jc w:val="center"/>
+        <w:rPr>
+          <w:rFonts w:cs="Times New Roman"/>
+          <w:b/>
+          <w:color w:val="000000" w:themeColor="text1"/>
+          <w:sz w:val="28"/>
+          <w:szCs w:val="24"/>
+        </w:rPr>
+      </w:pPr>
+      <w:r>
+        <w:rPr>
+          <w:rFonts w:cs="Times New Roman"/>
+          <w:b/>
+          <w:color w:val="000000" w:themeColor="text1"/>
+          <w:sz w:val="32"/>
+          <w:szCs w:val="28"/>
+        </w:rPr>
+        <w:t>Master of Computer Applications (MCA) - Data Science</w:t>
+      </w:r>
+      <w:r>
+        <w:rPr>
+          <w:rFonts w:cs="Times New Roman"/>
+          <w:b/>
+          <w:color w:val="000000" w:themeColor="text1"/>
+          <w:sz w:val="32"/>
+          <w:szCs w:val="28"/>
+        </w:rPr>
+        <w:br/>
+      </w:r>
+      <w:r>
+        <w:rPr>
+          <w:rFonts w:cs="Times New Roman"/>
+          <w:b/>
+          <w:color w:val="000000" w:themeColor="text1"/>
+          <w:sz w:val="28"/>
+          <w:szCs w:val="24"/>
+        </w:rPr>
+        <w:t>University Institute of Computing</w:t>
+      </w:r>
+      <w:r>
+        <w:rPr>
+          <w:rFonts w:cs="Times New Roman"/>
+          <w:b/>
+          <w:color w:val="000000" w:themeColor="text1"/>
+          <w:sz w:val="28"/>
+          <w:szCs w:val="24"/>
+        </w:rPr>
+        <w:br/>
+        <w:t>Chandigarh University,</w:t>
+      </w:r>
+      <w:r>
+        <w:rPr>
+          <w:rFonts w:cs="Times New Roman"/>
+          <w:b/>
+          <w:color w:val="000000" w:themeColor="text1"/>
+          <w:sz w:val="28"/>
+          <w:szCs w:val="24"/>
+        </w:rPr>
+        <w:br/>
+        <w:t>Gharuan, Mohali, Punjab, India-140413</w:t>
+      </w:r>
+    </w:p>
+    <w:p>
+      <w:pPr>
+        <w:jc w:val="center"/>
+        <w:rPr>
+          <w:rFonts w:cs="Times New Roman"/>
+          <w:color w:val="000000" w:themeColor="text1"/>
+        </w:rPr>
+      </w:pPr>
+    </w:p>
+    <w:p>
+      <w:pPr>
+        <w:jc w:val="center"/>
+        <w:rPr>
+          <w:rFonts w:cs="Times New Roman"/>
+          <w:color w:val="000000" w:themeColor="text1"/>
+        </w:rPr>
+      </w:pPr>
+      <w:r>
+        <w:rPr>
+          <w:rFonts w:cs="Times New Roman"/>
+          <w:b/>
+          <w:color w:val="000000" w:themeColor="text1"/>
+          <w:sz w:val="32"/>
+        </w:rPr>
+        <w:lastRenderedPageBreak/>
         <w:t>TABLE OF CONTENTS</w:t>
       </w:r>
     </w:p>
     <w:tbl>
       <w:tblPr>
-        <w:tblStyle w:val="PlainTable3"/>
-        <w:tblW w:w="0" w:type="auto"/>
+        <w:tblStyle w:val="TableGrid"/>
+        <w:tblW w:w="10177" w:type="dxa"/>
+        <w:jc w:val="center"/>
         <w:tblLook w:val="04A0" w:firstRow="1" w:lastRow="0" w:firstColumn="1" w:lastColumn="0" w:noHBand="0" w:noVBand="1"/>
       </w:tblPr>
       <w:tblGrid>
-        <w:gridCol w:w="2598"/>
-        <w:gridCol w:w="5523"/>
-        <w:gridCol w:w="2642"/>
+        <w:gridCol w:w="1314"/>
+        <w:gridCol w:w="7052"/>
+        <w:gridCol w:w="1811"/>
       </w:tblGrid>
       <w:tr>
         <w:trPr>
-          <w:cnfStyle w:val="100000000000" w:firstRow="1" w:lastRow="0" w:firstColumn="0" w:lastColumn="0" w:oddVBand="0" w:evenVBand="0" w:oddHBand="0" w:evenHBand="0" w:firstRowFirstColumn="0" w:firstRowLastColumn="0" w:lastRowFirstColumn="0" w:lastRowLastColumn="0"/>
-          <w:trHeight w:val="500"/>
+          <w:trHeight w:val="515"/>
+          <w:jc w:val="center"/>
         </w:trPr>
         <w:tc>
           <w:tcPr>
-            <w:cnfStyle w:val="001000000100" w:firstRow="0" w:lastRow="0" w:firstColumn="1" w:lastColumn="0" w:oddVBand="0" w:evenVBand="0" w:oddHBand="0" w:evenHBand="0" w:firstRowFirstColumn="1" w:firstRowLastColumn="0" w:lastRowFirstColumn="0" w:lastRowLastColumn="0"/>
-            <w:tcW w:w="2598" w:type="dxa"/>
+            <w:tcW w:w="0" w:type="auto"/>
+            <w:vAlign w:val="center"/>
+            <w:hideMark/>
           </w:tcPr>
           <w:p>
             <w:pPr>
-              <w:rPr>
-                <w:rFonts w:cs="Times New Roman"/>
-                <w:color w:val="000000" w:themeColor="text1"/>
+              <w:spacing w:after="160" w:line="278" w:lineRule="auto"/>
+              <w:jc w:val="center"/>
+              <w:rPr>
+                <w:rFonts w:cs="Times New Roman"/>
+                <w:b/>
+                <w:bCs/>
+                <w:sz w:val="28"/>
+                <w:szCs w:val="28"/>
               </w:rPr>
             </w:pPr>
             <w:r>
               <w:rPr>
                 <w:rFonts w:cs="Times New Roman"/>
-                <w:color w:val="000000" w:themeColor="text1"/>
+                <w:b/>
+                <w:bCs/>
+                <w:sz w:val="28"/>
+                <w:szCs w:val="28"/>
               </w:rPr>
               <w:t>S. No.</w:t>
             </w:r>
@@ -59,20 +638,29 @@
         </w:tc>
         <w:tc>
           <w:tcPr>
-            <w:tcW w:w="5523" w:type="dxa"/>
+            <w:tcW w:w="0" w:type="auto"/>
+            <w:vAlign w:val="center"/>
+            <w:hideMark/>
           </w:tcPr>
           <w:p>
             <w:pPr>
-              <w:cnfStyle w:val="100000000000" w:firstRow="1" w:lastRow="0" w:firstColumn="0" w:lastColumn="0" w:oddVBand="0" w:evenVBand="0" w:oddHBand="0" w:evenHBand="0" w:firstRowFirstColumn="0" w:firstRowLastColumn="0" w:lastRowFirstColumn="0" w:lastRowLastColumn="0"/>
-              <w:rPr>
-                <w:rFonts w:cs="Times New Roman"/>
-                <w:color w:val="000000" w:themeColor="text1"/>
+              <w:spacing w:after="160" w:line="278" w:lineRule="auto"/>
+              <w:jc w:val="center"/>
+              <w:rPr>
+                <w:rFonts w:cs="Times New Roman"/>
+                <w:b/>
+                <w:bCs/>
+                <w:sz w:val="28"/>
+                <w:szCs w:val="28"/>
               </w:rPr>
             </w:pPr>
             <w:r>
               <w:rPr>
                 <w:rFonts w:cs="Times New Roman"/>
-                <w:color w:val="000000" w:themeColor="text1"/>
+                <w:b/>
+                <w:bCs/>
+                <w:sz w:val="28"/>
+                <w:szCs w:val="28"/>
               </w:rPr>
               <w:t>Contents</w:t>
             </w:r>
@@ -80,20 +668,29 @@
         </w:tc>
         <w:tc>
           <w:tcPr>
-            <w:tcW w:w="2642" w:type="dxa"/>
+            <w:tcW w:w="0" w:type="auto"/>
+            <w:vAlign w:val="center"/>
+            <w:hideMark/>
           </w:tcPr>
           <w:p>
             <w:pPr>
-              <w:cnfStyle w:val="100000000000" w:firstRow="1" w:lastRow="0" w:firstColumn="0" w:lastColumn="0" w:oddVBand="0" w:evenVBand="0" w:oddHBand="0" w:evenHBand="0" w:firstRowFirstColumn="0" w:firstRowLastColumn="0" w:lastRowFirstColumn="0" w:lastRowLastColumn="0"/>
-              <w:rPr>
-                <w:rFonts w:cs="Times New Roman"/>
-                <w:color w:val="000000" w:themeColor="text1"/>
+              <w:spacing w:after="160" w:line="278" w:lineRule="auto"/>
+              <w:jc w:val="center"/>
+              <w:rPr>
+                <w:rFonts w:cs="Times New Roman"/>
+                <w:b/>
+                <w:bCs/>
+                <w:sz w:val="28"/>
+                <w:szCs w:val="28"/>
               </w:rPr>
             </w:pPr>
             <w:r>
               <w:rPr>
                 <w:rFonts w:cs="Times New Roman"/>
-                <w:color w:val="000000" w:themeColor="text1"/>
+                <w:b/>
+                <w:bCs/>
+                <w:sz w:val="28"/>
+                <w:szCs w:val="28"/>
               </w:rPr>
               <w:t>Page No.</w:t>
             </w:r>
@@ -102,26 +699,30 @@
       </w:tr>
       <w:tr>
         <w:trPr>
-          <w:cnfStyle w:val="000000100000" w:firstRow="0" w:lastRow="0" w:firstColumn="0" w:lastColumn="0" w:oddVBand="0" w:evenVBand="0" w:oddHBand="1" w:evenHBand="0" w:firstRowFirstColumn="0" w:firstRowLastColumn="0" w:lastRowFirstColumn="0" w:lastRowLastColumn="0"/>
-          <w:trHeight w:val="500"/>
+          <w:trHeight w:val="528"/>
+          <w:jc w:val="center"/>
         </w:trPr>
         <w:tc>
           <w:tcPr>
-            <w:cnfStyle w:val="001000000000" w:firstRow="0" w:lastRow="0" w:firstColumn="1" w:lastColumn="0" w:oddVBand="0" w:evenVBand="0" w:oddHBand="0" w:evenHBand="0" w:firstRowFirstColumn="0" w:firstRowLastColumn="0" w:lastRowFirstColumn="0" w:lastRowLastColumn="0"/>
-            <w:tcW w:w="2598" w:type="dxa"/>
+            <w:tcW w:w="0" w:type="auto"/>
+            <w:vAlign w:val="center"/>
+            <w:hideMark/>
           </w:tcPr>
           <w:p>
             <w:pPr>
+              <w:spacing w:after="160" w:line="278" w:lineRule="auto"/>
               <w:jc w:val="center"/>
               <w:rPr>
                 <w:rFonts w:cs="Times New Roman"/>
-                <w:color w:val="000000" w:themeColor="text1"/>
+                <w:sz w:val="28"/>
+                <w:szCs w:val="28"/>
               </w:rPr>
             </w:pPr>
             <w:r>
               <w:rPr>
                 <w:rFonts w:cs="Times New Roman"/>
-                <w:color w:val="000000" w:themeColor="text1"/>
+                <w:sz w:val="28"/>
+                <w:szCs w:val="28"/>
               </w:rPr>
               <w:t>1</w:t>
             </w:r>
@@ -129,20 +730,24 @@
         </w:tc>
         <w:tc>
           <w:tcPr>
-            <w:tcW w:w="5523" w:type="dxa"/>
+            <w:tcW w:w="0" w:type="auto"/>
+            <w:vAlign w:val="center"/>
+            <w:hideMark/>
           </w:tcPr>
           <w:p>
             <w:pPr>
-              <w:cnfStyle w:val="000000100000" w:firstRow="0" w:lastRow="0" w:firstColumn="0" w:lastColumn="0" w:oddVBand="0" w:evenVBand="0" w:oddHBand="1" w:evenHBand="0" w:firstRowFirstColumn="0" w:firstRowLastColumn="0" w:lastRowFirstColumn="0" w:lastRowLastColumn="0"/>
-              <w:rPr>
-                <w:rFonts w:cs="Times New Roman"/>
-                <w:color w:val="000000" w:themeColor="text1"/>
+              <w:spacing w:after="160" w:line="278" w:lineRule="auto"/>
+              <w:rPr>
+                <w:rFonts w:cs="Times New Roman"/>
+                <w:sz w:val="28"/>
+                <w:szCs w:val="28"/>
               </w:rPr>
             </w:pPr>
             <w:r>
               <w:rPr>
                 <w:rFonts w:cs="Times New Roman"/>
-                <w:color w:val="000000" w:themeColor="text1"/>
+                <w:sz w:val="28"/>
+                <w:szCs w:val="28"/>
               </w:rPr>
               <w:t>Certificate</w:t>
             </w:r>
@@ -150,48 +755,57 @@
         </w:tc>
         <w:tc>
           <w:tcPr>
-            <w:tcW w:w="2642" w:type="dxa"/>
+            <w:tcW w:w="0" w:type="auto"/>
+            <w:vAlign w:val="center"/>
+            <w:hideMark/>
           </w:tcPr>
           <w:p>
             <w:pPr>
+              <w:spacing w:after="160" w:line="278" w:lineRule="auto"/>
               <w:jc w:val="center"/>
-              <w:cnfStyle w:val="000000100000" w:firstRow="0" w:lastRow="0" w:firstColumn="0" w:lastColumn="0" w:oddVBand="0" w:evenVBand="0" w:oddHBand="1" w:evenHBand="0" w:firstRowFirstColumn="0" w:firstRowLastColumn="0" w:lastRowFirstColumn="0" w:lastRowLastColumn="0"/>
-              <w:rPr>
-                <w:rFonts w:cs="Times New Roman"/>
-                <w:color w:val="000000" w:themeColor="text1"/>
+              <w:rPr>
+                <w:rFonts w:cs="Times New Roman"/>
+                <w:sz w:val="28"/>
+                <w:szCs w:val="28"/>
               </w:rPr>
             </w:pPr>
             <w:r>
               <w:rPr>
                 <w:rFonts w:cs="Times New Roman"/>
-                <w:color w:val="000000" w:themeColor="text1"/>
-              </w:rPr>
-              <w:t>2</w:t>
+                <w:sz w:val="28"/>
+                <w:szCs w:val="28"/>
+              </w:rPr>
+              <w:t>3</w:t>
             </w:r>
           </w:p>
         </w:tc>
       </w:tr>
       <w:tr>
         <w:trPr>
-          <w:trHeight w:val="500"/>
+          <w:trHeight w:val="515"/>
+          <w:jc w:val="center"/>
         </w:trPr>
         <w:tc>
           <w:tcPr>
-            <w:cnfStyle w:val="001000000000" w:firstRow="0" w:lastRow="0" w:firstColumn="1" w:lastColumn="0" w:oddVBand="0" w:evenVBand="0" w:oddHBand="0" w:evenHBand="0" w:firstRowFirstColumn="0" w:firstRowLastColumn="0" w:lastRowFirstColumn="0" w:lastRowLastColumn="0"/>
-            <w:tcW w:w="2598" w:type="dxa"/>
+            <w:tcW w:w="0" w:type="auto"/>
+            <w:vAlign w:val="center"/>
+            <w:hideMark/>
           </w:tcPr>
           <w:p>
             <w:pPr>
+              <w:spacing w:after="160" w:line="278" w:lineRule="auto"/>
               <w:jc w:val="center"/>
               <w:rPr>
                 <w:rFonts w:cs="Times New Roman"/>
-                <w:color w:val="000000" w:themeColor="text1"/>
+                <w:sz w:val="28"/>
+                <w:szCs w:val="28"/>
               </w:rPr>
             </w:pPr>
             <w:r>
               <w:rPr>
                 <w:rFonts w:cs="Times New Roman"/>
-                <w:color w:val="000000" w:themeColor="text1"/>
+                <w:sz w:val="28"/>
+                <w:szCs w:val="28"/>
               </w:rPr>
               <w:t>2</w:t>
             </w:r>
@@ -199,20 +813,24 @@
         </w:tc>
         <w:tc>
           <w:tcPr>
-            <w:tcW w:w="5523" w:type="dxa"/>
+            <w:tcW w:w="0" w:type="auto"/>
+            <w:vAlign w:val="center"/>
+            <w:hideMark/>
           </w:tcPr>
           <w:p>
             <w:pPr>
-              <w:cnfStyle w:val="000000000000" w:firstRow="0" w:lastRow="0" w:firstColumn="0" w:lastColumn="0" w:oddVBand="0" w:evenVBand="0" w:oddHBand="0" w:evenHBand="0" w:firstRowFirstColumn="0" w:firstRowLastColumn="0" w:lastRowFirstColumn="0" w:lastRowLastColumn="0"/>
-              <w:rPr>
-                <w:rFonts w:cs="Times New Roman"/>
-                <w:color w:val="000000" w:themeColor="text1"/>
+              <w:spacing w:after="160" w:line="278" w:lineRule="auto"/>
+              <w:rPr>
+                <w:rFonts w:cs="Times New Roman"/>
+                <w:sz w:val="28"/>
+                <w:szCs w:val="28"/>
               </w:rPr>
             </w:pPr>
             <w:r>
               <w:rPr>
                 <w:rFonts w:cs="Times New Roman"/>
-                <w:color w:val="000000" w:themeColor="text1"/>
+                <w:sz w:val="28"/>
+                <w:szCs w:val="28"/>
               </w:rPr>
               <w:t>Declaration</w:t>
             </w:r>
@@ -220,49 +838,57 @@
         </w:tc>
         <w:tc>
           <w:tcPr>
-            <w:tcW w:w="2642" w:type="dxa"/>
+            <w:tcW w:w="0" w:type="auto"/>
+            <w:vAlign w:val="center"/>
+            <w:hideMark/>
           </w:tcPr>
           <w:p>
             <w:pPr>
+              <w:spacing w:after="160" w:line="278" w:lineRule="auto"/>
               <w:jc w:val="center"/>
-              <w:cnfStyle w:val="000000000000" w:firstRow="0" w:lastRow="0" w:firstColumn="0" w:lastColumn="0" w:oddVBand="0" w:evenVBand="0" w:oddHBand="0" w:evenHBand="0" w:firstRowFirstColumn="0" w:firstRowLastColumn="0" w:lastRowFirstColumn="0" w:lastRowLastColumn="0"/>
-              <w:rPr>
-                <w:rFonts w:cs="Times New Roman"/>
-                <w:color w:val="000000" w:themeColor="text1"/>
+              <w:rPr>
+                <w:rFonts w:cs="Times New Roman"/>
+                <w:sz w:val="28"/>
+                <w:szCs w:val="28"/>
               </w:rPr>
             </w:pPr>
             <w:r>
               <w:rPr>
                 <w:rFonts w:cs="Times New Roman"/>
-                <w:color w:val="000000" w:themeColor="text1"/>
-              </w:rPr>
-              <w:t>2</w:t>
+                <w:sz w:val="28"/>
+                <w:szCs w:val="28"/>
+              </w:rPr>
+              <w:t>4</w:t>
             </w:r>
           </w:p>
         </w:tc>
       </w:tr>
       <w:tr>
         <w:trPr>
-          <w:cnfStyle w:val="000000100000" w:firstRow="0" w:lastRow="0" w:firstColumn="0" w:lastColumn="0" w:oddVBand="0" w:evenVBand="0" w:oddHBand="1" w:evenHBand="0" w:firstRowFirstColumn="0" w:firstRowLastColumn="0" w:lastRowFirstColumn="0" w:lastRowLastColumn="0"/>
-          <w:trHeight w:val="500"/>
+          <w:trHeight w:val="528"/>
+          <w:jc w:val="center"/>
         </w:trPr>
         <w:tc>
           <w:tcPr>
-            <w:cnfStyle w:val="001000000000" w:firstRow="0" w:lastRow="0" w:firstColumn="1" w:lastColumn="0" w:oddVBand="0" w:evenVBand="0" w:oddHBand="0" w:evenHBand="0" w:firstRowFirstColumn="0" w:firstRowLastColumn="0" w:lastRowFirstColumn="0" w:lastRowLastColumn="0"/>
-            <w:tcW w:w="2598" w:type="dxa"/>
+            <w:tcW w:w="0" w:type="auto"/>
+            <w:vAlign w:val="center"/>
+            <w:hideMark/>
           </w:tcPr>
           <w:p>
             <w:pPr>
+              <w:spacing w:after="160" w:line="278" w:lineRule="auto"/>
               <w:jc w:val="center"/>
               <w:rPr>
                 <w:rFonts w:cs="Times New Roman"/>
-                <w:color w:val="000000" w:themeColor="text1"/>
+                <w:sz w:val="28"/>
+                <w:szCs w:val="28"/>
               </w:rPr>
             </w:pPr>
             <w:r>
               <w:rPr>
                 <w:rFonts w:cs="Times New Roman"/>
-                <w:color w:val="000000" w:themeColor="text1"/>
+                <w:sz w:val="28"/>
+                <w:szCs w:val="28"/>
               </w:rPr>
               <w:t>3</w:t>
             </w:r>
@@ -270,20 +896,24 @@
         </w:tc>
         <w:tc>
           <w:tcPr>
-            <w:tcW w:w="5523" w:type="dxa"/>
+            <w:tcW w:w="0" w:type="auto"/>
+            <w:vAlign w:val="center"/>
+            <w:hideMark/>
           </w:tcPr>
           <w:p>
             <w:pPr>
-              <w:cnfStyle w:val="000000100000" w:firstRow="0" w:lastRow="0" w:firstColumn="0" w:lastColumn="0" w:oddVBand="0" w:evenVBand="0" w:oddHBand="1" w:evenHBand="0" w:firstRowFirstColumn="0" w:firstRowLastColumn="0" w:lastRowFirstColumn="0" w:lastRowLastColumn="0"/>
-              <w:rPr>
-                <w:rFonts w:cs="Times New Roman"/>
-                <w:color w:val="000000" w:themeColor="text1"/>
+              <w:spacing w:after="160" w:line="278" w:lineRule="auto"/>
+              <w:rPr>
+                <w:rFonts w:cs="Times New Roman"/>
+                <w:sz w:val="28"/>
+                <w:szCs w:val="28"/>
               </w:rPr>
             </w:pPr>
             <w:r>
               <w:rPr>
                 <w:rFonts w:cs="Times New Roman"/>
-                <w:color w:val="000000" w:themeColor="text1"/>
+                <w:sz w:val="28"/>
+                <w:szCs w:val="28"/>
               </w:rPr>
               <w:t>Acknowledgement</w:t>
             </w:r>
@@ -291,48 +921,57 @@
         </w:tc>
         <w:tc>
           <w:tcPr>
-            <w:tcW w:w="2642" w:type="dxa"/>
+            <w:tcW w:w="0" w:type="auto"/>
+            <w:vAlign w:val="center"/>
+            <w:hideMark/>
           </w:tcPr>
           <w:p>
             <w:pPr>
+              <w:spacing w:after="160" w:line="278" w:lineRule="auto"/>
               <w:jc w:val="center"/>
-              <w:cnfStyle w:val="000000100000" w:firstRow="0" w:lastRow="0" w:firstColumn="0" w:lastColumn="0" w:oddVBand="0" w:evenVBand="0" w:oddHBand="1" w:evenHBand="0" w:firstRowFirstColumn="0" w:firstRowLastColumn="0" w:lastRowFirstColumn="0" w:lastRowLastColumn="0"/>
-              <w:rPr>
-                <w:rFonts w:cs="Times New Roman"/>
-                <w:color w:val="000000" w:themeColor="text1"/>
+              <w:rPr>
+                <w:rFonts w:cs="Times New Roman"/>
+                <w:sz w:val="28"/>
+                <w:szCs w:val="28"/>
               </w:rPr>
             </w:pPr>
             <w:r>
               <w:rPr>
                 <w:rFonts w:cs="Times New Roman"/>
-                <w:color w:val="000000" w:themeColor="text1"/>
-              </w:rPr>
-              <w:t>3</w:t>
+                <w:sz w:val="28"/>
+                <w:szCs w:val="28"/>
+              </w:rPr>
+              <w:t>5</w:t>
             </w:r>
           </w:p>
         </w:tc>
       </w:tr>
       <w:tr>
         <w:trPr>
-          <w:trHeight w:val="500"/>
+          <w:trHeight w:val="515"/>
+          <w:jc w:val="center"/>
         </w:trPr>
         <w:tc>
           <w:tcPr>
-            <w:cnfStyle w:val="001000000000" w:firstRow="0" w:lastRow="0" w:firstColumn="1" w:lastColumn="0" w:oddVBand="0" w:evenVBand="0" w:oddHBand="0" w:evenHBand="0" w:firstRowFirstColumn="0" w:firstRowLastColumn="0" w:lastRowFirstColumn="0" w:lastRowLastColumn="0"/>
-            <w:tcW w:w="2598" w:type="dxa"/>
+            <w:tcW w:w="0" w:type="auto"/>
+            <w:vAlign w:val="center"/>
+            <w:hideMark/>
           </w:tcPr>
           <w:p>
             <w:pPr>
+              <w:spacing w:after="160" w:line="278" w:lineRule="auto"/>
               <w:jc w:val="center"/>
               <w:rPr>
                 <w:rFonts w:cs="Times New Roman"/>
-                <w:color w:val="000000" w:themeColor="text1"/>
+                <w:sz w:val="28"/>
+                <w:szCs w:val="28"/>
               </w:rPr>
             </w:pPr>
             <w:r>
               <w:rPr>
                 <w:rFonts w:cs="Times New Roman"/>
-                <w:color w:val="000000" w:themeColor="text1"/>
+                <w:sz w:val="28"/>
+                <w:szCs w:val="28"/>
               </w:rPr>
               <w:t>4</w:t>
             </w:r>
@@ -340,20 +979,24 @@
         </w:tc>
         <w:tc>
           <w:tcPr>
-            <w:tcW w:w="5523" w:type="dxa"/>
+            <w:tcW w:w="0" w:type="auto"/>
+            <w:vAlign w:val="center"/>
+            <w:hideMark/>
           </w:tcPr>
           <w:p>
             <w:pPr>
-              <w:cnfStyle w:val="000000000000" w:firstRow="0" w:lastRow="0" w:firstColumn="0" w:lastColumn="0" w:oddVBand="0" w:evenVBand="0" w:oddHBand="0" w:evenHBand="0" w:firstRowFirstColumn="0" w:firstRowLastColumn="0" w:lastRowFirstColumn="0" w:lastRowLastColumn="0"/>
-              <w:rPr>
-                <w:rFonts w:cs="Times New Roman"/>
-                <w:color w:val="000000" w:themeColor="text1"/>
+              <w:spacing w:after="160" w:line="278" w:lineRule="auto"/>
+              <w:rPr>
+                <w:rFonts w:cs="Times New Roman"/>
+                <w:sz w:val="28"/>
+                <w:szCs w:val="28"/>
               </w:rPr>
             </w:pPr>
             <w:r>
               <w:rPr>
                 <w:rFonts w:cs="Times New Roman"/>
-                <w:color w:val="000000" w:themeColor="text1"/>
+                <w:sz w:val="28"/>
+                <w:szCs w:val="28"/>
               </w:rPr>
               <w:t>Abstract</w:t>
             </w:r>
@@ -361,49 +1004,57 @@
         </w:tc>
         <w:tc>
           <w:tcPr>
-            <w:tcW w:w="2642" w:type="dxa"/>
+            <w:tcW w:w="0" w:type="auto"/>
+            <w:vAlign w:val="center"/>
+            <w:hideMark/>
           </w:tcPr>
           <w:p>
             <w:pPr>
+              <w:spacing w:after="160" w:line="278" w:lineRule="auto"/>
               <w:jc w:val="center"/>
-              <w:cnfStyle w:val="000000000000" w:firstRow="0" w:lastRow="0" w:firstColumn="0" w:lastColumn="0" w:oddVBand="0" w:evenVBand="0" w:oddHBand="0" w:evenHBand="0" w:firstRowFirstColumn="0" w:firstRowLastColumn="0" w:lastRowFirstColumn="0" w:lastRowLastColumn="0"/>
-              <w:rPr>
-                <w:rFonts w:cs="Times New Roman"/>
-                <w:color w:val="000000" w:themeColor="text1"/>
+              <w:rPr>
+                <w:rFonts w:cs="Times New Roman"/>
+                <w:sz w:val="28"/>
+                <w:szCs w:val="28"/>
               </w:rPr>
             </w:pPr>
             <w:r>
               <w:rPr>
                 <w:rFonts w:cs="Times New Roman"/>
-                <w:color w:val="000000" w:themeColor="text1"/>
-              </w:rPr>
-              <w:t>3</w:t>
+                <w:sz w:val="28"/>
+                <w:szCs w:val="28"/>
+              </w:rPr>
+              <w:t>6</w:t>
             </w:r>
           </w:p>
         </w:tc>
       </w:tr>
       <w:tr>
         <w:trPr>
-          <w:cnfStyle w:val="000000100000" w:firstRow="0" w:lastRow="0" w:firstColumn="0" w:lastColumn="0" w:oddVBand="0" w:evenVBand="0" w:oddHBand="1" w:evenHBand="0" w:firstRowFirstColumn="0" w:firstRowLastColumn="0" w:lastRowFirstColumn="0" w:lastRowLastColumn="0"/>
-          <w:trHeight w:val="500"/>
+          <w:trHeight w:val="528"/>
+          <w:jc w:val="center"/>
         </w:trPr>
         <w:tc>
           <w:tcPr>
-            <w:cnfStyle w:val="001000000000" w:firstRow="0" w:lastRow="0" w:firstColumn="1" w:lastColumn="0" w:oddVBand="0" w:evenVBand="0" w:oddHBand="0" w:evenHBand="0" w:firstRowFirstColumn="0" w:firstRowLastColumn="0" w:lastRowFirstColumn="0" w:lastRowLastColumn="0"/>
-            <w:tcW w:w="2598" w:type="dxa"/>
+            <w:tcW w:w="0" w:type="auto"/>
+            <w:vAlign w:val="center"/>
+            <w:hideMark/>
           </w:tcPr>
           <w:p>
             <w:pPr>
+              <w:spacing w:after="160" w:line="278" w:lineRule="auto"/>
               <w:jc w:val="center"/>
               <w:rPr>
                 <w:rFonts w:cs="Times New Roman"/>
-                <w:color w:val="000000" w:themeColor="text1"/>
+                <w:sz w:val="28"/>
+                <w:szCs w:val="28"/>
               </w:rPr>
             </w:pPr>
             <w:r>
               <w:rPr>
                 <w:rFonts w:cs="Times New Roman"/>
-                <w:color w:val="000000" w:themeColor="text1"/>
+                <w:sz w:val="28"/>
+                <w:szCs w:val="28"/>
               </w:rPr>
               <w:t>5</w:t>
             </w:r>
@@ -411,20 +1062,24 @@
         </w:tc>
         <w:tc>
           <w:tcPr>
-            <w:tcW w:w="5523" w:type="dxa"/>
+            <w:tcW w:w="0" w:type="auto"/>
+            <w:vAlign w:val="center"/>
+            <w:hideMark/>
           </w:tcPr>
           <w:p>
             <w:pPr>
-              <w:cnfStyle w:val="000000100000" w:firstRow="0" w:lastRow="0" w:firstColumn="0" w:lastColumn="0" w:oddVBand="0" w:evenVBand="0" w:oddHBand="1" w:evenHBand="0" w:firstRowFirstColumn="0" w:firstRowLastColumn="0" w:lastRowFirstColumn="0" w:lastRowLastColumn="0"/>
-              <w:rPr>
-                <w:rFonts w:cs="Times New Roman"/>
-                <w:color w:val="000000" w:themeColor="text1"/>
+              <w:spacing w:after="160" w:line="278" w:lineRule="auto"/>
+              <w:rPr>
+                <w:rFonts w:cs="Times New Roman"/>
+                <w:sz w:val="28"/>
+                <w:szCs w:val="28"/>
               </w:rPr>
             </w:pPr>
             <w:r>
               <w:rPr>
                 <w:rFonts w:cs="Times New Roman"/>
-                <w:color w:val="000000" w:themeColor="text1"/>
+                <w:sz w:val="28"/>
+                <w:szCs w:val="28"/>
               </w:rPr>
               <w:t>Introduction</w:t>
             </w:r>
@@ -432,48 +1087,57 @@
         </w:tc>
         <w:tc>
           <w:tcPr>
-            <w:tcW w:w="2642" w:type="dxa"/>
+            <w:tcW w:w="0" w:type="auto"/>
+            <w:vAlign w:val="center"/>
+            <w:hideMark/>
           </w:tcPr>
           <w:p>
             <w:pPr>
+              <w:spacing w:after="160" w:line="278" w:lineRule="auto"/>
               <w:jc w:val="center"/>
-              <w:cnfStyle w:val="000000100000" w:firstRow="0" w:lastRow="0" w:firstColumn="0" w:lastColumn="0" w:oddVBand="0" w:evenVBand="0" w:oddHBand="1" w:evenHBand="0" w:firstRowFirstColumn="0" w:firstRowLastColumn="0" w:lastRowFirstColumn="0" w:lastRowLastColumn="0"/>
-              <w:rPr>
-                <w:rFonts w:cs="Times New Roman"/>
-                <w:color w:val="000000" w:themeColor="text1"/>
+              <w:rPr>
+                <w:rFonts w:cs="Times New Roman"/>
+                <w:sz w:val="28"/>
+                <w:szCs w:val="28"/>
               </w:rPr>
             </w:pPr>
             <w:r>
               <w:rPr>
                 <w:rFonts w:cs="Times New Roman"/>
-                <w:color w:val="000000" w:themeColor="text1"/>
-              </w:rPr>
-              <w:t>4</w:t>
+                <w:sz w:val="28"/>
+                <w:szCs w:val="28"/>
+              </w:rPr>
+              <w:t>7</w:t>
             </w:r>
           </w:p>
         </w:tc>
       </w:tr>
       <w:tr>
         <w:trPr>
-          <w:trHeight w:val="500"/>
+          <w:trHeight w:val="515"/>
+          <w:jc w:val="center"/>
         </w:trPr>
         <w:tc>
           <w:tcPr>
-            <w:cnfStyle w:val="001000000000" w:firstRow="0" w:lastRow="0" w:firstColumn="1" w:lastColumn="0" w:oddVBand="0" w:evenVBand="0" w:oddHBand="0" w:evenHBand="0" w:firstRowFirstColumn="0" w:firstRowLastColumn="0" w:lastRowFirstColumn="0" w:lastRowLastColumn="0"/>
-            <w:tcW w:w="2598" w:type="dxa"/>
+            <w:tcW w:w="0" w:type="auto"/>
+            <w:vAlign w:val="center"/>
+            <w:hideMark/>
           </w:tcPr>
           <w:p>
             <w:pPr>
+              <w:spacing w:after="160" w:line="278" w:lineRule="auto"/>
               <w:jc w:val="center"/>
               <w:rPr>
                 <w:rFonts w:cs="Times New Roman"/>
-                <w:color w:val="000000" w:themeColor="text1"/>
+                <w:sz w:val="28"/>
+                <w:szCs w:val="28"/>
               </w:rPr>
             </w:pPr>
             <w:r>
               <w:rPr>
                 <w:rFonts w:cs="Times New Roman"/>
-                <w:color w:val="000000" w:themeColor="text1"/>
+                <w:sz w:val="28"/>
+                <w:szCs w:val="28"/>
               </w:rPr>
               <w:t>6</w:t>
             </w:r>
@@ -481,20 +1145,24 @@
         </w:tc>
         <w:tc>
           <w:tcPr>
-            <w:tcW w:w="5523" w:type="dxa"/>
+            <w:tcW w:w="0" w:type="auto"/>
+            <w:vAlign w:val="center"/>
+            <w:hideMark/>
           </w:tcPr>
           <w:p>
             <w:pPr>
-              <w:cnfStyle w:val="000000000000" w:firstRow="0" w:lastRow="0" w:firstColumn="0" w:lastColumn="0" w:oddVBand="0" w:evenVBand="0" w:oddHBand="0" w:evenHBand="0" w:firstRowFirstColumn="0" w:firstRowLastColumn="0" w:lastRowFirstColumn="0" w:lastRowLastColumn="0"/>
-              <w:rPr>
-                <w:rFonts w:cs="Times New Roman"/>
-                <w:color w:val="000000" w:themeColor="text1"/>
+              <w:spacing w:after="160" w:line="278" w:lineRule="auto"/>
+              <w:rPr>
+                <w:rFonts w:cs="Times New Roman"/>
+                <w:sz w:val="28"/>
+                <w:szCs w:val="28"/>
               </w:rPr>
             </w:pPr>
             <w:r>
               <w:rPr>
                 <w:rFonts w:cs="Times New Roman"/>
-                <w:color w:val="000000" w:themeColor="text1"/>
+                <w:sz w:val="28"/>
+                <w:szCs w:val="28"/>
               </w:rPr>
               <w:t>Problem Statement</w:t>
             </w:r>
@@ -502,49 +1170,57 @@
         </w:tc>
         <w:tc>
           <w:tcPr>
-            <w:tcW w:w="2642" w:type="dxa"/>
+            <w:tcW w:w="0" w:type="auto"/>
+            <w:vAlign w:val="center"/>
+            <w:hideMark/>
           </w:tcPr>
           <w:p>
             <w:pPr>
+              <w:spacing w:after="160" w:line="278" w:lineRule="auto"/>
               <w:jc w:val="center"/>
-              <w:cnfStyle w:val="000000000000" w:firstRow="0" w:lastRow="0" w:firstColumn="0" w:lastColumn="0" w:oddVBand="0" w:evenVBand="0" w:oddHBand="0" w:evenHBand="0" w:firstRowFirstColumn="0" w:firstRowLastColumn="0" w:lastRowFirstColumn="0" w:lastRowLastColumn="0"/>
-              <w:rPr>
-                <w:rFonts w:cs="Times New Roman"/>
-                <w:color w:val="000000" w:themeColor="text1"/>
+              <w:rPr>
+                <w:rFonts w:cs="Times New Roman"/>
+                <w:sz w:val="28"/>
+                <w:szCs w:val="28"/>
               </w:rPr>
             </w:pPr>
             <w:r>
               <w:rPr>
                 <w:rFonts w:cs="Times New Roman"/>
-                <w:color w:val="000000" w:themeColor="text1"/>
-              </w:rPr>
-              <w:t>4</w:t>
+                <w:sz w:val="28"/>
+                <w:szCs w:val="28"/>
+              </w:rPr>
+              <w:t>7</w:t>
             </w:r>
           </w:p>
         </w:tc>
       </w:tr>
       <w:tr>
         <w:trPr>
-          <w:cnfStyle w:val="000000100000" w:firstRow="0" w:lastRow="0" w:firstColumn="0" w:lastColumn="0" w:oddVBand="0" w:evenVBand="0" w:oddHBand="1" w:evenHBand="0" w:firstRowFirstColumn="0" w:firstRowLastColumn="0" w:lastRowFirstColumn="0" w:lastRowLastColumn="0"/>
-          <w:trHeight w:val="500"/>
+          <w:trHeight w:val="528"/>
+          <w:jc w:val="center"/>
         </w:trPr>
         <w:tc>
           <w:tcPr>
-            <w:cnfStyle w:val="001000000000" w:firstRow="0" w:lastRow="0" w:firstColumn="1" w:lastColumn="0" w:oddVBand="0" w:evenVBand="0" w:oddHBand="0" w:evenHBand="0" w:firstRowFirstColumn="0" w:firstRowLastColumn="0" w:lastRowFirstColumn="0" w:lastRowLastColumn="0"/>
-            <w:tcW w:w="2598" w:type="dxa"/>
+            <w:tcW w:w="0" w:type="auto"/>
+            <w:vAlign w:val="center"/>
+            <w:hideMark/>
           </w:tcPr>
           <w:p>
             <w:pPr>
+              <w:spacing w:after="160" w:line="278" w:lineRule="auto"/>
               <w:jc w:val="center"/>
               <w:rPr>
                 <w:rFonts w:cs="Times New Roman"/>
-                <w:color w:val="000000" w:themeColor="text1"/>
+                <w:sz w:val="28"/>
+                <w:szCs w:val="28"/>
               </w:rPr>
             </w:pPr>
             <w:r>
               <w:rPr>
                 <w:rFonts w:cs="Times New Roman"/>
-                <w:color w:val="000000" w:themeColor="text1"/>
+                <w:sz w:val="28"/>
+                <w:szCs w:val="28"/>
               </w:rPr>
               <w:t>7</w:t>
             </w:r>
@@ -552,20 +1228,24 @@
         </w:tc>
         <w:tc>
           <w:tcPr>
-            <w:tcW w:w="5523" w:type="dxa"/>
+            <w:tcW w:w="0" w:type="auto"/>
+            <w:vAlign w:val="center"/>
+            <w:hideMark/>
           </w:tcPr>
           <w:p>
             <w:pPr>
-              <w:cnfStyle w:val="000000100000" w:firstRow="0" w:lastRow="0" w:firstColumn="0" w:lastColumn="0" w:oddVBand="0" w:evenVBand="0" w:oddHBand="1" w:evenHBand="0" w:firstRowFirstColumn="0" w:firstRowLastColumn="0" w:lastRowFirstColumn="0" w:lastRowLastColumn="0"/>
-              <w:rPr>
-                <w:rFonts w:cs="Times New Roman"/>
-                <w:color w:val="000000" w:themeColor="text1"/>
+              <w:spacing w:after="160" w:line="278" w:lineRule="auto"/>
+              <w:rPr>
+                <w:rFonts w:cs="Times New Roman"/>
+                <w:sz w:val="28"/>
+                <w:szCs w:val="28"/>
               </w:rPr>
             </w:pPr>
             <w:r>
               <w:rPr>
                 <w:rFonts w:cs="Times New Roman"/>
-                <w:color w:val="000000" w:themeColor="text1"/>
+                <w:sz w:val="28"/>
+                <w:szCs w:val="28"/>
               </w:rPr>
               <w:t>Objectives</w:t>
             </w:r>
@@ -573,48 +1253,57 @@
         </w:tc>
         <w:tc>
           <w:tcPr>
-            <w:tcW w:w="2642" w:type="dxa"/>
+            <w:tcW w:w="0" w:type="auto"/>
+            <w:vAlign w:val="center"/>
+            <w:hideMark/>
           </w:tcPr>
           <w:p>
             <w:pPr>
+              <w:spacing w:after="160" w:line="278" w:lineRule="auto"/>
               <w:jc w:val="center"/>
-              <w:cnfStyle w:val="000000100000" w:firstRow="0" w:lastRow="0" w:firstColumn="0" w:lastColumn="0" w:oddVBand="0" w:evenVBand="0" w:oddHBand="1" w:evenHBand="0" w:firstRowFirstColumn="0" w:firstRowLastColumn="0" w:lastRowFirstColumn="0" w:lastRowLastColumn="0"/>
-              <w:rPr>
-                <w:rFonts w:cs="Times New Roman"/>
-                <w:color w:val="000000" w:themeColor="text1"/>
+              <w:rPr>
+                <w:rFonts w:cs="Times New Roman"/>
+                <w:sz w:val="28"/>
+                <w:szCs w:val="28"/>
               </w:rPr>
             </w:pPr>
             <w:r>
               <w:rPr>
                 <w:rFonts w:cs="Times New Roman"/>
-                <w:color w:val="000000" w:themeColor="text1"/>
-              </w:rPr>
-              <w:t>4</w:t>
+                <w:sz w:val="28"/>
+                <w:szCs w:val="28"/>
+              </w:rPr>
+              <w:t>8</w:t>
             </w:r>
           </w:p>
         </w:tc>
       </w:tr>
       <w:tr>
         <w:trPr>
-          <w:trHeight w:val="500"/>
+          <w:trHeight w:val="515"/>
+          <w:jc w:val="center"/>
         </w:trPr>
         <w:tc>
           <w:tcPr>
-            <w:cnfStyle w:val="001000000000" w:firstRow="0" w:lastRow="0" w:firstColumn="1" w:lastColumn="0" w:oddVBand="0" w:evenVBand="0" w:oddHBand="0" w:evenHBand="0" w:firstRowFirstColumn="0" w:firstRowLastColumn="0" w:lastRowFirstColumn="0" w:lastRowLastColumn="0"/>
-            <w:tcW w:w="2598" w:type="dxa"/>
+            <w:tcW w:w="0" w:type="auto"/>
+            <w:vAlign w:val="center"/>
+            <w:hideMark/>
           </w:tcPr>
           <w:p>
             <w:pPr>
+              <w:spacing w:after="160" w:line="278" w:lineRule="auto"/>
               <w:jc w:val="center"/>
               <w:rPr>
                 <w:rFonts w:cs="Times New Roman"/>
-                <w:color w:val="000000" w:themeColor="text1"/>
+                <w:sz w:val="28"/>
+                <w:szCs w:val="28"/>
               </w:rPr>
             </w:pPr>
             <w:r>
               <w:rPr>
                 <w:rFonts w:cs="Times New Roman"/>
-                <w:color w:val="000000" w:themeColor="text1"/>
+                <w:sz w:val="28"/>
+                <w:szCs w:val="28"/>
               </w:rPr>
               <w:t>8</w:t>
             </w:r>
@@ -622,20 +1311,24 @@
         </w:tc>
         <w:tc>
           <w:tcPr>
-            <w:tcW w:w="5523" w:type="dxa"/>
+            <w:tcW w:w="0" w:type="auto"/>
+            <w:vAlign w:val="center"/>
+            <w:hideMark/>
           </w:tcPr>
           <w:p>
             <w:pPr>
-              <w:cnfStyle w:val="000000000000" w:firstRow="0" w:lastRow="0" w:firstColumn="0" w:lastColumn="0" w:oddVBand="0" w:evenVBand="0" w:oddHBand="0" w:evenHBand="0" w:firstRowFirstColumn="0" w:firstRowLastColumn="0" w:lastRowFirstColumn="0" w:lastRowLastColumn="0"/>
-              <w:rPr>
-                <w:rFonts w:cs="Times New Roman"/>
-                <w:color w:val="000000" w:themeColor="text1"/>
+              <w:spacing w:after="160" w:line="278" w:lineRule="auto"/>
+              <w:rPr>
+                <w:rFonts w:cs="Times New Roman"/>
+                <w:sz w:val="28"/>
+                <w:szCs w:val="28"/>
               </w:rPr>
             </w:pPr>
             <w:r>
               <w:rPr>
                 <w:rFonts w:cs="Times New Roman"/>
-                <w:color w:val="000000" w:themeColor="text1"/>
+                <w:sz w:val="28"/>
+                <w:szCs w:val="28"/>
               </w:rPr>
               <w:t>Scope of the Project</w:t>
             </w:r>
@@ -643,49 +1336,57 @@
         </w:tc>
         <w:tc>
           <w:tcPr>
-            <w:tcW w:w="2642" w:type="dxa"/>
+            <w:tcW w:w="0" w:type="auto"/>
+            <w:vAlign w:val="center"/>
+            <w:hideMark/>
           </w:tcPr>
           <w:p>
             <w:pPr>
+              <w:spacing w:after="160" w:line="278" w:lineRule="auto"/>
               <w:jc w:val="center"/>
-              <w:cnfStyle w:val="000000000000" w:firstRow="0" w:lastRow="0" w:firstColumn="0" w:lastColumn="0" w:oddVBand="0" w:evenVBand="0" w:oddHBand="0" w:evenHBand="0" w:firstRowFirstColumn="0" w:firstRowLastColumn="0" w:lastRowFirstColumn="0" w:lastRowLastColumn="0"/>
-              <w:rPr>
-                <w:rFonts w:cs="Times New Roman"/>
-                <w:color w:val="000000" w:themeColor="text1"/>
+              <w:rPr>
+                <w:rFonts w:cs="Times New Roman"/>
+                <w:sz w:val="28"/>
+                <w:szCs w:val="28"/>
               </w:rPr>
             </w:pPr>
             <w:r>
               <w:rPr>
                 <w:rFonts w:cs="Times New Roman"/>
-                <w:color w:val="000000" w:themeColor="text1"/>
-              </w:rPr>
-              <w:t>5</w:t>
+                <w:sz w:val="28"/>
+                <w:szCs w:val="28"/>
+              </w:rPr>
+              <w:t>8</w:t>
             </w:r>
           </w:p>
         </w:tc>
       </w:tr>
       <w:tr>
         <w:trPr>
-          <w:cnfStyle w:val="000000100000" w:firstRow="0" w:lastRow="0" w:firstColumn="0" w:lastColumn="0" w:oddVBand="0" w:evenVBand="0" w:oddHBand="1" w:evenHBand="0" w:firstRowFirstColumn="0" w:firstRowLastColumn="0" w:lastRowFirstColumn="0" w:lastRowLastColumn="0"/>
-          <w:trHeight w:val="500"/>
+          <w:trHeight w:val="515"/>
+          <w:jc w:val="center"/>
         </w:trPr>
         <w:tc>
           <w:tcPr>
-            <w:cnfStyle w:val="001000000000" w:firstRow="0" w:lastRow="0" w:firstColumn="1" w:lastColumn="0" w:oddVBand="0" w:evenVBand="0" w:oddHBand="0" w:evenHBand="0" w:firstRowFirstColumn="0" w:firstRowLastColumn="0" w:lastRowFirstColumn="0" w:lastRowLastColumn="0"/>
-            <w:tcW w:w="2598" w:type="dxa"/>
+            <w:tcW w:w="0" w:type="auto"/>
+            <w:vAlign w:val="center"/>
+            <w:hideMark/>
           </w:tcPr>
           <w:p>
             <w:pPr>
+              <w:spacing w:after="160" w:line="278" w:lineRule="auto"/>
               <w:jc w:val="center"/>
               <w:rPr>
                 <w:rFonts w:cs="Times New Roman"/>
-                <w:color w:val="000000" w:themeColor="text1"/>
+                <w:sz w:val="28"/>
+                <w:szCs w:val="28"/>
               </w:rPr>
             </w:pPr>
             <w:r>
               <w:rPr>
                 <w:rFonts w:cs="Times New Roman"/>
-                <w:color w:val="000000" w:themeColor="text1"/>
+                <w:sz w:val="28"/>
+                <w:szCs w:val="28"/>
               </w:rPr>
               <w:t>9</w:t>
             </w:r>
@@ -693,20 +1394,24 @@
         </w:tc>
         <w:tc>
           <w:tcPr>
-            <w:tcW w:w="5523" w:type="dxa"/>
+            <w:tcW w:w="0" w:type="auto"/>
+            <w:vAlign w:val="center"/>
+            <w:hideMark/>
           </w:tcPr>
           <w:p>
             <w:pPr>
-              <w:cnfStyle w:val="000000100000" w:firstRow="0" w:lastRow="0" w:firstColumn="0" w:lastColumn="0" w:oddVBand="0" w:evenVBand="0" w:oddHBand="1" w:evenHBand="0" w:firstRowFirstColumn="0" w:firstRowLastColumn="0" w:lastRowFirstColumn="0" w:lastRowLastColumn="0"/>
-              <w:rPr>
-                <w:rFonts w:cs="Times New Roman"/>
-                <w:color w:val="000000" w:themeColor="text1"/>
+              <w:spacing w:after="160" w:line="278" w:lineRule="auto"/>
+              <w:rPr>
+                <w:rFonts w:cs="Times New Roman"/>
+                <w:sz w:val="28"/>
+                <w:szCs w:val="28"/>
               </w:rPr>
             </w:pPr>
             <w:r>
               <w:rPr>
                 <w:rFonts w:cs="Times New Roman"/>
-                <w:color w:val="000000" w:themeColor="text1"/>
+                <w:sz w:val="28"/>
+                <w:szCs w:val="28"/>
               </w:rPr>
               <w:t>Existing and Proposed Approach</w:t>
             </w:r>
@@ -714,48 +1419,57 @@
         </w:tc>
         <w:tc>
           <w:tcPr>
-            <w:tcW w:w="2642" w:type="dxa"/>
+            <w:tcW w:w="0" w:type="auto"/>
+            <w:vAlign w:val="center"/>
+            <w:hideMark/>
           </w:tcPr>
           <w:p>
             <w:pPr>
+              <w:spacing w:after="160" w:line="278" w:lineRule="auto"/>
               <w:jc w:val="center"/>
-              <w:cnfStyle w:val="000000100000" w:firstRow="0" w:lastRow="0" w:firstColumn="0" w:lastColumn="0" w:oddVBand="0" w:evenVBand="0" w:oddHBand="1" w:evenHBand="0" w:firstRowFirstColumn="0" w:firstRowLastColumn="0" w:lastRowFirstColumn="0" w:lastRowLastColumn="0"/>
-              <w:rPr>
-                <w:rFonts w:cs="Times New Roman"/>
-                <w:color w:val="000000" w:themeColor="text1"/>
+              <w:rPr>
+                <w:rFonts w:cs="Times New Roman"/>
+                <w:sz w:val="28"/>
+                <w:szCs w:val="28"/>
               </w:rPr>
             </w:pPr>
             <w:r>
               <w:rPr>
                 <w:rFonts w:cs="Times New Roman"/>
-                <w:color w:val="000000" w:themeColor="text1"/>
-              </w:rPr>
-              <w:t>5</w:t>
+                <w:sz w:val="28"/>
+                <w:szCs w:val="28"/>
+              </w:rPr>
+              <w:t>8</w:t>
             </w:r>
           </w:p>
         </w:tc>
       </w:tr>
       <w:tr>
         <w:trPr>
-          <w:trHeight w:val="500"/>
+          <w:trHeight w:val="528"/>
+          <w:jc w:val="center"/>
         </w:trPr>
         <w:tc>
           <w:tcPr>
-            <w:cnfStyle w:val="001000000000" w:firstRow="0" w:lastRow="0" w:firstColumn="1" w:lastColumn="0" w:oddVBand="0" w:evenVBand="0" w:oddHBand="0" w:evenHBand="0" w:firstRowFirstColumn="0" w:firstRowLastColumn="0" w:lastRowFirstColumn="0" w:lastRowLastColumn="0"/>
-            <w:tcW w:w="2598" w:type="dxa"/>
+            <w:tcW w:w="0" w:type="auto"/>
+            <w:vAlign w:val="center"/>
+            <w:hideMark/>
           </w:tcPr>
           <w:p>
             <w:pPr>
+              <w:spacing w:after="160" w:line="278" w:lineRule="auto"/>
               <w:jc w:val="center"/>
               <w:rPr>
                 <w:rFonts w:cs="Times New Roman"/>
-                <w:color w:val="000000" w:themeColor="text1"/>
+                <w:sz w:val="28"/>
+                <w:szCs w:val="28"/>
               </w:rPr>
             </w:pPr>
             <w:r>
               <w:rPr>
                 <w:rFonts w:cs="Times New Roman"/>
-                <w:color w:val="000000" w:themeColor="text1"/>
+                <w:sz w:val="28"/>
+                <w:szCs w:val="28"/>
               </w:rPr>
               <w:t>10</w:t>
             </w:r>
@@ -763,20 +1477,24 @@
         </w:tc>
         <w:tc>
           <w:tcPr>
-            <w:tcW w:w="5523" w:type="dxa"/>
+            <w:tcW w:w="0" w:type="auto"/>
+            <w:vAlign w:val="center"/>
+            <w:hideMark/>
           </w:tcPr>
           <w:p>
             <w:pPr>
-              <w:cnfStyle w:val="000000000000" w:firstRow="0" w:lastRow="0" w:firstColumn="0" w:lastColumn="0" w:oddVBand="0" w:evenVBand="0" w:oddHBand="0" w:evenHBand="0" w:firstRowFirstColumn="0" w:firstRowLastColumn="0" w:lastRowFirstColumn="0" w:lastRowLastColumn="0"/>
-              <w:rPr>
-                <w:rFonts w:cs="Times New Roman"/>
-                <w:color w:val="000000" w:themeColor="text1"/>
+              <w:spacing w:after="160" w:line="278" w:lineRule="auto"/>
+              <w:rPr>
+                <w:rFonts w:cs="Times New Roman"/>
+                <w:sz w:val="28"/>
+                <w:szCs w:val="28"/>
               </w:rPr>
             </w:pPr>
             <w:r>
               <w:rPr>
                 <w:rFonts w:cs="Times New Roman"/>
-                <w:color w:val="000000" w:themeColor="text1"/>
+                <w:sz w:val="28"/>
+                <w:szCs w:val="28"/>
               </w:rPr>
               <w:t>Technologies Used</w:t>
             </w:r>
@@ -784,49 +1502,57 @@
         </w:tc>
         <w:tc>
           <w:tcPr>
-            <w:tcW w:w="2642" w:type="dxa"/>
+            <w:tcW w:w="0" w:type="auto"/>
+            <w:vAlign w:val="center"/>
+            <w:hideMark/>
           </w:tcPr>
           <w:p>
             <w:pPr>
+              <w:spacing w:after="160" w:line="278" w:lineRule="auto"/>
               <w:jc w:val="center"/>
-              <w:cnfStyle w:val="000000000000" w:firstRow="0" w:lastRow="0" w:firstColumn="0" w:lastColumn="0" w:oddVBand="0" w:evenVBand="0" w:oddHBand="0" w:evenHBand="0" w:firstRowFirstColumn="0" w:firstRowLastColumn="0" w:lastRowFirstColumn="0" w:lastRowLastColumn="0"/>
-              <w:rPr>
-                <w:rFonts w:cs="Times New Roman"/>
-                <w:color w:val="000000" w:themeColor="text1"/>
+              <w:rPr>
+                <w:rFonts w:cs="Times New Roman"/>
+                <w:sz w:val="28"/>
+                <w:szCs w:val="28"/>
               </w:rPr>
             </w:pPr>
             <w:r>
               <w:rPr>
                 <w:rFonts w:cs="Times New Roman"/>
-                <w:color w:val="000000" w:themeColor="text1"/>
-              </w:rPr>
-              <w:t>5</w:t>
+                <w:sz w:val="28"/>
+                <w:szCs w:val="28"/>
+              </w:rPr>
+              <w:t>9</w:t>
             </w:r>
           </w:p>
         </w:tc>
       </w:tr>
       <w:tr>
         <w:trPr>
-          <w:cnfStyle w:val="000000100000" w:firstRow="0" w:lastRow="0" w:firstColumn="0" w:lastColumn="0" w:oddVBand="0" w:evenVBand="0" w:oddHBand="1" w:evenHBand="0" w:firstRowFirstColumn="0" w:firstRowLastColumn="0" w:lastRowFirstColumn="0" w:lastRowLastColumn="0"/>
-          <w:trHeight w:val="500"/>
+          <w:trHeight w:val="515"/>
+          <w:jc w:val="center"/>
         </w:trPr>
         <w:tc>
           <w:tcPr>
-            <w:cnfStyle w:val="001000000000" w:firstRow="0" w:lastRow="0" w:firstColumn="1" w:lastColumn="0" w:oddVBand="0" w:evenVBand="0" w:oddHBand="0" w:evenHBand="0" w:firstRowFirstColumn="0" w:firstRowLastColumn="0" w:lastRowFirstColumn="0" w:lastRowLastColumn="0"/>
-            <w:tcW w:w="2598" w:type="dxa"/>
+            <w:tcW w:w="0" w:type="auto"/>
+            <w:vAlign w:val="center"/>
+            <w:hideMark/>
           </w:tcPr>
           <w:p>
             <w:pPr>
+              <w:spacing w:after="160" w:line="278" w:lineRule="auto"/>
               <w:jc w:val="center"/>
               <w:rPr>
                 <w:rFonts w:cs="Times New Roman"/>
-                <w:color w:val="000000" w:themeColor="text1"/>
+                <w:sz w:val="28"/>
+                <w:szCs w:val="28"/>
               </w:rPr>
             </w:pPr>
             <w:r>
               <w:rPr>
                 <w:rFonts w:cs="Times New Roman"/>
-                <w:color w:val="000000" w:themeColor="text1"/>
+                <w:sz w:val="28"/>
+                <w:szCs w:val="28"/>
               </w:rPr>
               <w:t>11</w:t>
             </w:r>
@@ -834,20 +1560,24 @@
         </w:tc>
         <w:tc>
           <w:tcPr>
-            <w:tcW w:w="5523" w:type="dxa"/>
+            <w:tcW w:w="0" w:type="auto"/>
+            <w:vAlign w:val="center"/>
+            <w:hideMark/>
           </w:tcPr>
           <w:p>
             <w:pPr>
-              <w:cnfStyle w:val="000000100000" w:firstRow="0" w:lastRow="0" w:firstColumn="0" w:lastColumn="0" w:oddVBand="0" w:evenVBand="0" w:oddHBand="1" w:evenHBand="0" w:firstRowFirstColumn="0" w:firstRowLastColumn="0" w:lastRowFirstColumn="0" w:lastRowLastColumn="0"/>
-              <w:rPr>
-                <w:rFonts w:cs="Times New Roman"/>
-                <w:color w:val="000000" w:themeColor="text1"/>
+              <w:spacing w:after="160" w:line="278" w:lineRule="auto"/>
+              <w:rPr>
+                <w:rFonts w:cs="Times New Roman"/>
+                <w:sz w:val="28"/>
+                <w:szCs w:val="28"/>
               </w:rPr>
             </w:pPr>
             <w:r>
               <w:rPr>
                 <w:rFonts w:cs="Times New Roman"/>
-                <w:color w:val="000000" w:themeColor="text1"/>
+                <w:sz w:val="28"/>
+                <w:szCs w:val="28"/>
               </w:rPr>
               <w:t>System Requirements</w:t>
             </w:r>
@@ -855,48 +1585,57 @@
         </w:tc>
         <w:tc>
           <w:tcPr>
-            <w:tcW w:w="2642" w:type="dxa"/>
+            <w:tcW w:w="0" w:type="auto"/>
+            <w:vAlign w:val="center"/>
+            <w:hideMark/>
           </w:tcPr>
           <w:p>
             <w:pPr>
+              <w:spacing w:after="160" w:line="278" w:lineRule="auto"/>
               <w:jc w:val="center"/>
-              <w:cnfStyle w:val="000000100000" w:firstRow="0" w:lastRow="0" w:firstColumn="0" w:lastColumn="0" w:oddVBand="0" w:evenVBand="0" w:oddHBand="1" w:evenHBand="0" w:firstRowFirstColumn="0" w:firstRowLastColumn="0" w:lastRowFirstColumn="0" w:lastRowLastColumn="0"/>
-              <w:rPr>
-                <w:rFonts w:cs="Times New Roman"/>
-                <w:color w:val="000000" w:themeColor="text1"/>
+              <w:rPr>
+                <w:rFonts w:cs="Times New Roman"/>
+                <w:sz w:val="28"/>
+                <w:szCs w:val="28"/>
               </w:rPr>
             </w:pPr>
             <w:r>
               <w:rPr>
                 <w:rFonts w:cs="Times New Roman"/>
-                <w:color w:val="000000" w:themeColor="text1"/>
-              </w:rPr>
-              <w:t>6</w:t>
+                <w:sz w:val="28"/>
+                <w:szCs w:val="28"/>
+              </w:rPr>
+              <w:t>9</w:t>
             </w:r>
           </w:p>
         </w:tc>
       </w:tr>
       <w:tr>
         <w:trPr>
-          <w:trHeight w:val="500"/>
+          <w:trHeight w:val="528"/>
+          <w:jc w:val="center"/>
         </w:trPr>
         <w:tc>
           <w:tcPr>
-            <w:cnfStyle w:val="001000000000" w:firstRow="0" w:lastRow="0" w:firstColumn="1" w:lastColumn="0" w:oddVBand="0" w:evenVBand="0" w:oddHBand="0" w:evenHBand="0" w:firstRowFirstColumn="0" w:firstRowLastColumn="0" w:lastRowFirstColumn="0" w:lastRowLastColumn="0"/>
-            <w:tcW w:w="2598" w:type="dxa"/>
+            <w:tcW w:w="0" w:type="auto"/>
+            <w:vAlign w:val="center"/>
+            <w:hideMark/>
           </w:tcPr>
           <w:p>
             <w:pPr>
+              <w:spacing w:after="160" w:line="278" w:lineRule="auto"/>
               <w:jc w:val="center"/>
               <w:rPr>
                 <w:rFonts w:cs="Times New Roman"/>
-                <w:color w:val="000000" w:themeColor="text1"/>
+                <w:sz w:val="28"/>
+                <w:szCs w:val="28"/>
               </w:rPr>
             </w:pPr>
             <w:r>
               <w:rPr>
                 <w:rFonts w:cs="Times New Roman"/>
-                <w:color w:val="000000" w:themeColor="text1"/>
+                <w:sz w:val="28"/>
+                <w:szCs w:val="28"/>
               </w:rPr>
               <w:t>12</w:t>
             </w:r>
@@ -904,20 +1643,24 @@
         </w:tc>
         <w:tc>
           <w:tcPr>
-            <w:tcW w:w="5523" w:type="dxa"/>
+            <w:tcW w:w="0" w:type="auto"/>
+            <w:vAlign w:val="center"/>
+            <w:hideMark/>
           </w:tcPr>
           <w:p>
             <w:pPr>
-              <w:cnfStyle w:val="000000000000" w:firstRow="0" w:lastRow="0" w:firstColumn="0" w:lastColumn="0" w:oddVBand="0" w:evenVBand="0" w:oddHBand="0" w:evenHBand="0" w:firstRowFirstColumn="0" w:firstRowLastColumn="0" w:lastRowFirstColumn="0" w:lastRowLastColumn="0"/>
-              <w:rPr>
-                <w:rFonts w:cs="Times New Roman"/>
-                <w:color w:val="000000" w:themeColor="text1"/>
+              <w:spacing w:after="160" w:line="278" w:lineRule="auto"/>
+              <w:rPr>
+                <w:rFonts w:cs="Times New Roman"/>
+                <w:sz w:val="28"/>
+                <w:szCs w:val="28"/>
               </w:rPr>
             </w:pPr>
             <w:r>
               <w:rPr>
                 <w:rFonts w:cs="Times New Roman"/>
-                <w:color w:val="000000" w:themeColor="text1"/>
+                <w:sz w:val="28"/>
+                <w:szCs w:val="28"/>
               </w:rPr>
               <w:t>System Architecture &amp; Statistical Pipeline</w:t>
             </w:r>
@@ -925,49 +1668,57 @@
         </w:tc>
         <w:tc>
           <w:tcPr>
-            <w:tcW w:w="2642" w:type="dxa"/>
+            <w:tcW w:w="0" w:type="auto"/>
+            <w:vAlign w:val="center"/>
+            <w:hideMark/>
           </w:tcPr>
           <w:p>
             <w:pPr>
+              <w:spacing w:after="160" w:line="278" w:lineRule="auto"/>
               <w:jc w:val="center"/>
-              <w:cnfStyle w:val="000000000000" w:firstRow="0" w:lastRow="0" w:firstColumn="0" w:lastColumn="0" w:oddVBand="0" w:evenVBand="0" w:oddHBand="0" w:evenHBand="0" w:firstRowFirstColumn="0" w:firstRowLastColumn="0" w:lastRowFirstColumn="0" w:lastRowLastColumn="0"/>
-              <w:rPr>
-                <w:rFonts w:cs="Times New Roman"/>
-                <w:color w:val="000000" w:themeColor="text1"/>
+              <w:rPr>
+                <w:rFonts w:cs="Times New Roman"/>
+                <w:sz w:val="28"/>
+                <w:szCs w:val="28"/>
               </w:rPr>
             </w:pPr>
             <w:r>
               <w:rPr>
                 <w:rFonts w:cs="Times New Roman"/>
-                <w:color w:val="000000" w:themeColor="text1"/>
-              </w:rPr>
-              <w:t>6</w:t>
+                <w:sz w:val="28"/>
+                <w:szCs w:val="28"/>
+              </w:rPr>
+              <w:t>9–10</w:t>
             </w:r>
           </w:p>
         </w:tc>
       </w:tr>
       <w:tr>
         <w:trPr>
-          <w:cnfStyle w:val="000000100000" w:firstRow="0" w:lastRow="0" w:firstColumn="0" w:lastColumn="0" w:oddVBand="0" w:evenVBand="0" w:oddHBand="1" w:evenHBand="0" w:firstRowFirstColumn="0" w:firstRowLastColumn="0" w:lastRowFirstColumn="0" w:lastRowLastColumn="0"/>
-          <w:trHeight w:val="500"/>
+          <w:trHeight w:val="515"/>
+          <w:jc w:val="center"/>
         </w:trPr>
         <w:tc>
           <w:tcPr>
-            <w:cnfStyle w:val="001000000000" w:firstRow="0" w:lastRow="0" w:firstColumn="1" w:lastColumn="0" w:oddVBand="0" w:evenVBand="0" w:oddHBand="0" w:evenHBand="0" w:firstRowFirstColumn="0" w:firstRowLastColumn="0" w:lastRowFirstColumn="0" w:lastRowLastColumn="0"/>
-            <w:tcW w:w="2598" w:type="dxa"/>
+            <w:tcW w:w="0" w:type="auto"/>
+            <w:vAlign w:val="center"/>
+            <w:hideMark/>
           </w:tcPr>
           <w:p>
             <w:pPr>
+              <w:spacing w:after="160" w:line="278" w:lineRule="auto"/>
               <w:jc w:val="center"/>
               <w:rPr>
                 <w:rFonts w:cs="Times New Roman"/>
-                <w:color w:val="000000" w:themeColor="text1"/>
+                <w:sz w:val="28"/>
+                <w:szCs w:val="28"/>
               </w:rPr>
             </w:pPr>
             <w:r>
               <w:rPr>
                 <w:rFonts w:cs="Times New Roman"/>
-                <w:color w:val="000000" w:themeColor="text1"/>
+                <w:sz w:val="28"/>
+                <w:szCs w:val="28"/>
               </w:rPr>
               <w:t>13</w:t>
             </w:r>
@@ -975,69 +1726,82 @@
         </w:tc>
         <w:tc>
           <w:tcPr>
-            <w:tcW w:w="5523" w:type="dxa"/>
+            <w:tcW w:w="0" w:type="auto"/>
+            <w:vAlign w:val="center"/>
+            <w:hideMark/>
           </w:tcPr>
           <w:p>
             <w:pPr>
-              <w:cnfStyle w:val="000000100000" w:firstRow="0" w:lastRow="0" w:firstColumn="0" w:lastColumn="0" w:oddVBand="0" w:evenVBand="0" w:oddHBand="1" w:evenHBand="0" w:firstRowFirstColumn="0" w:firstRowLastColumn="0" w:lastRowFirstColumn="0" w:lastRowLastColumn="0"/>
-              <w:rPr>
-                <w:rFonts w:cs="Times New Roman"/>
-                <w:color w:val="000000" w:themeColor="text1"/>
+              <w:spacing w:after="160" w:line="278" w:lineRule="auto"/>
+              <w:rPr>
+                <w:rFonts w:cs="Times New Roman"/>
+                <w:sz w:val="28"/>
+                <w:szCs w:val="28"/>
               </w:rPr>
             </w:pPr>
             <w:r>
               <w:rPr>
                 <w:rFonts w:cs="Times New Roman"/>
-                <w:color w:val="000000" w:themeColor="text1"/>
-              </w:rPr>
-              <w:t>Dataset Design &amp; Attribute Dictionary</w:t>
+                <w:sz w:val="28"/>
+                <w:szCs w:val="28"/>
+              </w:rPr>
+              <w:t>Dataset Design &amp; Attributes</w:t>
             </w:r>
           </w:p>
         </w:tc>
         <w:tc>
           <w:tcPr>
-            <w:tcW w:w="2642" w:type="dxa"/>
+            <w:tcW w:w="0" w:type="auto"/>
+            <w:vAlign w:val="center"/>
+            <w:hideMark/>
           </w:tcPr>
           <w:p>
             <w:pPr>
+              <w:spacing w:after="160" w:line="278" w:lineRule="auto"/>
               <w:jc w:val="center"/>
-              <w:cnfStyle w:val="000000100000" w:firstRow="0" w:lastRow="0" w:firstColumn="0" w:lastColumn="0" w:oddVBand="0" w:evenVBand="0" w:oddHBand="1" w:evenHBand="0" w:firstRowFirstColumn="0" w:firstRowLastColumn="0" w:lastRowFirstColumn="0" w:lastRowLastColumn="0"/>
-              <w:rPr>
-                <w:rFonts w:cs="Times New Roman"/>
-                <w:color w:val="000000" w:themeColor="text1"/>
+              <w:rPr>
+                <w:rFonts w:cs="Times New Roman"/>
+                <w:sz w:val="28"/>
+                <w:szCs w:val="28"/>
               </w:rPr>
             </w:pPr>
             <w:r>
               <w:rPr>
                 <w:rFonts w:cs="Times New Roman"/>
-                <w:color w:val="000000" w:themeColor="text1"/>
-              </w:rPr>
-              <w:t>7</w:t>
+                <w:sz w:val="28"/>
+                <w:szCs w:val="28"/>
+              </w:rPr>
+              <w:t>10–11</w:t>
             </w:r>
           </w:p>
         </w:tc>
       </w:tr>
       <w:tr>
         <w:trPr>
-          <w:trHeight w:val="500"/>
+          <w:trHeight w:val="528"/>
+          <w:jc w:val="center"/>
         </w:trPr>
         <w:tc>
           <w:tcPr>
-            <w:cnfStyle w:val="001000000000" w:firstRow="0" w:lastRow="0" w:firstColumn="1" w:lastColumn="0" w:oddVBand="0" w:evenVBand="0" w:oddHBand="0" w:evenHBand="0" w:firstRowFirstColumn="0" w:firstRowLastColumn="0" w:lastRowFirstColumn="0" w:lastRowLastColumn="0"/>
-            <w:tcW w:w="2598" w:type="dxa"/>
+            <w:tcW w:w="0" w:type="auto"/>
+            <w:vAlign w:val="center"/>
+            <w:hideMark/>
           </w:tcPr>
           <w:p>
             <w:pPr>
+              <w:spacing w:after="160" w:line="278" w:lineRule="auto"/>
               <w:jc w:val="center"/>
               <w:rPr>
                 <w:rFonts w:cs="Times New Roman"/>
-                <w:color w:val="000000" w:themeColor="text1"/>
+                <w:sz w:val="28"/>
+                <w:szCs w:val="28"/>
               </w:rPr>
             </w:pPr>
             <w:r>
               <w:rPr>
                 <w:rFonts w:cs="Times New Roman"/>
-                <w:color w:val="000000" w:themeColor="text1"/>
+                <w:sz w:val="28"/>
+                <w:szCs w:val="28"/>
               </w:rPr>
               <w:t>14</w:t>
             </w:r>
@@ -1045,70 +1809,82 @@
         </w:tc>
         <w:tc>
           <w:tcPr>
-            <w:tcW w:w="5523" w:type="dxa"/>
+            <w:tcW w:w="0" w:type="auto"/>
+            <w:vAlign w:val="center"/>
+            <w:hideMark/>
           </w:tcPr>
           <w:p>
             <w:pPr>
-              <w:cnfStyle w:val="000000000000" w:firstRow="0" w:lastRow="0" w:firstColumn="0" w:lastColumn="0" w:oddVBand="0" w:evenVBand="0" w:oddHBand="0" w:evenHBand="0" w:firstRowFirstColumn="0" w:firstRowLastColumn="0" w:lastRowFirstColumn="0" w:lastRowLastColumn="0"/>
-              <w:rPr>
-                <w:rFonts w:cs="Times New Roman"/>
-                <w:color w:val="000000" w:themeColor="text1"/>
+              <w:spacing w:after="160" w:line="278" w:lineRule="auto"/>
+              <w:rPr>
+                <w:rFonts w:cs="Times New Roman"/>
+                <w:sz w:val="28"/>
+                <w:szCs w:val="28"/>
               </w:rPr>
             </w:pPr>
             <w:r>
               <w:rPr>
                 <w:rFonts w:cs="Times New Roman"/>
-                <w:color w:val="000000" w:themeColor="text1"/>
-              </w:rPr>
-              <w:t>Project Modules &amp; Statistical Methodology</w:t>
+                <w:sz w:val="28"/>
+                <w:szCs w:val="28"/>
+              </w:rPr>
+              <w:t>Important R Code Snippets</w:t>
             </w:r>
           </w:p>
         </w:tc>
         <w:tc>
           <w:tcPr>
-            <w:tcW w:w="2642" w:type="dxa"/>
+            <w:tcW w:w="0" w:type="auto"/>
+            <w:vAlign w:val="center"/>
+            <w:hideMark/>
           </w:tcPr>
           <w:p>
             <w:pPr>
+              <w:spacing w:after="160" w:line="278" w:lineRule="auto"/>
               <w:jc w:val="center"/>
-              <w:cnfStyle w:val="000000000000" w:firstRow="0" w:lastRow="0" w:firstColumn="0" w:lastColumn="0" w:oddVBand="0" w:evenVBand="0" w:oddHBand="0" w:evenHBand="0" w:firstRowFirstColumn="0" w:firstRowLastColumn="0" w:lastRowFirstColumn="0" w:lastRowLastColumn="0"/>
-              <w:rPr>
-                <w:rFonts w:cs="Times New Roman"/>
-                <w:color w:val="000000" w:themeColor="text1"/>
+              <w:rPr>
+                <w:rFonts w:cs="Times New Roman"/>
+                <w:sz w:val="28"/>
+                <w:szCs w:val="28"/>
               </w:rPr>
             </w:pPr>
             <w:r>
               <w:rPr>
                 <w:rFonts w:cs="Times New Roman"/>
-                <w:color w:val="000000" w:themeColor="text1"/>
-              </w:rPr>
-              <w:t>7-8</w:t>
+                <w:sz w:val="28"/>
+                <w:szCs w:val="28"/>
+              </w:rPr>
+              <w:t>11–12</w:t>
             </w:r>
           </w:p>
         </w:tc>
       </w:tr>
       <w:tr>
         <w:trPr>
-          <w:cnfStyle w:val="000000100000" w:firstRow="0" w:lastRow="0" w:firstColumn="0" w:lastColumn="0" w:oddVBand="0" w:evenVBand="0" w:oddHBand="1" w:evenHBand="0" w:firstRowFirstColumn="0" w:firstRowLastColumn="0" w:lastRowFirstColumn="0" w:lastRowLastColumn="0"/>
-          <w:trHeight w:val="500"/>
+          <w:trHeight w:val="515"/>
+          <w:jc w:val="center"/>
         </w:trPr>
         <w:tc>
           <w:tcPr>
-            <w:cnfStyle w:val="001000000000" w:firstRow="0" w:lastRow="0" w:firstColumn="1" w:lastColumn="0" w:oddVBand="0" w:evenVBand="0" w:oddHBand="0" w:evenHBand="0" w:firstRowFirstColumn="0" w:firstRowLastColumn="0" w:lastRowFirstColumn="0" w:lastRowLastColumn="0"/>
-            <w:tcW w:w="2598" w:type="dxa"/>
+            <w:tcW w:w="0" w:type="auto"/>
+            <w:vAlign w:val="center"/>
+            <w:hideMark/>
           </w:tcPr>
           <w:p>
             <w:pPr>
+              <w:spacing w:after="160" w:line="278" w:lineRule="auto"/>
               <w:jc w:val="center"/>
               <w:rPr>
                 <w:rFonts w:cs="Times New Roman"/>
-                <w:color w:val="000000" w:themeColor="text1"/>
+                <w:sz w:val="28"/>
+                <w:szCs w:val="28"/>
               </w:rPr>
             </w:pPr>
             <w:r>
               <w:rPr>
                 <w:rFonts w:cs="Times New Roman"/>
-                <w:color w:val="000000" w:themeColor="text1"/>
+                <w:sz w:val="28"/>
+                <w:szCs w:val="28"/>
               </w:rPr>
               <w:t>15</w:t>
             </w:r>
@@ -1116,69 +1892,82 @@
         </w:tc>
         <w:tc>
           <w:tcPr>
-            <w:tcW w:w="5523" w:type="dxa"/>
+            <w:tcW w:w="0" w:type="auto"/>
+            <w:vAlign w:val="center"/>
+            <w:hideMark/>
           </w:tcPr>
           <w:p>
             <w:pPr>
-              <w:cnfStyle w:val="000000100000" w:firstRow="0" w:lastRow="0" w:firstColumn="0" w:lastColumn="0" w:oddVBand="0" w:evenVBand="0" w:oddHBand="1" w:evenHBand="0" w:firstRowFirstColumn="0" w:firstRowLastColumn="0" w:lastRowFirstColumn="0" w:lastRowLastColumn="0"/>
-              <w:rPr>
-                <w:rFonts w:cs="Times New Roman"/>
-                <w:color w:val="000000" w:themeColor="text1"/>
+              <w:spacing w:after="160" w:line="278" w:lineRule="auto"/>
+              <w:rPr>
+                <w:rFonts w:cs="Times New Roman"/>
+                <w:sz w:val="28"/>
+                <w:szCs w:val="28"/>
               </w:rPr>
             </w:pPr>
             <w:r>
               <w:rPr>
                 <w:rFonts w:cs="Times New Roman"/>
-                <w:color w:val="000000" w:themeColor="text1"/>
-              </w:rPr>
-              <w:t>Implementation &amp; Complete Executable R Code</w:t>
+                <w:sz w:val="28"/>
+                <w:szCs w:val="28"/>
+              </w:rPr>
+              <w:t>Inferential Testing &amp; Statistical Results</w:t>
             </w:r>
           </w:p>
         </w:tc>
         <w:tc>
           <w:tcPr>
-            <w:tcW w:w="2642" w:type="dxa"/>
+            <w:tcW w:w="0" w:type="auto"/>
+            <w:vAlign w:val="center"/>
+            <w:hideMark/>
           </w:tcPr>
           <w:p>
             <w:pPr>
+              <w:spacing w:after="160" w:line="278" w:lineRule="auto"/>
               <w:jc w:val="center"/>
-              <w:cnfStyle w:val="000000100000" w:firstRow="0" w:lastRow="0" w:firstColumn="0" w:lastColumn="0" w:oddVBand="0" w:evenVBand="0" w:oddHBand="1" w:evenHBand="0" w:firstRowFirstColumn="0" w:firstRowLastColumn="0" w:lastRowFirstColumn="0" w:lastRowLastColumn="0"/>
-              <w:rPr>
-                <w:rFonts w:cs="Times New Roman"/>
-                <w:color w:val="000000" w:themeColor="text1"/>
+              <w:rPr>
+                <w:rFonts w:cs="Times New Roman"/>
+                <w:sz w:val="28"/>
+                <w:szCs w:val="28"/>
               </w:rPr>
             </w:pPr>
             <w:r>
               <w:rPr>
                 <w:rFonts w:cs="Times New Roman"/>
-                <w:color w:val="000000" w:themeColor="text1"/>
-              </w:rPr>
-              <w:t>8-11</w:t>
+                <w:sz w:val="28"/>
+                <w:szCs w:val="28"/>
+              </w:rPr>
+              <w:t>13</w:t>
             </w:r>
           </w:p>
         </w:tc>
       </w:tr>
       <w:tr>
         <w:trPr>
-          <w:trHeight w:val="500"/>
+          <w:trHeight w:val="528"/>
+          <w:jc w:val="center"/>
         </w:trPr>
         <w:tc>
           <w:tcPr>
-            <w:cnfStyle w:val="001000000000" w:firstRow="0" w:lastRow="0" w:firstColumn="1" w:lastColumn="0" w:oddVBand="0" w:evenVBand="0" w:oddHBand="0" w:evenHBand="0" w:firstRowFirstColumn="0" w:firstRowLastColumn="0" w:lastRowFirstColumn="0" w:lastRowLastColumn="0"/>
-            <w:tcW w:w="2598" w:type="dxa"/>
+            <w:tcW w:w="0" w:type="auto"/>
+            <w:vAlign w:val="center"/>
+            <w:hideMark/>
           </w:tcPr>
           <w:p>
             <w:pPr>
+              <w:spacing w:after="160" w:line="278" w:lineRule="auto"/>
               <w:jc w:val="center"/>
               <w:rPr>
                 <w:rFonts w:cs="Times New Roman"/>
-                <w:color w:val="000000" w:themeColor="text1"/>
+                <w:sz w:val="28"/>
+                <w:szCs w:val="28"/>
               </w:rPr>
             </w:pPr>
             <w:r>
               <w:rPr>
                 <w:rFonts w:cs="Times New Roman"/>
-                <w:color w:val="000000" w:themeColor="text1"/>
+                <w:sz w:val="28"/>
+                <w:szCs w:val="28"/>
               </w:rPr>
               <w:t>16</w:t>
             </w:r>
@@ -1186,70 +1975,82 @@
         </w:tc>
         <w:tc>
           <w:tcPr>
-            <w:tcW w:w="5523" w:type="dxa"/>
+            <w:tcW w:w="0" w:type="auto"/>
+            <w:vAlign w:val="center"/>
+            <w:hideMark/>
           </w:tcPr>
           <w:p>
             <w:pPr>
-              <w:cnfStyle w:val="000000000000" w:firstRow="0" w:lastRow="0" w:firstColumn="0" w:lastColumn="0" w:oddVBand="0" w:evenVBand="0" w:oddHBand="0" w:evenHBand="0" w:firstRowFirstColumn="0" w:firstRowLastColumn="0" w:lastRowFirstColumn="0" w:lastRowLastColumn="0"/>
-              <w:rPr>
-                <w:rFonts w:cs="Times New Roman"/>
-                <w:color w:val="000000" w:themeColor="text1"/>
+              <w:spacing w:after="160" w:line="278" w:lineRule="auto"/>
+              <w:rPr>
+                <w:rFonts w:cs="Times New Roman"/>
+                <w:sz w:val="28"/>
+                <w:szCs w:val="28"/>
               </w:rPr>
             </w:pPr>
             <w:r>
               <w:rPr>
                 <w:rFonts w:cs="Times New Roman"/>
-                <w:color w:val="000000" w:themeColor="text1"/>
-              </w:rPr>
-              <w:t>Inferential Testing &amp; Statistical Results</w:t>
+                <w:sz w:val="28"/>
+                <w:szCs w:val="28"/>
+              </w:rPr>
+              <w:t>Output Visualizations &amp; Statistical Charts</w:t>
             </w:r>
           </w:p>
         </w:tc>
         <w:tc>
           <w:tcPr>
-            <w:tcW w:w="2642" w:type="dxa"/>
+            <w:tcW w:w="0" w:type="auto"/>
+            <w:vAlign w:val="center"/>
+            <w:hideMark/>
           </w:tcPr>
           <w:p>
             <w:pPr>
+              <w:spacing w:after="160" w:line="278" w:lineRule="auto"/>
               <w:jc w:val="center"/>
-              <w:cnfStyle w:val="000000000000" w:firstRow="0" w:lastRow="0" w:firstColumn="0" w:lastColumn="0" w:oddVBand="0" w:evenVBand="0" w:oddHBand="0" w:evenHBand="0" w:firstRowFirstColumn="0" w:firstRowLastColumn="0" w:lastRowFirstColumn="0" w:lastRowLastColumn="0"/>
-              <w:rPr>
-                <w:rFonts w:cs="Times New Roman"/>
-                <w:color w:val="000000" w:themeColor="text1"/>
+              <w:rPr>
+                <w:rFonts w:cs="Times New Roman"/>
+                <w:sz w:val="28"/>
+                <w:szCs w:val="28"/>
               </w:rPr>
             </w:pPr>
             <w:r>
               <w:rPr>
                 <w:rFonts w:cs="Times New Roman"/>
-                <w:color w:val="000000" w:themeColor="text1"/>
-              </w:rPr>
-              <w:t>12</w:t>
+                <w:sz w:val="28"/>
+                <w:szCs w:val="28"/>
+              </w:rPr>
+              <w:t>14–18</w:t>
             </w:r>
           </w:p>
         </w:tc>
       </w:tr>
       <w:tr>
         <w:trPr>
-          <w:cnfStyle w:val="000000100000" w:firstRow="0" w:lastRow="0" w:firstColumn="0" w:lastColumn="0" w:oddVBand="0" w:evenVBand="0" w:oddHBand="1" w:evenHBand="0" w:firstRowFirstColumn="0" w:firstRowLastColumn="0" w:lastRowFirstColumn="0" w:lastRowLastColumn="0"/>
-          <w:trHeight w:val="500"/>
+          <w:trHeight w:val="515"/>
+          <w:jc w:val="center"/>
         </w:trPr>
         <w:tc>
           <w:tcPr>
-            <w:cnfStyle w:val="001000000000" w:firstRow="0" w:lastRow="0" w:firstColumn="1" w:lastColumn="0" w:oddVBand="0" w:evenVBand="0" w:oddHBand="0" w:evenHBand="0" w:firstRowFirstColumn="0" w:firstRowLastColumn="0" w:lastRowFirstColumn="0" w:lastRowLastColumn="0"/>
-            <w:tcW w:w="2598" w:type="dxa"/>
+            <w:tcW w:w="0" w:type="auto"/>
+            <w:vAlign w:val="center"/>
+            <w:hideMark/>
           </w:tcPr>
           <w:p>
             <w:pPr>
+              <w:spacing w:after="160" w:line="278" w:lineRule="auto"/>
               <w:jc w:val="center"/>
               <w:rPr>
                 <w:rFonts w:cs="Times New Roman"/>
-                <w:color w:val="000000" w:themeColor="text1"/>
+                <w:sz w:val="28"/>
+                <w:szCs w:val="28"/>
               </w:rPr>
             </w:pPr>
             <w:r>
               <w:rPr>
                 <w:rFonts w:cs="Times New Roman"/>
-                <w:color w:val="000000" w:themeColor="text1"/>
+                <w:sz w:val="28"/>
+                <w:szCs w:val="28"/>
               </w:rPr>
               <w:t>17</w:t>
             </w:r>
@@ -1257,69 +2058,82 @@
         </w:tc>
         <w:tc>
           <w:tcPr>
-            <w:tcW w:w="5523" w:type="dxa"/>
+            <w:tcW w:w="0" w:type="auto"/>
+            <w:vAlign w:val="center"/>
+            <w:hideMark/>
           </w:tcPr>
           <w:p>
             <w:pPr>
-              <w:cnfStyle w:val="000000100000" w:firstRow="0" w:lastRow="0" w:firstColumn="0" w:lastColumn="0" w:oddVBand="0" w:evenVBand="0" w:oddHBand="1" w:evenHBand="0" w:firstRowFirstColumn="0" w:firstRowLastColumn="0" w:lastRowFirstColumn="0" w:lastRowLastColumn="0"/>
-              <w:rPr>
-                <w:rFonts w:cs="Times New Roman"/>
-                <w:color w:val="000000" w:themeColor="text1"/>
+              <w:spacing w:after="160" w:line="278" w:lineRule="auto"/>
+              <w:rPr>
+                <w:rFonts w:cs="Times New Roman"/>
+                <w:sz w:val="28"/>
+                <w:szCs w:val="28"/>
               </w:rPr>
             </w:pPr>
             <w:r>
               <w:rPr>
                 <w:rFonts w:cs="Times New Roman"/>
-                <w:color w:val="000000" w:themeColor="text1"/>
-              </w:rPr>
-              <w:t>Output Visualizations &amp; Interpretations</w:t>
+                <w:sz w:val="28"/>
+                <w:szCs w:val="28"/>
+              </w:rPr>
+              <w:t>Conclusion</w:t>
             </w:r>
           </w:p>
         </w:tc>
         <w:tc>
           <w:tcPr>
-            <w:tcW w:w="2642" w:type="dxa"/>
+            <w:tcW w:w="0" w:type="auto"/>
+            <w:vAlign w:val="center"/>
+            <w:hideMark/>
           </w:tcPr>
           <w:p>
             <w:pPr>
+              <w:spacing w:after="160" w:line="278" w:lineRule="auto"/>
               <w:jc w:val="center"/>
-              <w:cnfStyle w:val="000000100000" w:firstRow="0" w:lastRow="0" w:firstColumn="0" w:lastColumn="0" w:oddVBand="0" w:evenVBand="0" w:oddHBand="1" w:evenHBand="0" w:firstRowFirstColumn="0" w:firstRowLastColumn="0" w:lastRowFirstColumn="0" w:lastRowLastColumn="0"/>
-              <w:rPr>
-                <w:rFonts w:cs="Times New Roman"/>
-                <w:color w:val="000000" w:themeColor="text1"/>
+              <w:rPr>
+                <w:rFonts w:cs="Times New Roman"/>
+                <w:sz w:val="28"/>
+                <w:szCs w:val="28"/>
               </w:rPr>
             </w:pPr>
             <w:r>
               <w:rPr>
                 <w:rFonts w:cs="Times New Roman"/>
-                <w:color w:val="000000" w:themeColor="text1"/>
-              </w:rPr>
-              <w:t>13-15</w:t>
+                <w:sz w:val="28"/>
+                <w:szCs w:val="28"/>
+              </w:rPr>
+              <w:t>19</w:t>
             </w:r>
           </w:p>
         </w:tc>
       </w:tr>
       <w:tr>
         <w:trPr>
-          <w:trHeight w:val="500"/>
+          <w:trHeight w:val="515"/>
+          <w:jc w:val="center"/>
         </w:trPr>
         <w:tc>
           <w:tcPr>
-            <w:cnfStyle w:val="001000000000" w:firstRow="0" w:lastRow="0" w:firstColumn="1" w:lastColumn="0" w:oddVBand="0" w:evenVBand="0" w:oddHBand="0" w:evenHBand="0" w:firstRowFirstColumn="0" w:firstRowLastColumn="0" w:lastRowFirstColumn="0" w:lastRowLastColumn="0"/>
-            <w:tcW w:w="2598" w:type="dxa"/>
+            <w:tcW w:w="0" w:type="auto"/>
+            <w:vAlign w:val="center"/>
+            <w:hideMark/>
           </w:tcPr>
           <w:p>
             <w:pPr>
+              <w:spacing w:after="160" w:line="278" w:lineRule="auto"/>
               <w:jc w:val="center"/>
               <w:rPr>
                 <w:rFonts w:cs="Times New Roman"/>
-                <w:color w:val="000000" w:themeColor="text1"/>
+                <w:sz w:val="28"/>
+                <w:szCs w:val="28"/>
               </w:rPr>
             </w:pPr>
             <w:r>
               <w:rPr>
                 <w:rFonts w:cs="Times New Roman"/>
-                <w:color w:val="000000" w:themeColor="text1"/>
+                <w:sz w:val="28"/>
+                <w:szCs w:val="28"/>
               </w:rPr>
               <w:t>18</w:t>
             </w:r>
@@ -1327,70 +2141,82 @@
         </w:tc>
         <w:tc>
           <w:tcPr>
-            <w:tcW w:w="5523" w:type="dxa"/>
+            <w:tcW w:w="0" w:type="auto"/>
+            <w:vAlign w:val="center"/>
+            <w:hideMark/>
           </w:tcPr>
           <w:p>
             <w:pPr>
-              <w:cnfStyle w:val="000000000000" w:firstRow="0" w:lastRow="0" w:firstColumn="0" w:lastColumn="0" w:oddVBand="0" w:evenVBand="0" w:oddHBand="0" w:evenHBand="0" w:firstRowFirstColumn="0" w:firstRowLastColumn="0" w:lastRowFirstColumn="0" w:lastRowLastColumn="0"/>
-              <w:rPr>
-                <w:rFonts w:cs="Times New Roman"/>
-                <w:color w:val="000000" w:themeColor="text1"/>
+              <w:spacing w:after="160" w:line="278" w:lineRule="auto"/>
+              <w:rPr>
+                <w:rFonts w:cs="Times New Roman"/>
+                <w:sz w:val="28"/>
+                <w:szCs w:val="28"/>
               </w:rPr>
             </w:pPr>
             <w:r>
               <w:rPr>
                 <w:rFonts w:cs="Times New Roman"/>
-                <w:color w:val="000000" w:themeColor="text1"/>
-              </w:rPr>
-              <w:t>Conclusion and Future Scope</w:t>
+                <w:sz w:val="28"/>
+                <w:szCs w:val="28"/>
+              </w:rPr>
+              <w:t>Future Scope</w:t>
             </w:r>
           </w:p>
         </w:tc>
         <w:tc>
           <w:tcPr>
-            <w:tcW w:w="2642" w:type="dxa"/>
+            <w:tcW w:w="0" w:type="auto"/>
+            <w:vAlign w:val="center"/>
+            <w:hideMark/>
           </w:tcPr>
           <w:p>
             <w:pPr>
+              <w:spacing w:after="160" w:line="278" w:lineRule="auto"/>
               <w:jc w:val="center"/>
-              <w:cnfStyle w:val="000000000000" w:firstRow="0" w:lastRow="0" w:firstColumn="0" w:lastColumn="0" w:oddVBand="0" w:evenVBand="0" w:oddHBand="0" w:evenHBand="0" w:firstRowFirstColumn="0" w:firstRowLastColumn="0" w:lastRowFirstColumn="0" w:lastRowLastColumn="0"/>
-              <w:rPr>
-                <w:rFonts w:cs="Times New Roman"/>
-                <w:color w:val="000000" w:themeColor="text1"/>
+              <w:rPr>
+                <w:rFonts w:cs="Times New Roman"/>
+                <w:sz w:val="28"/>
+                <w:szCs w:val="28"/>
               </w:rPr>
             </w:pPr>
             <w:r>
               <w:rPr>
                 <w:rFonts w:cs="Times New Roman"/>
-                <w:color w:val="000000" w:themeColor="text1"/>
-              </w:rPr>
-              <w:t>16</w:t>
+                <w:sz w:val="28"/>
+                <w:szCs w:val="28"/>
+              </w:rPr>
+              <w:t>19</w:t>
             </w:r>
           </w:p>
         </w:tc>
       </w:tr>
       <w:tr>
         <w:trPr>
-          <w:cnfStyle w:val="000000100000" w:firstRow="0" w:lastRow="0" w:firstColumn="0" w:lastColumn="0" w:oddVBand="0" w:evenVBand="0" w:oddHBand="1" w:evenHBand="0" w:firstRowFirstColumn="0" w:firstRowLastColumn="0" w:lastRowFirstColumn="0" w:lastRowLastColumn="0"/>
-          <w:trHeight w:val="500"/>
+          <w:trHeight w:val="528"/>
+          <w:jc w:val="center"/>
         </w:trPr>
         <w:tc>
           <w:tcPr>
-            <w:cnfStyle w:val="001000000000" w:firstRow="0" w:lastRow="0" w:firstColumn="1" w:lastColumn="0" w:oddVBand="0" w:evenVBand="0" w:oddHBand="0" w:evenHBand="0" w:firstRowFirstColumn="0" w:firstRowLastColumn="0" w:lastRowFirstColumn="0" w:lastRowLastColumn="0"/>
-            <w:tcW w:w="2598" w:type="dxa"/>
+            <w:tcW w:w="0" w:type="auto"/>
+            <w:vAlign w:val="center"/>
+            <w:hideMark/>
           </w:tcPr>
           <w:p>
             <w:pPr>
+              <w:spacing w:after="160" w:line="278" w:lineRule="auto"/>
               <w:jc w:val="center"/>
               <w:rPr>
                 <w:rFonts w:cs="Times New Roman"/>
-                <w:color w:val="000000" w:themeColor="text1"/>
+                <w:sz w:val="28"/>
+                <w:szCs w:val="28"/>
               </w:rPr>
             </w:pPr>
             <w:r>
               <w:rPr>
                 <w:rFonts w:cs="Times New Roman"/>
-                <w:color w:val="000000" w:themeColor="text1"/>
+                <w:sz w:val="28"/>
+                <w:szCs w:val="28"/>
               </w:rPr>
               <w:t>19</w:t>
             </w:r>
@@ -1398,20 +2224,24 @@
         </w:tc>
         <w:tc>
           <w:tcPr>
-            <w:tcW w:w="5523" w:type="dxa"/>
+            <w:tcW w:w="0" w:type="auto"/>
+            <w:vAlign w:val="center"/>
+            <w:hideMark/>
           </w:tcPr>
           <w:p>
             <w:pPr>
-              <w:cnfStyle w:val="000000100000" w:firstRow="0" w:lastRow="0" w:firstColumn="0" w:lastColumn="0" w:oddVBand="0" w:evenVBand="0" w:oddHBand="1" w:evenHBand="0" w:firstRowFirstColumn="0" w:firstRowLastColumn="0" w:lastRowFirstColumn="0" w:lastRowLastColumn="0"/>
-              <w:rPr>
-                <w:rFonts w:cs="Times New Roman"/>
-                <w:color w:val="000000" w:themeColor="text1"/>
+              <w:spacing w:after="160" w:line="278" w:lineRule="auto"/>
+              <w:rPr>
+                <w:rFonts w:cs="Times New Roman"/>
+                <w:sz w:val="28"/>
+                <w:szCs w:val="28"/>
               </w:rPr>
             </w:pPr>
             <w:r>
               <w:rPr>
                 <w:rFonts w:cs="Times New Roman"/>
-                <w:color w:val="000000" w:themeColor="text1"/>
+                <w:sz w:val="28"/>
+                <w:szCs w:val="28"/>
               </w:rPr>
               <w:t>References</w:t>
             </w:r>
@@ -1419,113 +2249,33 @@
         </w:tc>
         <w:tc>
           <w:tcPr>
-            <w:tcW w:w="2642" w:type="dxa"/>
+            <w:tcW w:w="0" w:type="auto"/>
+            <w:vAlign w:val="center"/>
+            <w:hideMark/>
           </w:tcPr>
           <w:p>
             <w:pPr>
+              <w:spacing w:after="160" w:line="278" w:lineRule="auto"/>
               <w:jc w:val="center"/>
-              <w:cnfStyle w:val="000000100000" w:firstRow="0" w:lastRow="0" w:firstColumn="0" w:lastColumn="0" w:oddVBand="0" w:evenVBand="0" w:oddHBand="1" w:evenHBand="0" w:firstRowFirstColumn="0" w:firstRowLastColumn="0" w:lastRowFirstColumn="0" w:lastRowLastColumn="0"/>
-              <w:rPr>
-                <w:rFonts w:cs="Times New Roman"/>
-                <w:color w:val="000000" w:themeColor="text1"/>
+              <w:rPr>
+                <w:rFonts w:cs="Times New Roman"/>
+                <w:sz w:val="28"/>
+                <w:szCs w:val="28"/>
               </w:rPr>
             </w:pPr>
             <w:r>
               <w:rPr>
                 <w:rFonts w:cs="Times New Roman"/>
-                <w:color w:val="000000" w:themeColor="text1"/>
-              </w:rPr>
-              <w:t>16</w:t>
-            </w:r>
-          </w:p>
-        </w:tc>
-      </w:tr>
-      <w:tr>
-        <w:trPr>
-          <w:trHeight w:val="500"/>
-        </w:trPr>
-        <w:tc>
-          <w:tcPr>
-            <w:cnfStyle w:val="001000000000" w:firstRow="0" w:lastRow="0" w:firstColumn="1" w:lastColumn="0" w:oddVBand="0" w:evenVBand="0" w:oddHBand="0" w:evenHBand="0" w:firstRowFirstColumn="0" w:firstRowLastColumn="0" w:lastRowFirstColumn="0" w:lastRowLastColumn="0"/>
-            <w:tcW w:w="2598" w:type="dxa"/>
-          </w:tcPr>
-          <w:p>
-            <w:pPr>
-              <w:jc w:val="center"/>
-              <w:rPr>
-                <w:rFonts w:cs="Times New Roman"/>
-                <w:color w:val="000000" w:themeColor="text1"/>
-              </w:rPr>
-            </w:pPr>
-            <w:r>
-              <w:rPr>
-                <w:rFonts w:cs="Times New Roman"/>
-                <w:color w:val="000000" w:themeColor="text1"/>
-              </w:rPr>
-              <w:t>20</w:t>
-            </w:r>
-          </w:p>
-        </w:tc>
-        <w:tc>
-          <w:tcPr>
-            <w:tcW w:w="5523" w:type="dxa"/>
-          </w:tcPr>
-          <w:p>
-            <w:pPr>
-              <w:cnfStyle w:val="000000000000" w:firstRow="0" w:lastRow="0" w:firstColumn="0" w:lastColumn="0" w:oddVBand="0" w:evenVBand="0" w:oddHBand="0" w:evenHBand="0" w:firstRowFirstColumn="0" w:firstRowLastColumn="0" w:lastRowFirstColumn="0" w:lastRowLastColumn="0"/>
-              <w:rPr>
-                <w:rFonts w:cs="Times New Roman"/>
-                <w:color w:val="000000" w:themeColor="text1"/>
-              </w:rPr>
-            </w:pPr>
-            <w:r>
-              <w:rPr>
-                <w:rFonts w:cs="Times New Roman"/>
-                <w:color w:val="000000" w:themeColor="text1"/>
-              </w:rPr>
-              <w:t>Viva-Voce Questions and Model Answers</w:t>
-            </w:r>
-          </w:p>
-        </w:tc>
-        <w:tc>
-          <w:tcPr>
-            <w:tcW w:w="2642" w:type="dxa"/>
-          </w:tcPr>
-          <w:p>
-            <w:pPr>
-              <w:jc w:val="center"/>
-              <w:cnfStyle w:val="000000000000" w:firstRow="0" w:lastRow="0" w:firstColumn="0" w:lastColumn="0" w:oddVBand="0" w:evenVBand="0" w:oddHBand="0" w:evenHBand="0" w:firstRowFirstColumn="0" w:firstRowLastColumn="0" w:lastRowFirstColumn="0" w:lastRowLastColumn="0"/>
-              <w:rPr>
-                <w:rFonts w:cs="Times New Roman"/>
-                <w:color w:val="000000" w:themeColor="text1"/>
-              </w:rPr>
-            </w:pPr>
-            <w:r>
-              <w:rPr>
-                <w:rFonts w:cs="Times New Roman"/>
-                <w:color w:val="000000" w:themeColor="text1"/>
-              </w:rPr>
-              <w:t>17-18</w:t>
+                <w:sz w:val="28"/>
+                <w:szCs w:val="28"/>
+              </w:rPr>
+              <w:t>19</w:t>
             </w:r>
           </w:p>
         </w:tc>
       </w:tr>
     </w:tbl>
-    <w:p>
-      <w:pPr>
-        <w:rPr>
-          <w:rFonts w:cs="Times New Roman"/>
-          <w:color w:val="000000" w:themeColor="text1"/>
-        </w:rPr>
-      </w:pPr>
-      <w:r>
-        <w:rPr>
-          <w:rFonts w:cs="Times New Roman"/>
-          <w:color w:val="000000" w:themeColor="text1"/>
-        </w:rPr>
-        <w:br w:type="page"/>
-      </w:r>
-    </w:p>
+    <w:p/>
     <w:p>
       <w:pPr>
         <w:keepNext/>
@@ -1558,7 +2308,16 @@
           <w:color w:val="000000" w:themeColor="text1"/>
           <w:sz w:val="30"/>
         </w:rPr>
-        <w:t>CERTIFICATE</w:t>
+        <w:t>CERTIFICAT</w:t>
+      </w:r>
+      <w:r>
+        <w:rPr>
+          <w:rFonts w:cs="Times New Roman"/>
+          <w:b/>
+          <w:color w:val="000000" w:themeColor="text1"/>
+          <w:sz w:val="30"/>
+        </w:rPr>
+        <w:t>E</w:t>
       </w:r>
     </w:p>
     <w:p>
@@ -1826,7 +2585,23 @@
           <w:rFonts w:cs="Times New Roman"/>
           <w:color w:val="000000" w:themeColor="text1"/>
         </w:rPr>
-        <w:t>” is my original academic work, carried out as part of the Master of Computer Applications (MCA) – Data Science, 1st Semester programme at Chandigarh University, Mohali.</w:t>
+        <w:t xml:space="preserve">” is my original academic work, carried out as part of the Master of Computer Applications (MCA) – Data Science, 1st Semester </w:t>
+      </w:r>
+      <w:proofErr w:type="spellStart"/>
+      <w:r>
+        <w:rPr>
+          <w:rFonts w:cs="Times New Roman"/>
+          <w:color w:val="000000" w:themeColor="text1"/>
+        </w:rPr>
+        <w:t>programme</w:t>
+      </w:r>
+      <w:proofErr w:type="spellEnd"/>
+      <w:r>
+        <w:rPr>
+          <w:rFonts w:cs="Times New Roman"/>
+          <w:color w:val="000000" w:themeColor="text1"/>
+        </w:rPr>
+        <w:t xml:space="preserve"> at Chandigarh University, Mohali.</w:t>
       </w:r>
     </w:p>
     <w:p>
@@ -1843,7 +2618,23 @@
           <w:rFonts w:cs="Times New Roman"/>
           <w:color w:val="000000" w:themeColor="text1"/>
         </w:rPr>
-        <w:t>The analytical workflow, R scripts, statistical evaluations, hypothesis tests, and interpretations presented in this report reflect my personal study and practical application of the R programming language, tidyverse ecosystems, ggplot2, and inferential statistical methods.</w:t>
+        <w:t xml:space="preserve">The analytical workflow, R scripts, statistical evaluations, hypothesis tests, and interpretations presented in this report reflect my personal study and practical application of the R programming language, </w:t>
+      </w:r>
+      <w:proofErr w:type="spellStart"/>
+      <w:r>
+        <w:rPr>
+          <w:rFonts w:cs="Times New Roman"/>
+          <w:color w:val="000000" w:themeColor="text1"/>
+        </w:rPr>
+        <w:t>tidyverse</w:t>
+      </w:r>
+      <w:proofErr w:type="spellEnd"/>
+      <w:r>
+        <w:rPr>
+          <w:rFonts w:cs="Times New Roman"/>
+          <w:color w:val="000000" w:themeColor="text1"/>
+        </w:rPr>
+        <w:t xml:space="preserve"> ecosystems, ggplot2, and inferential statistical methods.</w:t>
       </w:r>
     </w:p>
     <w:p>
@@ -2471,6 +3262,15 @@
           <w:color w:val="000000" w:themeColor="text1"/>
         </w:rPr>
       </w:pPr>
+    </w:p>
+    <w:p>
+      <w:pPr>
+        <w:jc w:val="both"/>
+        <w:rPr>
+          <w:rFonts w:cs="Times New Roman"/>
+          <w:color w:val="000000" w:themeColor="text1"/>
+        </w:rPr>
+      </w:pPr>
       <w:r>
         <w:rPr>
           <w:rFonts w:cs="Times New Roman"/>
@@ -2575,7 +3375,23 @@
           <w:rFonts w:cs="Times New Roman"/>
           <w:color w:val="000000" w:themeColor="text1"/>
         </w:rPr>
-        <w:t>• Calculate sample covariance and Pearson product-moment correlation matrices with formal significance tests (cor.test).</w:t>
+        <w:t>• Calculate sample covariance and Pearson product-moment correlation matrices with formal significance tests (</w:t>
+      </w:r>
+      <w:proofErr w:type="spellStart"/>
+      <w:r>
+        <w:rPr>
+          <w:rFonts w:cs="Times New Roman"/>
+          <w:color w:val="000000" w:themeColor="text1"/>
+        </w:rPr>
+        <w:t>cor.test</w:t>
+      </w:r>
+      <w:proofErr w:type="spellEnd"/>
+      <w:r>
+        <w:rPr>
+          <w:rFonts w:cs="Times New Roman"/>
+          <w:color w:val="000000" w:themeColor="text1"/>
+        </w:rPr>
+        <w:t>).</w:t>
       </w:r>
     </w:p>
     <w:p>
@@ -2591,7 +3407,39 @@
           <w:rFonts w:cs="Times New Roman"/>
           <w:color w:val="000000" w:themeColor="text1"/>
         </w:rPr>
-        <w:t>• Formulate empirical, Binomial (B(n, p)), and Normal (N(mu, sigma^2)) probability models.</w:t>
+        <w:t>• Formulate empirical, Binomial (</w:t>
+      </w:r>
+      <w:proofErr w:type="gramStart"/>
+      <w:r>
+        <w:rPr>
+          <w:rFonts w:cs="Times New Roman"/>
+          <w:color w:val="000000" w:themeColor="text1"/>
+        </w:rPr>
+        <w:t>B(</w:t>
+      </w:r>
+      <w:proofErr w:type="gramEnd"/>
+      <w:r>
+        <w:rPr>
+          <w:rFonts w:cs="Times New Roman"/>
+          <w:color w:val="000000" w:themeColor="text1"/>
+        </w:rPr>
+        <w:t>n, p)), and Normal (</w:t>
+      </w:r>
+      <w:proofErr w:type="gramStart"/>
+      <w:r>
+        <w:rPr>
+          <w:rFonts w:cs="Times New Roman"/>
+          <w:color w:val="000000" w:themeColor="text1"/>
+        </w:rPr>
+        <w:t>N(</w:t>
+      </w:r>
+      <w:proofErr w:type="gramEnd"/>
+      <w:r>
+        <w:rPr>
+          <w:rFonts w:cs="Times New Roman"/>
+          <w:color w:val="000000" w:themeColor="text1"/>
+        </w:rPr>
+        <w:t>mu, sigma^2)) probability models.</w:t>
       </w:r>
     </w:p>
     <w:p>
@@ -2842,7 +3690,23 @@
                 <w:rFonts w:cs="Times New Roman"/>
                 <w:color w:val="000000" w:themeColor="text1"/>
               </w:rPr>
-              <w:t>Equal marketing spend across website and mobile app channels.</w:t>
+              <w:t xml:space="preserve">Equal marketing </w:t>
+            </w:r>
+            <w:proofErr w:type="gramStart"/>
+            <w:r>
+              <w:rPr>
+                <w:rFonts w:cs="Times New Roman"/>
+                <w:color w:val="000000" w:themeColor="text1"/>
+              </w:rPr>
+              <w:t>spend</w:t>
+            </w:r>
+            <w:proofErr w:type="gramEnd"/>
+            <w:r>
+              <w:rPr>
+                <w:rFonts w:cs="Times New Roman"/>
+                <w:color w:val="000000" w:themeColor="text1"/>
+              </w:rPr>
+              <w:t xml:space="preserve"> across website and mobile app channels.</w:t>
             </w:r>
           </w:p>
         </w:tc>
@@ -3209,13 +4073,31 @@
                 <w:color w:val="000000" w:themeColor="text1"/>
               </w:rPr>
             </w:pPr>
-            <w:r>
-              <w:rPr>
-                <w:rFonts w:cs="Times New Roman"/>
-                <w:color w:val="000000" w:themeColor="text1"/>
-              </w:rPr>
-              <w:t>dplyr &amp; tidyr</w:t>
-            </w:r>
+            <w:proofErr w:type="spellStart"/>
+            <w:r>
+              <w:rPr>
+                <w:rFonts w:cs="Times New Roman"/>
+                <w:color w:val="000000" w:themeColor="text1"/>
+              </w:rPr>
+              <w:t>dplyr</w:t>
+            </w:r>
+            <w:proofErr w:type="spellEnd"/>
+            <w:r>
+              <w:rPr>
+                <w:rFonts w:cs="Times New Roman"/>
+                <w:color w:val="000000" w:themeColor="text1"/>
+              </w:rPr>
+              <w:t xml:space="preserve"> &amp; </w:t>
+            </w:r>
+            <w:proofErr w:type="spellStart"/>
+            <w:r>
+              <w:rPr>
+                <w:rFonts w:cs="Times New Roman"/>
+                <w:color w:val="000000" w:themeColor="text1"/>
+              </w:rPr>
+              <w:t>tidyr</w:t>
+            </w:r>
+            <w:proofErr w:type="spellEnd"/>
           </w:p>
         </w:tc>
         <w:tc>
@@ -3229,12 +4111,21 @@
                 <w:color w:val="000000" w:themeColor="text1"/>
               </w:rPr>
             </w:pPr>
-            <w:r>
-              <w:rPr>
-                <w:rFonts w:cs="Times New Roman"/>
-                <w:color w:val="000000" w:themeColor="text1"/>
-              </w:rPr>
-              <w:t>Dataframe manipulation, feature engineering, and tabular reshaping.</w:t>
+            <w:proofErr w:type="spellStart"/>
+            <w:r>
+              <w:rPr>
+                <w:rFonts w:cs="Times New Roman"/>
+                <w:color w:val="000000" w:themeColor="text1"/>
+              </w:rPr>
+              <w:t>Dataframe</w:t>
+            </w:r>
+            <w:proofErr w:type="spellEnd"/>
+            <w:r>
+              <w:rPr>
+                <w:rFonts w:cs="Times New Roman"/>
+                <w:color w:val="000000" w:themeColor="text1"/>
+              </w:rPr>
+              <w:t xml:space="preserve"> manipulation, feature engineering, and tabular reshaping.</w:t>
             </w:r>
           </w:p>
         </w:tc>
@@ -3326,7 +4217,210 @@
                 <w:rFonts w:cs="Times New Roman"/>
                 <w:color w:val="000000" w:themeColor="text1"/>
               </w:rPr>
-              <w:t>Primitives for t.test(), cor.test(), var.test(), lm(), shapiro.test(), pnorm(), and qnorm().</w:t>
+              <w:t xml:space="preserve">Primitives for </w:t>
+            </w:r>
+            <w:proofErr w:type="spellStart"/>
+            <w:r>
+              <w:rPr>
+                <w:rFonts w:cs="Times New Roman"/>
+                <w:color w:val="000000" w:themeColor="text1"/>
+              </w:rPr>
+              <w:t>t.</w:t>
+            </w:r>
+            <w:proofErr w:type="gramStart"/>
+            <w:r>
+              <w:rPr>
+                <w:rFonts w:cs="Times New Roman"/>
+                <w:color w:val="000000" w:themeColor="text1"/>
+              </w:rPr>
+              <w:t>test</w:t>
+            </w:r>
+            <w:proofErr w:type="spellEnd"/>
+            <w:r>
+              <w:rPr>
+                <w:rFonts w:cs="Times New Roman"/>
+                <w:color w:val="000000" w:themeColor="text1"/>
+              </w:rPr>
+              <w:t>(</w:t>
+            </w:r>
+            <w:proofErr w:type="gramEnd"/>
+            <w:r>
+              <w:rPr>
+                <w:rFonts w:cs="Times New Roman"/>
+                <w:color w:val="000000" w:themeColor="text1"/>
+              </w:rPr>
+              <w:t xml:space="preserve">), </w:t>
+            </w:r>
+            <w:proofErr w:type="spellStart"/>
+            <w:r>
+              <w:rPr>
+                <w:rFonts w:cs="Times New Roman"/>
+                <w:color w:val="000000" w:themeColor="text1"/>
+              </w:rPr>
+              <w:t>cor.</w:t>
+            </w:r>
+            <w:proofErr w:type="gramStart"/>
+            <w:r>
+              <w:rPr>
+                <w:rFonts w:cs="Times New Roman"/>
+                <w:color w:val="000000" w:themeColor="text1"/>
+              </w:rPr>
+              <w:t>test</w:t>
+            </w:r>
+            <w:proofErr w:type="spellEnd"/>
+            <w:r>
+              <w:rPr>
+                <w:rFonts w:cs="Times New Roman"/>
+                <w:color w:val="000000" w:themeColor="text1"/>
+              </w:rPr>
+              <w:t>(</w:t>
+            </w:r>
+            <w:proofErr w:type="gramEnd"/>
+            <w:r>
+              <w:rPr>
+                <w:rFonts w:cs="Times New Roman"/>
+                <w:color w:val="000000" w:themeColor="text1"/>
+              </w:rPr>
+              <w:t xml:space="preserve">), </w:t>
+            </w:r>
+            <w:proofErr w:type="spellStart"/>
+            <w:r>
+              <w:rPr>
+                <w:rFonts w:cs="Times New Roman"/>
+                <w:color w:val="000000" w:themeColor="text1"/>
+              </w:rPr>
+              <w:t>var.</w:t>
+            </w:r>
+            <w:proofErr w:type="gramStart"/>
+            <w:r>
+              <w:rPr>
+                <w:rFonts w:cs="Times New Roman"/>
+                <w:color w:val="000000" w:themeColor="text1"/>
+              </w:rPr>
+              <w:t>test</w:t>
+            </w:r>
+            <w:proofErr w:type="spellEnd"/>
+            <w:r>
+              <w:rPr>
+                <w:rFonts w:cs="Times New Roman"/>
+                <w:color w:val="000000" w:themeColor="text1"/>
+              </w:rPr>
+              <w:t>(</w:t>
+            </w:r>
+            <w:proofErr w:type="gramEnd"/>
+            <w:r>
+              <w:rPr>
+                <w:rFonts w:cs="Times New Roman"/>
+                <w:color w:val="000000" w:themeColor="text1"/>
+              </w:rPr>
+              <w:t xml:space="preserve">), </w:t>
+            </w:r>
+            <w:proofErr w:type="spellStart"/>
+            <w:proofErr w:type="gramStart"/>
+            <w:r>
+              <w:rPr>
+                <w:rFonts w:cs="Times New Roman"/>
+                <w:color w:val="000000" w:themeColor="text1"/>
+              </w:rPr>
+              <w:t>lm</w:t>
+            </w:r>
+            <w:proofErr w:type="spellEnd"/>
+            <w:r>
+              <w:rPr>
+                <w:rFonts w:cs="Times New Roman"/>
+                <w:color w:val="000000" w:themeColor="text1"/>
+              </w:rPr>
+              <w:t>(</w:t>
+            </w:r>
+            <w:proofErr w:type="gramEnd"/>
+            <w:r>
+              <w:rPr>
+                <w:rFonts w:cs="Times New Roman"/>
+                <w:color w:val="000000" w:themeColor="text1"/>
+              </w:rPr>
+              <w:t xml:space="preserve">), </w:t>
+            </w:r>
+            <w:proofErr w:type="spellStart"/>
+            <w:r>
+              <w:rPr>
+                <w:rFonts w:cs="Times New Roman"/>
+                <w:color w:val="000000" w:themeColor="text1"/>
+              </w:rPr>
+              <w:t>shapiro.</w:t>
+            </w:r>
+            <w:proofErr w:type="gramStart"/>
+            <w:r>
+              <w:rPr>
+                <w:rFonts w:cs="Times New Roman"/>
+                <w:color w:val="000000" w:themeColor="text1"/>
+              </w:rPr>
+              <w:t>test</w:t>
+            </w:r>
+            <w:proofErr w:type="spellEnd"/>
+            <w:r>
+              <w:rPr>
+                <w:rFonts w:cs="Times New Roman"/>
+                <w:color w:val="000000" w:themeColor="text1"/>
+              </w:rPr>
+              <w:t>(</w:t>
+            </w:r>
+            <w:proofErr w:type="gramEnd"/>
+            <w:r>
+              <w:rPr>
+                <w:rFonts w:cs="Times New Roman"/>
+                <w:color w:val="000000" w:themeColor="text1"/>
+              </w:rPr>
+              <w:t xml:space="preserve">), </w:t>
+            </w:r>
+            <w:proofErr w:type="spellStart"/>
+            <w:proofErr w:type="gramStart"/>
+            <w:r>
+              <w:rPr>
+                <w:rFonts w:cs="Times New Roman"/>
+                <w:color w:val="000000" w:themeColor="text1"/>
+              </w:rPr>
+              <w:t>pnorm</w:t>
+            </w:r>
+            <w:proofErr w:type="spellEnd"/>
+            <w:r>
+              <w:rPr>
+                <w:rFonts w:cs="Times New Roman"/>
+                <w:color w:val="000000" w:themeColor="text1"/>
+              </w:rPr>
+              <w:t>(</w:t>
+            </w:r>
+            <w:proofErr w:type="gramEnd"/>
+            <w:r>
+              <w:rPr>
+                <w:rFonts w:cs="Times New Roman"/>
+                <w:color w:val="000000" w:themeColor="text1"/>
+              </w:rPr>
+              <w:t xml:space="preserve">), and </w:t>
+            </w:r>
+            <w:proofErr w:type="spellStart"/>
+            <w:proofErr w:type="gramStart"/>
+            <w:r>
+              <w:rPr>
+                <w:rFonts w:cs="Times New Roman"/>
+                <w:color w:val="000000" w:themeColor="text1"/>
+              </w:rPr>
+              <w:t>qnorm</w:t>
+            </w:r>
+            <w:proofErr w:type="spellEnd"/>
+            <w:r>
+              <w:rPr>
+                <w:rFonts w:cs="Times New Roman"/>
+                <w:color w:val="000000" w:themeColor="text1"/>
+              </w:rPr>
+              <w:t>(</w:t>
+            </w:r>
+            <w:proofErr w:type="gramEnd"/>
+            <w:r>
+              <w:rPr>
+                <w:rFonts w:cs="Times New Roman"/>
+                <w:color w:val="000000" w:themeColor="text1"/>
+              </w:rPr>
+              <w:t>).</w:t>
             </w:r>
           </w:p>
         </w:tc>
@@ -3386,7 +4480,39 @@
           <w:rFonts w:cs="Times New Roman"/>
           <w:color w:val="000000" w:themeColor="text1"/>
         </w:rPr>
-        <w:t>• Software Requirements: Windows 10/11 64-bit, R version 4.4.0 or later (R 4.6.1 tested), RStudio Desktop (2024+ release), installed CRAN packages: ggplot2, dplyr, tidyr.</w:t>
+        <w:t xml:space="preserve">• Software Requirements: Windows 10/11 64-bit, R version 4.4.0 or later (R 4.6.1 tested), RStudio Desktop (2024+ release), installed CRAN packages: ggplot2, </w:t>
+      </w:r>
+      <w:proofErr w:type="spellStart"/>
+      <w:r>
+        <w:rPr>
+          <w:rFonts w:cs="Times New Roman"/>
+          <w:color w:val="000000" w:themeColor="text1"/>
+        </w:rPr>
+        <w:t>dplyr</w:t>
+      </w:r>
+      <w:proofErr w:type="spellEnd"/>
+      <w:r>
+        <w:rPr>
+          <w:rFonts w:cs="Times New Roman"/>
+          <w:color w:val="000000" w:themeColor="text1"/>
+        </w:rPr>
+        <w:t xml:space="preserve">, </w:t>
+      </w:r>
+      <w:proofErr w:type="spellStart"/>
+      <w:r>
+        <w:rPr>
+          <w:rFonts w:cs="Times New Roman"/>
+          <w:color w:val="000000" w:themeColor="text1"/>
+        </w:rPr>
+        <w:t>tidyr</w:t>
+      </w:r>
+      <w:proofErr w:type="spellEnd"/>
+      <w:r>
+        <w:rPr>
+          <w:rFonts w:cs="Times New Roman"/>
+          <w:color w:val="000000" w:themeColor="text1"/>
+        </w:rPr>
+        <w:t>.</w:t>
       </w:r>
     </w:p>
     <w:p>
@@ -3436,7 +4562,32 @@
           <w:rFonts w:cs="Times New Roman"/>
           <w:color w:val="000000" w:themeColor="text1"/>
         </w:rPr>
-        <w:t>The analytical workflow is organized into an end-to-end 8-stage statistical pipeline executed sequentially by run_project.R:</w:t>
+        <w:t xml:space="preserve">The analytical workflow is organized into an end-to-end 8-stage statistical pipeline executed sequentially by </w:t>
+      </w:r>
+      <w:proofErr w:type="spellStart"/>
+      <w:r>
+        <w:rPr>
+          <w:rFonts w:cs="Times New Roman"/>
+          <w:color w:val="000000" w:themeColor="text1"/>
+        </w:rPr>
+        <w:t>run_</w:t>
+      </w:r>
+      <w:proofErr w:type="gramStart"/>
+      <w:r>
+        <w:rPr>
+          <w:rFonts w:cs="Times New Roman"/>
+          <w:color w:val="000000" w:themeColor="text1"/>
+        </w:rPr>
+        <w:t>project.R</w:t>
+      </w:r>
+      <w:proofErr w:type="spellEnd"/>
+      <w:proofErr w:type="gramEnd"/>
+      <w:r>
+        <w:rPr>
+          <w:rFonts w:cs="Times New Roman"/>
+          <w:color w:val="000000" w:themeColor="text1"/>
+        </w:rPr>
+        <w:t>:</w:t>
       </w:r>
     </w:p>
     <w:tbl>
@@ -3781,7 +4932,39 @@
                 <w:rFonts w:cs="Times New Roman"/>
                 <w:color w:val="000000" w:themeColor="text1"/>
               </w:rPr>
-              <w:t>Generate 7 high-res charts (300 DPI): Bar, Pie, Histogram+Normal, Boxplot, Scatter+OLS, Heatmap, Diagnostics.</w:t>
+              <w:t xml:space="preserve">Generate 7 high-res charts (300 DPI): Bar, Pie, </w:t>
+            </w:r>
+            <w:proofErr w:type="spellStart"/>
+            <w:r>
+              <w:rPr>
+                <w:rFonts w:cs="Times New Roman"/>
+                <w:color w:val="000000" w:themeColor="text1"/>
+              </w:rPr>
+              <w:t>Histogram+Normal</w:t>
+            </w:r>
+            <w:proofErr w:type="spellEnd"/>
+            <w:r>
+              <w:rPr>
+                <w:rFonts w:cs="Times New Roman"/>
+                <w:color w:val="000000" w:themeColor="text1"/>
+              </w:rPr>
+              <w:t xml:space="preserve">, Boxplot, </w:t>
+            </w:r>
+            <w:proofErr w:type="spellStart"/>
+            <w:r>
+              <w:rPr>
+                <w:rFonts w:cs="Times New Roman"/>
+                <w:color w:val="000000" w:themeColor="text1"/>
+              </w:rPr>
+              <w:t>Scatter+OLS</w:t>
+            </w:r>
+            <w:proofErr w:type="spellEnd"/>
+            <w:r>
+              <w:rPr>
+                <w:rFonts w:cs="Times New Roman"/>
+                <w:color w:val="000000" w:themeColor="text1"/>
+              </w:rPr>
+              <w:t>, Heatmap, Diagnostics.</w:t>
             </w:r>
           </w:p>
         </w:tc>
@@ -3846,7 +5029,39 @@
                 <w:rFonts w:cs="Times New Roman"/>
                 <w:color w:val="000000" w:themeColor="text1"/>
               </w:rPr>
-              <w:t>Compute Covariance matrix, Pearson r matrix, and cor.test() significance evaluations.</w:t>
+              <w:t xml:space="preserve">Compute Covariance matrix, Pearson r matrix, and </w:t>
+            </w:r>
+            <w:proofErr w:type="spellStart"/>
+            <w:r>
+              <w:rPr>
+                <w:rFonts w:cs="Times New Roman"/>
+                <w:color w:val="000000" w:themeColor="text1"/>
+              </w:rPr>
+              <w:t>cor.</w:t>
+            </w:r>
+            <w:proofErr w:type="gramStart"/>
+            <w:r>
+              <w:rPr>
+                <w:rFonts w:cs="Times New Roman"/>
+                <w:color w:val="000000" w:themeColor="text1"/>
+              </w:rPr>
+              <w:t>test</w:t>
+            </w:r>
+            <w:proofErr w:type="spellEnd"/>
+            <w:r>
+              <w:rPr>
+                <w:rFonts w:cs="Times New Roman"/>
+                <w:color w:val="000000" w:themeColor="text1"/>
+              </w:rPr>
+              <w:t>(</w:t>
+            </w:r>
+            <w:proofErr w:type="gramEnd"/>
+            <w:r>
+              <w:rPr>
+                <w:rFonts w:cs="Times New Roman"/>
+                <w:color w:val="000000" w:themeColor="text1"/>
+              </w:rPr>
+              <w:t>) significance evaluations.</w:t>
             </w:r>
           </w:p>
         </w:tc>
@@ -3911,7 +5126,23 @@
                 <w:rFonts w:cs="Times New Roman"/>
                 <w:color w:val="000000" w:themeColor="text1"/>
               </w:rPr>
-              <w:t>Empirical conditional probabilities, Binomial PMF B(10, p), and Normal Gaussian Z-scores and percentiles.</w:t>
+              <w:t xml:space="preserve">Empirical conditional probabilities, Binomial PMF </w:t>
+            </w:r>
+            <w:proofErr w:type="gramStart"/>
+            <w:r>
+              <w:rPr>
+                <w:rFonts w:cs="Times New Roman"/>
+                <w:color w:val="000000" w:themeColor="text1"/>
+              </w:rPr>
+              <w:t>B(</w:t>
+            </w:r>
+            <w:proofErr w:type="gramEnd"/>
+            <w:r>
+              <w:rPr>
+                <w:rFonts w:cs="Times New Roman"/>
+                <w:color w:val="000000" w:themeColor="text1"/>
+              </w:rPr>
+              <w:t>10, p), and Normal Gaussian Z-scores and percentiles.</w:t>
             </w:r>
           </w:p>
         </w:tc>
@@ -4068,6 +5299,7 @@
     </w:p>
     <w:p>
       <w:pPr>
+        <w:keepNext/>
         <w:rPr>
           <w:rFonts w:cs="Times New Roman"/>
           <w:color w:val="000000" w:themeColor="text1"/>
@@ -4206,6 +5438,7 @@
                 <w:color w:val="000000" w:themeColor="text1"/>
               </w:rPr>
             </w:pPr>
+            <w:proofErr w:type="spellStart"/>
             <w:r>
               <w:rPr>
                 <w:rFonts w:cs="Times New Roman"/>
@@ -4213,6 +5446,7 @@
               </w:rPr>
               <w:t>Avg_Session_Length</w:t>
             </w:r>
+            <w:proofErr w:type="spellEnd"/>
           </w:p>
         </w:tc>
         <w:tc>
@@ -4291,6 +5525,7 @@
                 <w:color w:val="000000" w:themeColor="text1"/>
               </w:rPr>
             </w:pPr>
+            <w:proofErr w:type="spellStart"/>
             <w:r>
               <w:rPr>
                 <w:rFonts w:cs="Times New Roman"/>
@@ -4298,6 +5533,7 @@
               </w:rPr>
               <w:t>Time_on_App</w:t>
             </w:r>
+            <w:proofErr w:type="spellEnd"/>
           </w:p>
         </w:tc>
         <w:tc>
@@ -4376,6 +5612,7 @@
                 <w:color w:val="000000" w:themeColor="text1"/>
               </w:rPr>
             </w:pPr>
+            <w:proofErr w:type="spellStart"/>
             <w:r>
               <w:rPr>
                 <w:rFonts w:cs="Times New Roman"/>
@@ -4383,6 +5620,7 @@
               </w:rPr>
               <w:t>Time_on_Website</w:t>
             </w:r>
+            <w:proofErr w:type="spellEnd"/>
           </w:p>
         </w:tc>
         <w:tc>
@@ -4461,6 +5699,7 @@
                 <w:color w:val="000000" w:themeColor="text1"/>
               </w:rPr>
             </w:pPr>
+            <w:proofErr w:type="spellStart"/>
             <w:r>
               <w:rPr>
                 <w:rFonts w:cs="Times New Roman"/>
@@ -4468,6 +5707,7 @@
               </w:rPr>
               <w:t>Length_of_Membership</w:t>
             </w:r>
+            <w:proofErr w:type="spellEnd"/>
           </w:p>
         </w:tc>
         <w:tc>
@@ -4546,6 +5786,7 @@
                 <w:color w:val="000000" w:themeColor="text1"/>
               </w:rPr>
             </w:pPr>
+            <w:proofErr w:type="spellStart"/>
             <w:r>
               <w:rPr>
                 <w:rFonts w:cs="Times New Roman"/>
@@ -4553,6 +5794,7 @@
               </w:rPr>
               <w:t>Yearly_Amount_Spent</w:t>
             </w:r>
+            <w:proofErr w:type="spellEnd"/>
           </w:p>
         </w:tc>
         <w:tc>
@@ -4631,6 +5873,7 @@
                 <w:color w:val="000000" w:themeColor="text1"/>
               </w:rPr>
             </w:pPr>
+            <w:proofErr w:type="spellStart"/>
             <w:r>
               <w:rPr>
                 <w:rFonts w:cs="Times New Roman"/>
@@ -4638,6 +5881,7 @@
               </w:rPr>
               <w:t>Spending_Tier</w:t>
             </w:r>
+            <w:proofErr w:type="spellEnd"/>
           </w:p>
         </w:tc>
         <w:tc>
@@ -4716,6 +5960,7 @@
                 <w:color w:val="000000" w:themeColor="text1"/>
               </w:rPr>
             </w:pPr>
+            <w:proofErr w:type="spellStart"/>
             <w:r>
               <w:rPr>
                 <w:rFonts w:cs="Times New Roman"/>
@@ -4723,6 +5968,7 @@
               </w:rPr>
               <w:t>Membership_Tier</w:t>
             </w:r>
+            <w:proofErr w:type="spellEnd"/>
           </w:p>
         </w:tc>
         <w:tc>
@@ -4809,7 +6055,38 @@
           <w:color w:val="000000" w:themeColor="text1"/>
           <w:sz w:val="30"/>
         </w:rPr>
-        <w:t>10. IMPORTANT R CODE SNIPPETS (FROM run_project.R)</w:t>
+        <w:t xml:space="preserve">10. IMPORTANT R CODE SNIPPETS (FROM </w:t>
+      </w:r>
+      <w:proofErr w:type="spellStart"/>
+      <w:r>
+        <w:rPr>
+          <w:rFonts w:cs="Times New Roman"/>
+          <w:b/>
+          <w:color w:val="000000" w:themeColor="text1"/>
+          <w:sz w:val="30"/>
+        </w:rPr>
+        <w:t>run_</w:t>
+      </w:r>
+      <w:proofErr w:type="gramStart"/>
+      <w:r>
+        <w:rPr>
+          <w:rFonts w:cs="Times New Roman"/>
+          <w:b/>
+          <w:color w:val="000000" w:themeColor="text1"/>
+          <w:sz w:val="30"/>
+        </w:rPr>
+        <w:t>project.R</w:t>
+      </w:r>
+      <w:proofErr w:type="spellEnd"/>
+      <w:proofErr w:type="gramEnd"/>
+      <w:r>
+        <w:rPr>
+          <w:rFonts w:cs="Times New Roman"/>
+          <w:b/>
+          <w:color w:val="000000" w:themeColor="text1"/>
+          <w:sz w:val="30"/>
+        </w:rPr>
+        <w:t>)</w:t>
       </w:r>
     </w:p>
     <w:p>
@@ -4824,7 +6101,32 @@
           <w:rFonts w:cs="Times New Roman"/>
           <w:color w:val="000000" w:themeColor="text1"/>
         </w:rPr>
-        <w:t>The complete project is executed via run_project.R (191 lines total). Key statistical implementations include:</w:t>
+        <w:t xml:space="preserve">The complete project is executed via </w:t>
+      </w:r>
+      <w:proofErr w:type="spellStart"/>
+      <w:r>
+        <w:rPr>
+          <w:rFonts w:cs="Times New Roman"/>
+          <w:color w:val="000000" w:themeColor="text1"/>
+        </w:rPr>
+        <w:t>run_</w:t>
+      </w:r>
+      <w:proofErr w:type="gramStart"/>
+      <w:r>
+        <w:rPr>
+          <w:rFonts w:cs="Times New Roman"/>
+          <w:color w:val="000000" w:themeColor="text1"/>
+        </w:rPr>
+        <w:t>project.R</w:t>
+      </w:r>
+      <w:proofErr w:type="spellEnd"/>
+      <w:proofErr w:type="gramEnd"/>
+      <w:r>
+        <w:rPr>
+          <w:rFonts w:cs="Times New Roman"/>
+          <w:color w:val="000000" w:themeColor="text1"/>
+        </w:rPr>
+        <w:t xml:space="preserve"> (191 lines total). Key statistical implementations include:</w:t>
       </w:r>
     </w:p>
     <w:p>
@@ -4904,7 +6206,24 @@
                 <w:szCs w:val="24"/>
               </w:rPr>
               <w:br/>
-              <w:t>calc_mode &lt;- function(x) {</w:t>
+            </w:r>
+            <w:proofErr w:type="spellStart"/>
+            <w:r>
+              <w:rPr>
+                <w:rFonts w:cs="Times New Roman"/>
+                <w:color w:val="000000" w:themeColor="text1"/>
+                <w:szCs w:val="24"/>
+              </w:rPr>
+              <w:t>calc_mode</w:t>
+            </w:r>
+            <w:proofErr w:type="spellEnd"/>
+            <w:r>
+              <w:rPr>
+                <w:rFonts w:cs="Times New Roman"/>
+                <w:color w:val="000000" w:themeColor="text1"/>
+                <w:szCs w:val="24"/>
+              </w:rPr>
+              <w:t xml:space="preserve"> &lt;- function(x) {</w:t>
             </w:r>
             <w:r>
               <w:rPr>
@@ -4922,7 +6241,25 @@
                 <w:szCs w:val="24"/>
               </w:rPr>
               <w:br/>
-              <w:t xml:space="preserve">  u[which.max(tabulate(match(round(x, 1), u)))]</w:t>
+              <w:t xml:space="preserve">  u[</w:t>
+            </w:r>
+            <w:proofErr w:type="spellStart"/>
+            <w:r>
+              <w:rPr>
+                <w:rFonts w:cs="Times New Roman"/>
+                <w:color w:val="000000" w:themeColor="text1"/>
+                <w:szCs w:val="24"/>
+              </w:rPr>
+              <w:t>which.max</w:t>
+            </w:r>
+            <w:proofErr w:type="spellEnd"/>
+            <w:r>
+              <w:rPr>
+                <w:rFonts w:cs="Times New Roman"/>
+                <w:color w:val="000000" w:themeColor="text1"/>
+                <w:szCs w:val="24"/>
+              </w:rPr>
+              <w:t>(tabulate(match(round(x, 1), u)))]</w:t>
             </w:r>
             <w:r>
               <w:rPr>
@@ -4957,51 +6294,301 @@
                 <w:szCs w:val="24"/>
               </w:rPr>
               <w:br/>
-              <w:t>num_vars &lt;- c("Avg_Session_Length", "Time_on_App", "Time_on_Website", "Length_of_Membership", "Yearly_Amount_Spent")</w:t>
-            </w:r>
+            </w:r>
+            <w:proofErr w:type="spellStart"/>
             <w:r>
               <w:rPr>
                 <w:rFonts w:cs="Times New Roman"/>
                 <w:color w:val="000000" w:themeColor="text1"/>
                 <w:szCs w:val="24"/>
               </w:rPr>
+              <w:t>num_vars</w:t>
+            </w:r>
+            <w:proofErr w:type="spellEnd"/>
+            <w:r>
+              <w:rPr>
+                <w:rFonts w:cs="Times New Roman"/>
+                <w:color w:val="000000" w:themeColor="text1"/>
+                <w:szCs w:val="24"/>
+              </w:rPr>
+              <w:t xml:space="preserve"> &lt;- c("</w:t>
+            </w:r>
+            <w:proofErr w:type="spellStart"/>
+            <w:r>
+              <w:rPr>
+                <w:rFonts w:cs="Times New Roman"/>
+                <w:color w:val="000000" w:themeColor="text1"/>
+                <w:szCs w:val="24"/>
+              </w:rPr>
+              <w:t>Avg_Session_Length</w:t>
+            </w:r>
+            <w:proofErr w:type="spellEnd"/>
+            <w:r>
+              <w:rPr>
+                <w:rFonts w:cs="Times New Roman"/>
+                <w:color w:val="000000" w:themeColor="text1"/>
+                <w:szCs w:val="24"/>
+              </w:rPr>
+              <w:t>", "</w:t>
+            </w:r>
+            <w:proofErr w:type="spellStart"/>
+            <w:r>
+              <w:rPr>
+                <w:rFonts w:cs="Times New Roman"/>
+                <w:color w:val="000000" w:themeColor="text1"/>
+                <w:szCs w:val="24"/>
+              </w:rPr>
+              <w:t>Time_on_App</w:t>
+            </w:r>
+            <w:proofErr w:type="spellEnd"/>
+            <w:r>
+              <w:rPr>
+                <w:rFonts w:cs="Times New Roman"/>
+                <w:color w:val="000000" w:themeColor="text1"/>
+                <w:szCs w:val="24"/>
+              </w:rPr>
+              <w:t>", "</w:t>
+            </w:r>
+            <w:proofErr w:type="spellStart"/>
+            <w:r>
+              <w:rPr>
+                <w:rFonts w:cs="Times New Roman"/>
+                <w:color w:val="000000" w:themeColor="text1"/>
+                <w:szCs w:val="24"/>
+              </w:rPr>
+              <w:t>Time_on_Website</w:t>
+            </w:r>
+            <w:proofErr w:type="spellEnd"/>
+            <w:r>
+              <w:rPr>
+                <w:rFonts w:cs="Times New Roman"/>
+                <w:color w:val="000000" w:themeColor="text1"/>
+                <w:szCs w:val="24"/>
+              </w:rPr>
+              <w:t>", "</w:t>
+            </w:r>
+            <w:proofErr w:type="spellStart"/>
+            <w:r>
+              <w:rPr>
+                <w:rFonts w:cs="Times New Roman"/>
+                <w:color w:val="000000" w:themeColor="text1"/>
+                <w:szCs w:val="24"/>
+              </w:rPr>
+              <w:t>Length_of_Membership</w:t>
+            </w:r>
+            <w:proofErr w:type="spellEnd"/>
+            <w:r>
+              <w:rPr>
+                <w:rFonts w:cs="Times New Roman"/>
+                <w:color w:val="000000" w:themeColor="text1"/>
+                <w:szCs w:val="24"/>
+              </w:rPr>
+              <w:t>", "</w:t>
+            </w:r>
+            <w:proofErr w:type="spellStart"/>
+            <w:r>
+              <w:rPr>
+                <w:rFonts w:cs="Times New Roman"/>
+                <w:color w:val="000000" w:themeColor="text1"/>
+                <w:szCs w:val="24"/>
+              </w:rPr>
+              <w:t>Yearly_Amount_Spent</w:t>
+            </w:r>
+            <w:proofErr w:type="spellEnd"/>
+            <w:r>
+              <w:rPr>
+                <w:rFonts w:cs="Times New Roman"/>
+                <w:color w:val="000000" w:themeColor="text1"/>
+                <w:szCs w:val="24"/>
+              </w:rPr>
+              <w:t>")</w:t>
+            </w:r>
+            <w:r>
+              <w:rPr>
+                <w:rFonts w:cs="Times New Roman"/>
+                <w:color w:val="000000" w:themeColor="text1"/>
+                <w:szCs w:val="24"/>
+              </w:rPr>
               <w:br/>
             </w:r>
+            <w:proofErr w:type="spellStart"/>
             <w:r>
               <w:rPr>
                 <w:rFonts w:cs="Times New Roman"/>
                 <w:color w:val="000000" w:themeColor="text1"/>
                 <w:szCs w:val="24"/>
               </w:rPr>
+              <w:t>desc_list</w:t>
+            </w:r>
+            <w:proofErr w:type="spellEnd"/>
+            <w:r>
+              <w:rPr>
+                <w:rFonts w:cs="Times New Roman"/>
+                <w:color w:val="000000" w:themeColor="text1"/>
+                <w:szCs w:val="24"/>
+              </w:rPr>
+              <w:t xml:space="preserve"> &lt;- </w:t>
+            </w:r>
+            <w:proofErr w:type="spellStart"/>
+            <w:r>
+              <w:rPr>
+                <w:rFonts w:cs="Times New Roman"/>
+                <w:color w:val="000000" w:themeColor="text1"/>
+                <w:szCs w:val="24"/>
+              </w:rPr>
+              <w:t>lapply</w:t>
+            </w:r>
+            <w:proofErr w:type="spellEnd"/>
+            <w:r>
+              <w:rPr>
+                <w:rFonts w:cs="Times New Roman"/>
+                <w:color w:val="000000" w:themeColor="text1"/>
+                <w:szCs w:val="24"/>
+              </w:rPr>
+              <w:t>(</w:t>
+            </w:r>
+            <w:proofErr w:type="spellStart"/>
+            <w:r>
+              <w:rPr>
+                <w:rFonts w:cs="Times New Roman"/>
+                <w:color w:val="000000" w:themeColor="text1"/>
+                <w:szCs w:val="24"/>
+              </w:rPr>
+              <w:t>num_vars</w:t>
+            </w:r>
+            <w:proofErr w:type="spellEnd"/>
+            <w:r>
+              <w:rPr>
+                <w:rFonts w:cs="Times New Roman"/>
+                <w:color w:val="000000" w:themeColor="text1"/>
+                <w:szCs w:val="24"/>
+              </w:rPr>
+              <w:t>, function(v) {</w:t>
+            </w:r>
+            <w:r>
+              <w:rPr>
+                <w:rFonts w:cs="Times New Roman"/>
+                <w:color w:val="000000" w:themeColor="text1"/>
+                <w:szCs w:val="24"/>
+              </w:rPr>
+              <w:br/>
+            </w:r>
+            <w:r>
+              <w:rPr>
+                <w:rFonts w:cs="Times New Roman"/>
+                <w:color w:val="000000" w:themeColor="text1"/>
+                <w:szCs w:val="24"/>
+              </w:rPr>
               <w:lastRenderedPageBreak/>
-              <w:t>desc_list &lt;- lapply(num_vars, function(v) {</w:t>
-            </w:r>
+              <w:t xml:space="preserve">  x &lt;- </w:t>
+            </w:r>
+            <w:proofErr w:type="spellStart"/>
             <w:r>
               <w:rPr>
                 <w:rFonts w:cs="Times New Roman"/>
                 <w:color w:val="000000" w:themeColor="text1"/>
                 <w:szCs w:val="24"/>
               </w:rPr>
+              <w:t>df</w:t>
+            </w:r>
+            <w:proofErr w:type="spellEnd"/>
+            <w:r>
+              <w:rPr>
+                <w:rFonts w:cs="Times New Roman"/>
+                <w:color w:val="000000" w:themeColor="text1"/>
+                <w:szCs w:val="24"/>
+              </w:rPr>
+              <w:t>[[v]]</w:t>
+            </w:r>
+            <w:r>
+              <w:rPr>
+                <w:rFonts w:cs="Times New Roman"/>
+                <w:color w:val="000000" w:themeColor="text1"/>
+                <w:szCs w:val="24"/>
+              </w:rPr>
               <w:br/>
-              <w:t xml:space="preserve">  x &lt;- df[[v]]</w:t>
-            </w:r>
+              <w:t xml:space="preserve">  </w:t>
+            </w:r>
+            <w:proofErr w:type="spellStart"/>
             <w:r>
               <w:rPr>
                 <w:rFonts w:cs="Times New Roman"/>
                 <w:color w:val="000000" w:themeColor="text1"/>
                 <w:szCs w:val="24"/>
               </w:rPr>
+              <w:t>data.frame</w:t>
+            </w:r>
+            <w:proofErr w:type="spellEnd"/>
+            <w:r>
+              <w:rPr>
+                <w:rFonts w:cs="Times New Roman"/>
+                <w:color w:val="000000" w:themeColor="text1"/>
+                <w:szCs w:val="24"/>
+              </w:rPr>
+              <w:t>(Variable = v, Mean = round(mean(x), 2), Median = round(median(x), 2),</w:t>
+            </w:r>
+            <w:r>
+              <w:rPr>
+                <w:rFonts w:cs="Times New Roman"/>
+                <w:color w:val="000000" w:themeColor="text1"/>
+                <w:szCs w:val="24"/>
+              </w:rPr>
               <w:br/>
-              <w:t xml:space="preserve">  data.frame(Variable = v, Mean = round(mean(x), 2), Median = round(median(x), 2),</w:t>
-            </w:r>
+              <w:t xml:space="preserve">             Mode = round(</w:t>
+            </w:r>
+            <w:proofErr w:type="spellStart"/>
             <w:r>
               <w:rPr>
                 <w:rFonts w:cs="Times New Roman"/>
                 <w:color w:val="000000" w:themeColor="text1"/>
                 <w:szCs w:val="24"/>
               </w:rPr>
-              <w:br/>
-              <w:t xml:space="preserve">             Mode = round(calc_mode(x), 2), Variance = round(var(x), 2), Std_Dev = round(sd(x), 2),</w:t>
+              <w:t>calc_mode</w:t>
+            </w:r>
+            <w:proofErr w:type="spellEnd"/>
+            <w:r>
+              <w:rPr>
+                <w:rFonts w:cs="Times New Roman"/>
+                <w:color w:val="000000" w:themeColor="text1"/>
+                <w:szCs w:val="24"/>
+              </w:rPr>
+              <w:t xml:space="preserve">(x), 2), Variance = round(var(x), 2), </w:t>
+            </w:r>
+            <w:proofErr w:type="spellStart"/>
+            <w:r>
+              <w:rPr>
+                <w:rFonts w:cs="Times New Roman"/>
+                <w:color w:val="000000" w:themeColor="text1"/>
+                <w:szCs w:val="24"/>
+              </w:rPr>
+              <w:t>Std_Dev</w:t>
+            </w:r>
+            <w:proofErr w:type="spellEnd"/>
+            <w:r>
+              <w:rPr>
+                <w:rFonts w:cs="Times New Roman"/>
+                <w:color w:val="000000" w:themeColor="text1"/>
+                <w:szCs w:val="24"/>
+              </w:rPr>
+              <w:t xml:space="preserve"> = round(</w:t>
+            </w:r>
+            <w:proofErr w:type="spellStart"/>
+            <w:r>
+              <w:rPr>
+                <w:rFonts w:cs="Times New Roman"/>
+                <w:color w:val="000000" w:themeColor="text1"/>
+                <w:szCs w:val="24"/>
+              </w:rPr>
+              <w:t>sd</w:t>
+            </w:r>
+            <w:proofErr w:type="spellEnd"/>
+            <w:r>
+              <w:rPr>
+                <w:rFonts w:cs="Times New Roman"/>
+                <w:color w:val="000000" w:themeColor="text1"/>
+                <w:szCs w:val="24"/>
+              </w:rPr>
+              <w:t>(x), 2),</w:t>
             </w:r>
             <w:r>
               <w:rPr>
@@ -5037,7 +6624,61 @@
                 <w:szCs w:val="24"/>
               </w:rPr>
               <w:br/>
-              <w:t>print(do.call(rbind, desc_list))</w:t>
+              <w:t>print(</w:t>
+            </w:r>
+            <w:proofErr w:type="spellStart"/>
+            <w:r>
+              <w:rPr>
+                <w:rFonts w:cs="Times New Roman"/>
+                <w:color w:val="000000" w:themeColor="text1"/>
+                <w:szCs w:val="24"/>
+              </w:rPr>
+              <w:t>do.call</w:t>
+            </w:r>
+            <w:proofErr w:type="spellEnd"/>
+            <w:r>
+              <w:rPr>
+                <w:rFonts w:cs="Times New Roman"/>
+                <w:color w:val="000000" w:themeColor="text1"/>
+                <w:szCs w:val="24"/>
+              </w:rPr>
+              <w:t>(</w:t>
+            </w:r>
+            <w:proofErr w:type="spellStart"/>
+            <w:r>
+              <w:rPr>
+                <w:rFonts w:cs="Times New Roman"/>
+                <w:color w:val="000000" w:themeColor="text1"/>
+                <w:szCs w:val="24"/>
+              </w:rPr>
+              <w:t>rbind</w:t>
+            </w:r>
+            <w:proofErr w:type="spellEnd"/>
+            <w:r>
+              <w:rPr>
+                <w:rFonts w:cs="Times New Roman"/>
+                <w:color w:val="000000" w:themeColor="text1"/>
+                <w:szCs w:val="24"/>
+              </w:rPr>
+              <w:t xml:space="preserve">, </w:t>
+            </w:r>
+            <w:proofErr w:type="spellStart"/>
+            <w:r>
+              <w:rPr>
+                <w:rFonts w:cs="Times New Roman"/>
+                <w:color w:val="000000" w:themeColor="text1"/>
+                <w:szCs w:val="24"/>
+              </w:rPr>
+              <w:t>desc_list</w:t>
+            </w:r>
+            <w:proofErr w:type="spellEnd"/>
+            <w:r>
+              <w:rPr>
+                <w:rFonts w:cs="Times New Roman"/>
+                <w:color w:val="000000" w:themeColor="text1"/>
+                <w:szCs w:val="24"/>
+              </w:rPr>
+              <w:t>))</w:t>
             </w:r>
           </w:p>
         </w:tc>
@@ -5066,7 +6707,27 @@
           <w:color w:val="000000" w:themeColor="text1"/>
           <w:sz w:val="26"/>
         </w:rPr>
-        <w:t>B. Inferential Hypothesis Testing (t.test)</w:t>
+        <w:t>B. Inferential Hypothesis Testing (</w:t>
+      </w:r>
+      <w:proofErr w:type="spellStart"/>
+      <w:r>
+        <w:rPr>
+          <w:rFonts w:cs="Times New Roman"/>
+          <w:b/>
+          <w:color w:val="000000" w:themeColor="text1"/>
+          <w:sz w:val="26"/>
+        </w:rPr>
+        <w:t>t.test</w:t>
+      </w:r>
+      <w:proofErr w:type="spellEnd"/>
+      <w:r>
+        <w:rPr>
+          <w:rFonts w:cs="Times New Roman"/>
+          <w:b/>
+          <w:color w:val="000000" w:themeColor="text1"/>
+          <w:sz w:val="26"/>
+        </w:rPr>
+        <w:t>)</w:t>
       </w:r>
     </w:p>
     <w:tbl>
@@ -5117,7 +6778,53 @@
                 <w:szCs w:val="24"/>
               </w:rPr>
               <w:br/>
-              <w:t>t1 &lt;- t.test(df$Yearly_Amount_Spent, mu = 500)</w:t>
+              <w:t xml:space="preserve">t1 &lt;- </w:t>
+            </w:r>
+            <w:proofErr w:type="spellStart"/>
+            <w:r>
+              <w:rPr>
+                <w:rFonts w:cs="Times New Roman"/>
+                <w:color w:val="000000" w:themeColor="text1"/>
+                <w:szCs w:val="24"/>
+              </w:rPr>
+              <w:t>t.</w:t>
+            </w:r>
+            <w:proofErr w:type="gramStart"/>
+            <w:r>
+              <w:rPr>
+                <w:rFonts w:cs="Times New Roman"/>
+                <w:color w:val="000000" w:themeColor="text1"/>
+                <w:szCs w:val="24"/>
+              </w:rPr>
+              <w:t>test</w:t>
+            </w:r>
+            <w:proofErr w:type="spellEnd"/>
+            <w:r>
+              <w:rPr>
+                <w:rFonts w:cs="Times New Roman"/>
+                <w:color w:val="000000" w:themeColor="text1"/>
+                <w:szCs w:val="24"/>
+              </w:rPr>
+              <w:t>(</w:t>
+            </w:r>
+            <w:proofErr w:type="spellStart"/>
+            <w:proofErr w:type="gramEnd"/>
+            <w:r>
+              <w:rPr>
+                <w:rFonts w:cs="Times New Roman"/>
+                <w:color w:val="000000" w:themeColor="text1"/>
+                <w:szCs w:val="24"/>
+              </w:rPr>
+              <w:t>df$Yearly_Amount_Spent</w:t>
+            </w:r>
+            <w:proofErr w:type="spellEnd"/>
+            <w:r>
+              <w:rPr>
+                <w:rFonts w:cs="Times New Roman"/>
+                <w:color w:val="000000" w:themeColor="text1"/>
+                <w:szCs w:val="24"/>
+              </w:rPr>
+              <w:t>, mu = 500)</w:t>
             </w:r>
             <w:r>
               <w:rPr>
@@ -5143,16 +6850,235 @@
                 <w:szCs w:val="24"/>
               </w:rPr>
               <w:br/>
-              <w:t>f_var &lt;- var.test(Yearly_Amount_Spent ~ Membership_Tier, data = df)</w:t>
-            </w:r>
+            </w:r>
+            <w:proofErr w:type="spellStart"/>
             <w:r>
               <w:rPr>
                 <w:rFonts w:cs="Times New Roman"/>
                 <w:color w:val="000000" w:themeColor="text1"/>
                 <w:szCs w:val="24"/>
               </w:rPr>
+              <w:t>f_var</w:t>
+            </w:r>
+            <w:proofErr w:type="spellEnd"/>
+            <w:r>
+              <w:rPr>
+                <w:rFonts w:cs="Times New Roman"/>
+                <w:color w:val="000000" w:themeColor="text1"/>
+                <w:szCs w:val="24"/>
+              </w:rPr>
+              <w:t xml:space="preserve"> &lt;- </w:t>
+            </w:r>
+            <w:proofErr w:type="spellStart"/>
+            <w:r>
+              <w:rPr>
+                <w:rFonts w:cs="Times New Roman"/>
+                <w:color w:val="000000" w:themeColor="text1"/>
+                <w:szCs w:val="24"/>
+              </w:rPr>
+              <w:t>var.</w:t>
+            </w:r>
+            <w:proofErr w:type="gramStart"/>
+            <w:r>
+              <w:rPr>
+                <w:rFonts w:cs="Times New Roman"/>
+                <w:color w:val="000000" w:themeColor="text1"/>
+                <w:szCs w:val="24"/>
+              </w:rPr>
+              <w:t>test</w:t>
+            </w:r>
+            <w:proofErr w:type="spellEnd"/>
+            <w:r>
+              <w:rPr>
+                <w:rFonts w:cs="Times New Roman"/>
+                <w:color w:val="000000" w:themeColor="text1"/>
+                <w:szCs w:val="24"/>
+              </w:rPr>
+              <w:t>(</w:t>
+            </w:r>
+            <w:proofErr w:type="spellStart"/>
+            <w:proofErr w:type="gramEnd"/>
+            <w:r>
+              <w:rPr>
+                <w:rFonts w:cs="Times New Roman"/>
+                <w:color w:val="000000" w:themeColor="text1"/>
+                <w:szCs w:val="24"/>
+              </w:rPr>
+              <w:t>Yearly_Amount_Spent</w:t>
+            </w:r>
+            <w:proofErr w:type="spellEnd"/>
+            <w:r>
+              <w:rPr>
+                <w:rFonts w:cs="Times New Roman"/>
+                <w:color w:val="000000" w:themeColor="text1"/>
+                <w:szCs w:val="24"/>
+              </w:rPr>
+              <w:t xml:space="preserve"> ~ </w:t>
+            </w:r>
+            <w:proofErr w:type="spellStart"/>
+            <w:r>
+              <w:rPr>
+                <w:rFonts w:cs="Times New Roman"/>
+                <w:color w:val="000000" w:themeColor="text1"/>
+                <w:szCs w:val="24"/>
+              </w:rPr>
+              <w:t>Membership_Tier</w:t>
+            </w:r>
+            <w:proofErr w:type="spellEnd"/>
+            <w:r>
+              <w:rPr>
+                <w:rFonts w:cs="Times New Roman"/>
+                <w:color w:val="000000" w:themeColor="text1"/>
+                <w:szCs w:val="24"/>
+              </w:rPr>
+              <w:t xml:space="preserve">, data = </w:t>
+            </w:r>
+            <w:proofErr w:type="spellStart"/>
+            <w:r>
+              <w:rPr>
+                <w:rFonts w:cs="Times New Roman"/>
+                <w:color w:val="000000" w:themeColor="text1"/>
+                <w:szCs w:val="24"/>
+              </w:rPr>
+              <w:t>df</w:t>
+            </w:r>
+            <w:proofErr w:type="spellEnd"/>
+            <w:r>
+              <w:rPr>
+                <w:rFonts w:cs="Times New Roman"/>
+                <w:color w:val="000000" w:themeColor="text1"/>
+                <w:szCs w:val="24"/>
+              </w:rPr>
+              <w:t>)</w:t>
+            </w:r>
+            <w:r>
+              <w:rPr>
+                <w:rFonts w:cs="Times New Roman"/>
+                <w:color w:val="000000" w:themeColor="text1"/>
+                <w:szCs w:val="24"/>
+              </w:rPr>
               <w:br/>
-              <w:t>t2 &lt;- t.test(Yearly_Amount_Spent ~ Membership_Tier, data = df, var.equal = (f_var$p.value &gt; 0.05))</w:t>
+              <w:t xml:space="preserve">t2 &lt;- </w:t>
+            </w:r>
+            <w:proofErr w:type="spellStart"/>
+            <w:r>
+              <w:rPr>
+                <w:rFonts w:cs="Times New Roman"/>
+                <w:color w:val="000000" w:themeColor="text1"/>
+                <w:szCs w:val="24"/>
+              </w:rPr>
+              <w:t>t.</w:t>
+            </w:r>
+            <w:proofErr w:type="gramStart"/>
+            <w:r>
+              <w:rPr>
+                <w:rFonts w:cs="Times New Roman"/>
+                <w:color w:val="000000" w:themeColor="text1"/>
+                <w:szCs w:val="24"/>
+              </w:rPr>
+              <w:t>test</w:t>
+            </w:r>
+            <w:proofErr w:type="spellEnd"/>
+            <w:r>
+              <w:rPr>
+                <w:rFonts w:cs="Times New Roman"/>
+                <w:color w:val="000000" w:themeColor="text1"/>
+                <w:szCs w:val="24"/>
+              </w:rPr>
+              <w:t>(</w:t>
+            </w:r>
+            <w:proofErr w:type="spellStart"/>
+            <w:proofErr w:type="gramEnd"/>
+            <w:r>
+              <w:rPr>
+                <w:rFonts w:cs="Times New Roman"/>
+                <w:color w:val="000000" w:themeColor="text1"/>
+                <w:szCs w:val="24"/>
+              </w:rPr>
+              <w:t>Yearly_Amount_Spent</w:t>
+            </w:r>
+            <w:proofErr w:type="spellEnd"/>
+            <w:r>
+              <w:rPr>
+                <w:rFonts w:cs="Times New Roman"/>
+                <w:color w:val="000000" w:themeColor="text1"/>
+                <w:szCs w:val="24"/>
+              </w:rPr>
+              <w:t xml:space="preserve"> ~ </w:t>
+            </w:r>
+            <w:proofErr w:type="spellStart"/>
+            <w:r>
+              <w:rPr>
+                <w:rFonts w:cs="Times New Roman"/>
+                <w:color w:val="000000" w:themeColor="text1"/>
+                <w:szCs w:val="24"/>
+              </w:rPr>
+              <w:t>Membership_Tier</w:t>
+            </w:r>
+            <w:proofErr w:type="spellEnd"/>
+            <w:r>
+              <w:rPr>
+                <w:rFonts w:cs="Times New Roman"/>
+                <w:color w:val="000000" w:themeColor="text1"/>
+                <w:szCs w:val="24"/>
+              </w:rPr>
+              <w:t xml:space="preserve">, data = </w:t>
+            </w:r>
+            <w:proofErr w:type="spellStart"/>
+            <w:r>
+              <w:rPr>
+                <w:rFonts w:cs="Times New Roman"/>
+                <w:color w:val="000000" w:themeColor="text1"/>
+                <w:szCs w:val="24"/>
+              </w:rPr>
+              <w:t>df</w:t>
+            </w:r>
+            <w:proofErr w:type="spellEnd"/>
+            <w:r>
+              <w:rPr>
+                <w:rFonts w:cs="Times New Roman"/>
+                <w:color w:val="000000" w:themeColor="text1"/>
+                <w:szCs w:val="24"/>
+              </w:rPr>
+              <w:t xml:space="preserve">, </w:t>
+            </w:r>
+            <w:proofErr w:type="spellStart"/>
+            <w:proofErr w:type="gramStart"/>
+            <w:r>
+              <w:rPr>
+                <w:rFonts w:cs="Times New Roman"/>
+                <w:color w:val="000000" w:themeColor="text1"/>
+                <w:szCs w:val="24"/>
+              </w:rPr>
+              <w:t>var.equal</w:t>
+            </w:r>
+            <w:proofErr w:type="spellEnd"/>
+            <w:proofErr w:type="gramEnd"/>
+            <w:r>
+              <w:rPr>
+                <w:rFonts w:cs="Times New Roman"/>
+                <w:color w:val="000000" w:themeColor="text1"/>
+                <w:szCs w:val="24"/>
+              </w:rPr>
+              <w:t xml:space="preserve"> = (</w:t>
+            </w:r>
+            <w:proofErr w:type="spellStart"/>
+            <w:r>
+              <w:rPr>
+                <w:rFonts w:cs="Times New Roman"/>
+                <w:color w:val="000000" w:themeColor="text1"/>
+                <w:szCs w:val="24"/>
+              </w:rPr>
+              <w:t>f_var$p.value</w:t>
+            </w:r>
+            <w:proofErr w:type="spellEnd"/>
+            <w:r>
+              <w:rPr>
+                <w:rFonts w:cs="Times New Roman"/>
+                <w:color w:val="000000" w:themeColor="text1"/>
+                <w:szCs w:val="24"/>
+              </w:rPr>
+              <w:t xml:space="preserve"> &gt; 0.05))</w:t>
             </w:r>
           </w:p>
         </w:tc>
@@ -5232,7 +7158,81 @@
                 <w:szCs w:val="24"/>
               </w:rPr>
               <w:br/>
-              <w:t>reg &lt;- lm(Yearly_Amount_Spent ~ Time_on_App, data = df)</w:t>
+              <w:t xml:space="preserve">reg &lt;- </w:t>
+            </w:r>
+            <w:proofErr w:type="spellStart"/>
+            <w:proofErr w:type="gramStart"/>
+            <w:r>
+              <w:rPr>
+                <w:rFonts w:cs="Times New Roman"/>
+                <w:color w:val="000000" w:themeColor="text1"/>
+                <w:szCs w:val="24"/>
+              </w:rPr>
+              <w:t>lm</w:t>
+            </w:r>
+            <w:proofErr w:type="spellEnd"/>
+            <w:r>
+              <w:rPr>
+                <w:rFonts w:cs="Times New Roman"/>
+                <w:color w:val="000000" w:themeColor="text1"/>
+                <w:szCs w:val="24"/>
+              </w:rPr>
+              <w:t>(</w:t>
+            </w:r>
+            <w:proofErr w:type="spellStart"/>
+            <w:proofErr w:type="gramEnd"/>
+            <w:r>
+              <w:rPr>
+                <w:rFonts w:cs="Times New Roman"/>
+                <w:color w:val="000000" w:themeColor="text1"/>
+                <w:szCs w:val="24"/>
+              </w:rPr>
+              <w:t>Yearly_Amount_Spent</w:t>
+            </w:r>
+            <w:proofErr w:type="spellEnd"/>
+            <w:r>
+              <w:rPr>
+                <w:rFonts w:cs="Times New Roman"/>
+                <w:color w:val="000000" w:themeColor="text1"/>
+                <w:szCs w:val="24"/>
+              </w:rPr>
+              <w:t xml:space="preserve"> ~ </w:t>
+            </w:r>
+            <w:proofErr w:type="spellStart"/>
+            <w:r>
+              <w:rPr>
+                <w:rFonts w:cs="Times New Roman"/>
+                <w:color w:val="000000" w:themeColor="text1"/>
+                <w:szCs w:val="24"/>
+              </w:rPr>
+              <w:t>Time_on_App</w:t>
+            </w:r>
+            <w:proofErr w:type="spellEnd"/>
+            <w:r>
+              <w:rPr>
+                <w:rFonts w:cs="Times New Roman"/>
+                <w:color w:val="000000" w:themeColor="text1"/>
+                <w:szCs w:val="24"/>
+              </w:rPr>
+              <w:t xml:space="preserve">, data = </w:t>
+            </w:r>
+            <w:proofErr w:type="spellStart"/>
+            <w:r>
+              <w:rPr>
+                <w:rFonts w:cs="Times New Roman"/>
+                <w:color w:val="000000" w:themeColor="text1"/>
+                <w:szCs w:val="24"/>
+              </w:rPr>
+              <w:t>df</w:t>
+            </w:r>
+            <w:proofErr w:type="spellEnd"/>
+            <w:r>
+              <w:rPr>
+                <w:rFonts w:cs="Times New Roman"/>
+                <w:color w:val="000000" w:themeColor="text1"/>
+                <w:szCs w:val="24"/>
+              </w:rPr>
+              <w:t>)</w:t>
             </w:r>
             <w:r>
               <w:rPr>
@@ -5267,16 +7267,142 @@
                 <w:szCs w:val="24"/>
               </w:rPr>
               <w:br/>
-              <w:t>pred_df &lt;- data.frame(Time_on_App = c(10, 12, 14, 16))</w:t>
-            </w:r>
+            </w:r>
+            <w:proofErr w:type="spellStart"/>
             <w:r>
               <w:rPr>
                 <w:rFonts w:cs="Times New Roman"/>
                 <w:color w:val="000000" w:themeColor="text1"/>
                 <w:szCs w:val="24"/>
               </w:rPr>
+              <w:t>pred_df</w:t>
+            </w:r>
+            <w:proofErr w:type="spellEnd"/>
+            <w:r>
+              <w:rPr>
+                <w:rFonts w:cs="Times New Roman"/>
+                <w:color w:val="000000" w:themeColor="text1"/>
+                <w:szCs w:val="24"/>
+              </w:rPr>
+              <w:t xml:space="preserve"> &lt;- </w:t>
+            </w:r>
+            <w:proofErr w:type="spellStart"/>
+            <w:proofErr w:type="gramStart"/>
+            <w:r>
+              <w:rPr>
+                <w:rFonts w:cs="Times New Roman"/>
+                <w:color w:val="000000" w:themeColor="text1"/>
+                <w:szCs w:val="24"/>
+              </w:rPr>
+              <w:t>data.frame</w:t>
+            </w:r>
+            <w:proofErr w:type="spellEnd"/>
+            <w:proofErr w:type="gramEnd"/>
+            <w:r>
+              <w:rPr>
+                <w:rFonts w:cs="Times New Roman"/>
+                <w:color w:val="000000" w:themeColor="text1"/>
+                <w:szCs w:val="24"/>
+              </w:rPr>
+              <w:t>(</w:t>
+            </w:r>
+            <w:proofErr w:type="spellStart"/>
+            <w:r>
+              <w:rPr>
+                <w:rFonts w:cs="Times New Roman"/>
+                <w:color w:val="000000" w:themeColor="text1"/>
+                <w:szCs w:val="24"/>
+              </w:rPr>
+              <w:t>Time_on_App</w:t>
+            </w:r>
+            <w:proofErr w:type="spellEnd"/>
+            <w:r>
+              <w:rPr>
+                <w:rFonts w:cs="Times New Roman"/>
+                <w:color w:val="000000" w:themeColor="text1"/>
+                <w:szCs w:val="24"/>
+              </w:rPr>
+              <w:t xml:space="preserve"> = </w:t>
+            </w:r>
+            <w:proofErr w:type="gramStart"/>
+            <w:r>
+              <w:rPr>
+                <w:rFonts w:cs="Times New Roman"/>
+                <w:color w:val="000000" w:themeColor="text1"/>
+                <w:szCs w:val="24"/>
+              </w:rPr>
+              <w:t>c(</w:t>
+            </w:r>
+            <w:proofErr w:type="gramEnd"/>
+            <w:r>
+              <w:rPr>
+                <w:rFonts w:cs="Times New Roman"/>
+                <w:color w:val="000000" w:themeColor="text1"/>
+                <w:szCs w:val="24"/>
+              </w:rPr>
+              <w:t>10, 12, 14, 16))</w:t>
+            </w:r>
+            <w:r>
+              <w:rPr>
+                <w:rFonts w:cs="Times New Roman"/>
+                <w:color w:val="000000" w:themeColor="text1"/>
+                <w:szCs w:val="24"/>
+              </w:rPr>
               <w:br/>
-              <w:t>predict(reg, newdata = pred_df, interval = "confidence")</w:t>
+            </w:r>
+            <w:proofErr w:type="gramStart"/>
+            <w:r>
+              <w:rPr>
+                <w:rFonts w:cs="Times New Roman"/>
+                <w:color w:val="000000" w:themeColor="text1"/>
+                <w:szCs w:val="24"/>
+              </w:rPr>
+              <w:t>predict(</w:t>
+            </w:r>
+            <w:proofErr w:type="gramEnd"/>
+            <w:r>
+              <w:rPr>
+                <w:rFonts w:cs="Times New Roman"/>
+                <w:color w:val="000000" w:themeColor="text1"/>
+                <w:szCs w:val="24"/>
+              </w:rPr>
+              <w:t xml:space="preserve">reg, </w:t>
+            </w:r>
+            <w:proofErr w:type="spellStart"/>
+            <w:r>
+              <w:rPr>
+                <w:rFonts w:cs="Times New Roman"/>
+                <w:color w:val="000000" w:themeColor="text1"/>
+                <w:szCs w:val="24"/>
+              </w:rPr>
+              <w:t>newdata</w:t>
+            </w:r>
+            <w:proofErr w:type="spellEnd"/>
+            <w:r>
+              <w:rPr>
+                <w:rFonts w:cs="Times New Roman"/>
+                <w:color w:val="000000" w:themeColor="text1"/>
+                <w:szCs w:val="24"/>
+              </w:rPr>
+              <w:t xml:space="preserve"> = </w:t>
+            </w:r>
+            <w:proofErr w:type="spellStart"/>
+            <w:r>
+              <w:rPr>
+                <w:rFonts w:cs="Times New Roman"/>
+                <w:color w:val="000000" w:themeColor="text1"/>
+                <w:szCs w:val="24"/>
+              </w:rPr>
+              <w:t>pred_df</w:t>
+            </w:r>
+            <w:proofErr w:type="spellEnd"/>
+            <w:r>
+              <w:rPr>
+                <w:rFonts w:cs="Times New Roman"/>
+                <w:color w:val="000000" w:themeColor="text1"/>
+                <w:szCs w:val="24"/>
+              </w:rPr>
+              <w:t>, interval = "confidence")</w:t>
             </w:r>
             <w:r>
               <w:rPr>
@@ -5302,7 +7428,24 @@
                 <w:szCs w:val="24"/>
               </w:rPr>
               <w:br/>
-              <w:t>shapiro.test(residuals(reg))</w:t>
+            </w:r>
+            <w:proofErr w:type="spellStart"/>
+            <w:r>
+              <w:rPr>
+                <w:rFonts w:cs="Times New Roman"/>
+                <w:color w:val="000000" w:themeColor="text1"/>
+                <w:szCs w:val="24"/>
+              </w:rPr>
+              <w:t>shapiro.test</w:t>
+            </w:r>
+            <w:proofErr w:type="spellEnd"/>
+            <w:r>
+              <w:rPr>
+                <w:rFonts w:cs="Times New Roman"/>
+                <w:color w:val="000000" w:themeColor="text1"/>
+                <w:szCs w:val="24"/>
+              </w:rPr>
+              <w:t>(residuals(reg))</w:t>
             </w:r>
           </w:p>
         </w:tc>
@@ -5530,6 +7673,7 @@
                 <w:color w:val="000000" w:themeColor="text1"/>
               </w:rPr>
             </w:pPr>
+            <w:proofErr w:type="spellStart"/>
             <w:r>
               <w:rPr>
                 <w:rFonts w:cs="Times New Roman"/>
@@ -5537,6 +7681,7 @@
               </w:rPr>
               <w:t>Avg_Session_Length</w:t>
             </w:r>
+            <w:proofErr w:type="spellEnd"/>
           </w:p>
         </w:tc>
         <w:tc>
@@ -5655,6 +7800,7 @@
                 <w:color w:val="000000" w:themeColor="text1"/>
               </w:rPr>
             </w:pPr>
+            <w:proofErr w:type="spellStart"/>
             <w:r>
               <w:rPr>
                 <w:rFonts w:cs="Times New Roman"/>
@@ -5662,6 +7808,7 @@
               </w:rPr>
               <w:t>Time_on_App</w:t>
             </w:r>
+            <w:proofErr w:type="spellEnd"/>
           </w:p>
         </w:tc>
         <w:tc>
@@ -5780,6 +7927,7 @@
                 <w:color w:val="000000" w:themeColor="text1"/>
               </w:rPr>
             </w:pPr>
+            <w:proofErr w:type="spellStart"/>
             <w:r>
               <w:rPr>
                 <w:rFonts w:cs="Times New Roman"/>
@@ -5787,6 +7935,7 @@
               </w:rPr>
               <w:t>Time_on_Website</w:t>
             </w:r>
+            <w:proofErr w:type="spellEnd"/>
           </w:p>
         </w:tc>
         <w:tc>
@@ -5905,6 +8054,7 @@
                 <w:color w:val="000000" w:themeColor="text1"/>
               </w:rPr>
             </w:pPr>
+            <w:proofErr w:type="spellStart"/>
             <w:r>
               <w:rPr>
                 <w:rFonts w:cs="Times New Roman"/>
@@ -5912,6 +8062,7 @@
               </w:rPr>
               <w:t>Length_of_Membership</w:t>
             </w:r>
+            <w:proofErr w:type="spellEnd"/>
           </w:p>
         </w:tc>
         <w:tc>
@@ -6030,6 +8181,7 @@
                 <w:color w:val="000000" w:themeColor="text1"/>
               </w:rPr>
             </w:pPr>
+            <w:proofErr w:type="spellStart"/>
             <w:r>
               <w:rPr>
                 <w:rFonts w:cs="Times New Roman"/>
@@ -6037,6 +8189,7 @@
               </w:rPr>
               <w:t>Yearly_Amount_Spent</w:t>
             </w:r>
+            <w:proofErr w:type="spellEnd"/>
           </w:p>
         </w:tc>
         <w:tc>
@@ -6293,8 +8446,18 @@
                 <w:b/>
                 <w:color w:val="000000" w:themeColor="text1"/>
               </w:rPr>
-              <w:t>t-statistic / df</w:t>
-            </w:r>
+              <w:t xml:space="preserve">t-statistic / </w:t>
+            </w:r>
+            <w:proofErr w:type="spellStart"/>
+            <w:r>
+              <w:rPr>
+                <w:rFonts w:cs="Times New Roman"/>
+                <w:b/>
+                <w:color w:val="000000" w:themeColor="text1"/>
+              </w:rPr>
+              <w:t>df</w:t>
+            </w:r>
+            <w:proofErr w:type="spellEnd"/>
           </w:p>
         </w:tc>
         <w:tc>
@@ -6402,7 +8565,23 @@
                 <w:rFonts w:cs="Times New Roman"/>
                 <w:color w:val="000000" w:themeColor="text1"/>
               </w:rPr>
-              <w:t>t = -0.1934 (df = 499)</w:t>
+              <w:t>t = -0.1934 (</w:t>
+            </w:r>
+            <w:proofErr w:type="spellStart"/>
+            <w:r>
+              <w:rPr>
+                <w:rFonts w:cs="Times New Roman"/>
+                <w:color w:val="000000" w:themeColor="text1"/>
+              </w:rPr>
+              <w:t>df</w:t>
+            </w:r>
+            <w:proofErr w:type="spellEnd"/>
+            <w:r>
+              <w:rPr>
+                <w:rFonts w:cs="Times New Roman"/>
+                <w:color w:val="000000" w:themeColor="text1"/>
+              </w:rPr>
+              <w:t xml:space="preserve"> = 499)</w:t>
             </w:r>
           </w:p>
         </w:tc>
@@ -6482,12 +8661,37 @@
                 <w:color w:val="000000" w:themeColor="text1"/>
               </w:rPr>
             </w:pPr>
-            <w:r>
-              <w:rPr>
-                <w:rFonts w:cs="Times New Roman"/>
-                <w:color w:val="000000" w:themeColor="text1"/>
-              </w:rPr>
-              <w:t>mu_Loyal - mu_New = 0</w:t>
+            <w:proofErr w:type="spellStart"/>
+            <w:r>
+              <w:rPr>
+                <w:rFonts w:cs="Times New Roman"/>
+                <w:color w:val="000000" w:themeColor="text1"/>
+              </w:rPr>
+              <w:t>mu_Loyal</w:t>
+            </w:r>
+            <w:proofErr w:type="spellEnd"/>
+            <w:r>
+              <w:rPr>
+                <w:rFonts w:cs="Times New Roman"/>
+                <w:color w:val="000000" w:themeColor="text1"/>
+              </w:rPr>
+              <w:t xml:space="preserve"> - </w:t>
+            </w:r>
+            <w:proofErr w:type="spellStart"/>
+            <w:r>
+              <w:rPr>
+                <w:rFonts w:cs="Times New Roman"/>
+                <w:color w:val="000000" w:themeColor="text1"/>
+              </w:rPr>
+              <w:t>mu_New</w:t>
+            </w:r>
+            <w:proofErr w:type="spellEnd"/>
+            <w:r>
+              <w:rPr>
+                <w:rFonts w:cs="Times New Roman"/>
+                <w:color w:val="000000" w:themeColor="text1"/>
+              </w:rPr>
+              <w:t xml:space="preserve"> = 0</w:t>
             </w:r>
           </w:p>
         </w:tc>
@@ -6507,7 +8711,23 @@
                 <w:rFonts w:cs="Times New Roman"/>
                 <w:color w:val="000000" w:themeColor="text1"/>
               </w:rPr>
-              <w:t>t = -17.48 (df = 498)</w:t>
+              <w:t>t = -17.48 (</w:t>
+            </w:r>
+            <w:proofErr w:type="spellStart"/>
+            <w:r>
+              <w:rPr>
+                <w:rFonts w:cs="Times New Roman"/>
+                <w:color w:val="000000" w:themeColor="text1"/>
+              </w:rPr>
+              <w:t>df</w:t>
+            </w:r>
+            <w:proofErr w:type="spellEnd"/>
+            <w:r>
+              <w:rPr>
+                <w:rFonts w:cs="Times New Roman"/>
+                <w:color w:val="000000" w:themeColor="text1"/>
+              </w:rPr>
+              <w:t xml:space="preserve"> = 498)</w:t>
             </w:r>
           </w:p>
         </w:tc>
@@ -6583,7 +8803,39 @@
           <w:rFonts w:cs="Times New Roman"/>
           <w:color w:val="000000" w:themeColor="text1"/>
         </w:rPr>
-        <w:t>Fitted Model: Yearly_Amount_Spent = 19.21 + (39.83 * Time_on_App)</w:t>
+        <w:t xml:space="preserve">Fitted Model: </w:t>
+      </w:r>
+      <w:proofErr w:type="spellStart"/>
+      <w:r>
+        <w:rPr>
+          <w:rFonts w:cs="Times New Roman"/>
+          <w:color w:val="000000" w:themeColor="text1"/>
+        </w:rPr>
+        <w:t>Yearly_Amount_Spent</w:t>
+      </w:r>
+      <w:proofErr w:type="spellEnd"/>
+      <w:r>
+        <w:rPr>
+          <w:rFonts w:cs="Times New Roman"/>
+          <w:color w:val="000000" w:themeColor="text1"/>
+        </w:rPr>
+        <w:t xml:space="preserve"> = 19.21 + (39.83 * </w:t>
+      </w:r>
+      <w:proofErr w:type="spellStart"/>
+      <w:r>
+        <w:rPr>
+          <w:rFonts w:cs="Times New Roman"/>
+          <w:color w:val="000000" w:themeColor="text1"/>
+        </w:rPr>
+        <w:t>Time_on_App</w:t>
+      </w:r>
+      <w:proofErr w:type="spellEnd"/>
+      <w:r>
+        <w:rPr>
+          <w:rFonts w:cs="Times New Roman"/>
+          <w:color w:val="000000" w:themeColor="text1"/>
+        </w:rPr>
+        <w:t>)</w:t>
       </w:r>
       <w:r>
         <w:rPr>
@@ -6622,6 +8874,16 @@
       <w:pPr>
         <w:rPr>
           <w:rFonts w:cs="Times New Roman"/>
+          <w:b/>
+          <w:color w:val="000000" w:themeColor="text1"/>
+          <w:sz w:val="30"/>
+        </w:rPr>
+      </w:pPr>
+    </w:p>
+    <w:p>
+      <w:pPr>
+        <w:rPr>
+          <w:rFonts w:cs="Times New Roman"/>
           <w:color w:val="000000" w:themeColor="text1"/>
         </w:rPr>
       </w:pPr>
@@ -6648,7 +8910,23 @@
           <w:rFonts w:cs="Times New Roman"/>
           <w:color w:val="000000" w:themeColor="text1"/>
         </w:rPr>
-        <w:t>All 7 figures below were generated directly by run_project.:</w:t>
+        <w:t xml:space="preserve">All 7 figures below were generated directly by </w:t>
+      </w:r>
+      <w:proofErr w:type="spellStart"/>
+      <w:r>
+        <w:rPr>
+          <w:rFonts w:cs="Times New Roman"/>
+          <w:color w:val="000000" w:themeColor="text1"/>
+        </w:rPr>
+        <w:t>run_project</w:t>
+      </w:r>
+      <w:proofErr w:type="spellEnd"/>
+      <w:r>
+        <w:rPr>
+          <w:rFonts w:cs="Times New Roman"/>
+          <w:color w:val="000000" w:themeColor="text1"/>
+        </w:rPr>
+        <w:t>.:</w:t>
       </w:r>
     </w:p>
     <w:p>
@@ -6682,7 +8960,7 @@
                     <pic:cNvPicPr/>
                   </pic:nvPicPr>
                   <pic:blipFill>
-                    <a:blip r:embed="rId8"/>
+                    <a:blip r:embed="rId9"/>
                     <a:stretch>
                       <a:fillRect/>
                     </a:stretch>
@@ -6772,7 +9050,7 @@
                     <pic:cNvPicPr/>
                   </pic:nvPicPr>
                   <pic:blipFill rotWithShape="1">
-                    <a:blip r:embed="rId9"/>
+                    <a:blip r:embed="rId10"/>
                     <a:srcRect l="16917" t="4688" r="10917" b="17291"/>
                     <a:stretch>
                       <a:fillRect/>
@@ -6885,7 +9163,7 @@
                     <pic:cNvPicPr/>
                   </pic:nvPicPr>
                   <pic:blipFill>
-                    <a:blip r:embed="rId10"/>
+                    <a:blip r:embed="rId11"/>
                     <a:stretch>
                       <a:fillRect/>
                     </a:stretch>
@@ -6975,7 +9253,7 @@
                     <pic:cNvPicPr/>
                   </pic:nvPicPr>
                   <pic:blipFill rotWithShape="1">
-                    <a:blip r:embed="rId11"/>
+                    <a:blip r:embed="rId12"/>
                     <a:srcRect r="8584"/>
                     <a:stretch>
                       <a:fillRect/>
@@ -7091,7 +9369,7 @@
                     <pic:cNvPicPr/>
                   </pic:nvPicPr>
                   <pic:blipFill rotWithShape="1">
-                    <a:blip r:embed="rId12"/>
+                    <a:blip r:embed="rId13"/>
                     <a:srcRect l="2417" r="1" b="2334"/>
                     <a:stretch>
                       <a:fillRect/>
@@ -7224,7 +9502,7 @@
                     <pic:cNvPicPr/>
                   </pic:nvPicPr>
                   <pic:blipFill>
-                    <a:blip r:embed="rId13"/>
+                    <a:blip r:embed="rId14"/>
                     <a:stretch>
                       <a:fillRect/>
                     </a:stretch>
@@ -7323,7 +9601,7 @@
                     <pic:cNvPicPr/>
                   </pic:nvPicPr>
                   <pic:blipFill>
-                    <a:blip r:embed="rId14"/>
+                    <a:blip r:embed="rId15"/>
                     <a:stretch>
                       <a:fillRect/>
                     </a:stretch>
@@ -7372,139 +9650,184 @@
     </w:p>
     <w:p>
       <w:pPr>
-        <w:rPr>
-          <w:rFonts w:cs="Times New Roman"/>
-          <w:color w:val="000000" w:themeColor="text1"/>
-        </w:rPr>
-      </w:pPr>
-      <w:r>
-        <w:rPr>
-          <w:rFonts w:cs="Times New Roman"/>
-          <w:color w:val="000000" w:themeColor="text1"/>
-        </w:rPr>
-        <w:br w:type="page"/>
-      </w:r>
-      <w:r>
-        <w:rPr>
-          <w:rFonts w:cs="Times New Roman"/>
-          <w:b/>
-          <w:color w:val="000000" w:themeColor="text1"/>
-          <w:sz w:val="30"/>
-        </w:rPr>
-        <w:lastRenderedPageBreak/>
-        <w:t>13. CONCLUSION</w:t>
-      </w:r>
+        <w:spacing w:after="0" w:line="240" w:lineRule="auto"/>
+        <w:jc w:val="center"/>
+        <w:rPr>
+          <w:rFonts w:cs="Times New Roman"/>
+          <w:iCs/>
+          <w:color w:val="000000" w:themeColor="text1"/>
+          <w:szCs w:val="24"/>
+        </w:rPr>
+      </w:pPr>
     </w:p>
     <w:p>
       <w:pPr>
-        <w:jc w:val="both"/>
-        <w:rPr>
-          <w:rFonts w:cs="Times New Roman"/>
-          <w:color w:val="000000" w:themeColor="text1"/>
-        </w:rPr>
-      </w:pPr>
-      <w:r>
-        <w:rPr>
-          <w:rFonts w:cs="Times New Roman"/>
-          <w:color w:val="000000" w:themeColor="text1"/>
-        </w:rPr>
-        <w:t>This mini-project successfully implemented a complete statistical analysis of e-commerce customer spending using R, RStudio, and the official Kaggle E-Commerce Customers dataset (N = 500). All core curricular objectives for the MCA 1st Semester Statistics with R subject were achieved in an ultra-clean, 191-line executable script.</w:t>
-      </w:r>
+        <w:spacing w:after="0" w:line="240" w:lineRule="auto"/>
+        <w:jc w:val="center"/>
+        <w:rPr>
+          <w:rFonts w:cs="Times New Roman"/>
+          <w:iCs/>
+          <w:color w:val="000000" w:themeColor="text1"/>
+          <w:szCs w:val="24"/>
+        </w:rPr>
+      </w:pPr>
     </w:p>
     <w:p>
       <w:pPr>
-        <w:jc w:val="both"/>
-        <w:rPr>
-          <w:rFonts w:cs="Times New Roman"/>
-          <w:color w:val="000000" w:themeColor="text1"/>
-        </w:rPr>
-      </w:pPr>
-      <w:r>
-        <w:rPr>
-          <w:rFonts w:cs="Times New Roman"/>
-          <w:color w:val="000000" w:themeColor="text1"/>
-        </w:rPr>
-        <w:t>Key analytical findings include:</w:t>
-      </w:r>
+        <w:spacing w:after="0" w:line="240" w:lineRule="auto"/>
+        <w:jc w:val="center"/>
+        <w:rPr>
+          <w:rFonts w:cs="Times New Roman"/>
+          <w:iCs/>
+          <w:color w:val="000000" w:themeColor="text1"/>
+          <w:szCs w:val="24"/>
+        </w:rPr>
+      </w:pPr>
     </w:p>
     <w:p>
       <w:pPr>
-        <w:jc w:val="both"/>
-        <w:rPr>
-          <w:rFonts w:cs="Times New Roman"/>
-          <w:color w:val="000000" w:themeColor="text1"/>
-        </w:rPr>
-      </w:pPr>
-      <w:r>
-        <w:rPr>
-          <w:rFonts w:cs="Times New Roman"/>
-          <w:color w:val="000000" w:themeColor="text1"/>
-        </w:rPr>
-        <w:t>1. Mobile App Superiority: Daily Time on App exerts a powerful positive impact on revenue (r = 0.4993, p &lt; 0.001), with each extra minute adding $39.83 in annual spend. In contrast, desktop website browsing shows no statistical relationship with revenue (r = -0.0026).</w:t>
-      </w:r>
+        <w:spacing w:after="0" w:line="240" w:lineRule="auto"/>
+        <w:jc w:val="center"/>
+        <w:rPr>
+          <w:rFonts w:cs="Times New Roman"/>
+          <w:iCs/>
+          <w:color w:val="000000" w:themeColor="text1"/>
+          <w:szCs w:val="24"/>
+        </w:rPr>
+      </w:pPr>
     </w:p>
     <w:p>
       <w:pPr>
-        <w:jc w:val="both"/>
-        <w:rPr>
-          <w:rFonts w:cs="Times New Roman"/>
-          <w:color w:val="000000" w:themeColor="text1"/>
-        </w:rPr>
-      </w:pPr>
-      <w:r>
-        <w:rPr>
-          <w:rFonts w:cs="Times New Roman"/>
-          <w:color w:val="000000" w:themeColor="text1"/>
-        </w:rPr>
-        <w:t>2. Benchmark Adherence: One-Sample t-testing verified that cohort performance ($499.31) matches the $500 industry standard (p = 0.8467).</w:t>
-      </w:r>
+        <w:spacing w:after="0" w:line="240" w:lineRule="auto"/>
+        <w:jc w:val="center"/>
+        <w:rPr>
+          <w:rFonts w:cs="Times New Roman"/>
+          <w:iCs/>
+          <w:color w:val="000000" w:themeColor="text1"/>
+          <w:szCs w:val="24"/>
+        </w:rPr>
+      </w:pPr>
     </w:p>
     <w:p>
       <w:pPr>
-        <w:jc w:val="both"/>
-        <w:rPr>
-          <w:rFonts w:cs="Times New Roman"/>
-          <w:color w:val="000000" w:themeColor="text1"/>
-        </w:rPr>
-      </w:pPr>
-      <w:r>
-        <w:rPr>
-          <w:rFonts w:cs="Times New Roman"/>
-          <w:color w:val="000000" w:themeColor="text1"/>
-        </w:rPr>
-        <w:t>3. Tenure Premium: Two-Sample t-testing proved that customer tenure is the single largest determinant of revenue, with Loyal Members spending $97.80 more per year than New Members (p = 1.00 x 10^-53).</w:t>
-      </w:r>
+        <w:spacing w:after="0" w:line="240" w:lineRule="auto"/>
+        <w:jc w:val="center"/>
+        <w:rPr>
+          <w:rFonts w:cs="Times New Roman"/>
+          <w:iCs/>
+          <w:color w:val="000000" w:themeColor="text1"/>
+          <w:szCs w:val="24"/>
+        </w:rPr>
+      </w:pPr>
     </w:p>
     <w:p>
       <w:pPr>
-        <w:jc w:val="both"/>
-        <w:rPr>
-          <w:rFonts w:cs="Times New Roman"/>
-          <w:color w:val="000000" w:themeColor="text1"/>
-        </w:rPr>
-      </w:pPr>
-      <w:r>
-        <w:rPr>
-          <w:rFonts w:cs="Times New Roman"/>
-          <w:color w:val="000000" w:themeColor="text1"/>
-        </w:rPr>
-        <w:t>4. Statistical Rigor: Residual diagnostics satisfied the Gauss-Markov assumptions, confirming that the OLS estimates are BLUE (Best Linear Unbiased Estimators) with normally distributed residuals (Shapiro-Wilk p = 0.0770).</w:t>
+        <w:spacing w:after="0" w:line="240" w:lineRule="auto"/>
+        <w:jc w:val="center"/>
+        <w:rPr>
+          <w:rFonts w:cs="Times New Roman"/>
+          <w:iCs/>
+          <w:color w:val="000000" w:themeColor="text1"/>
+          <w:szCs w:val="24"/>
+        </w:rPr>
+      </w:pPr>
+      <w:r>
+        <w:rPr>
+          <w:noProof/>
+        </w:rPr>
+        <w:lastRenderedPageBreak/>
+        <w:drawing>
+          <wp:inline distT="0" distB="0" distL="0" distR="0" wp14:anchorId="731A761A" wp14:editId="0180EF3D">
+            <wp:extent cx="6232721" cy="3550920"/>
+            <wp:effectExtent l="0" t="0" r="0" b="0"/>
+            <wp:docPr id="1329056064" name="Picture 1"/>
+            <wp:cNvGraphicFramePr>
+              <a:graphicFrameLocks xmlns:a="http://schemas.openxmlformats.org/drawingml/2006/main" noChangeAspect="1"/>
+            </wp:cNvGraphicFramePr>
+            <a:graphic xmlns:a="http://schemas.openxmlformats.org/drawingml/2006/main">
+              <a:graphicData uri="http://schemas.openxmlformats.org/drawingml/2006/picture">
+                <pic:pic xmlns:pic="http://schemas.openxmlformats.org/drawingml/2006/picture">
+                  <pic:nvPicPr>
+                    <pic:cNvPr id="0" name="Picture 1"/>
+                    <pic:cNvPicPr>
+                      <a:picLocks noChangeAspect="1" noChangeArrowheads="1"/>
+                    </pic:cNvPicPr>
+                  </pic:nvPicPr>
+                  <pic:blipFill>
+                    <a:blip r:embed="rId16">
+                      <a:extLst>
+                        <a:ext uri="{28A0092B-C50C-407E-A947-70E740481C1C}">
+                          <a14:useLocalDpi xmlns:a14="http://schemas.microsoft.com/office/drawing/2010/main" val="0"/>
+                        </a:ext>
+                      </a:extLst>
+                    </a:blip>
+                    <a:srcRect/>
+                    <a:stretch>
+                      <a:fillRect/>
+                    </a:stretch>
+                  </pic:blipFill>
+                  <pic:spPr bwMode="auto">
+                    <a:xfrm>
+                      <a:off x="0" y="0"/>
+                      <a:ext cx="6256955" cy="3564727"/>
+                    </a:xfrm>
+                    <a:prstGeom prst="rect">
+                      <a:avLst/>
+                    </a:prstGeom>
+                    <a:noFill/>
+                    <a:ln>
+                      <a:noFill/>
+                    </a:ln>
+                  </pic:spPr>
+                </pic:pic>
+              </a:graphicData>
+            </a:graphic>
+          </wp:inline>
+        </w:drawing>
       </w:r>
     </w:p>
     <w:p>
       <w:pPr>
-        <w:keepNext/>
-        <w:rPr>
-          <w:rFonts w:cs="Times New Roman"/>
-          <w:b/>
-          <w:color w:val="000000" w:themeColor="text1"/>
-          <w:sz w:val="30"/>
-        </w:rPr>
-      </w:pPr>
+        <w:spacing w:after="0" w:line="240" w:lineRule="auto"/>
+        <w:jc w:val="center"/>
+        <w:rPr>
+          <w:rFonts w:cs="Times New Roman"/>
+          <w:iCs/>
+          <w:color w:val="000000" w:themeColor="text1"/>
+          <w:szCs w:val="24"/>
+        </w:rPr>
+      </w:pPr>
+      <w:r>
+        <w:rPr>
+          <w:rFonts w:cs="Times New Roman"/>
+          <w:iCs/>
+          <w:color w:val="000000" w:themeColor="text1"/>
+          <w:szCs w:val="24"/>
+        </w:rPr>
+        <w:t xml:space="preserve">Figure </w:t>
+      </w:r>
+      <w:r>
+        <w:rPr>
+          <w:rFonts w:cs="Times New Roman"/>
+          <w:iCs/>
+          <w:color w:val="000000" w:themeColor="text1"/>
+          <w:szCs w:val="24"/>
+        </w:rPr>
+        <w:t>8</w:t>
+      </w:r>
+      <w:r>
+        <w:rPr>
+          <w:rFonts w:cs="Times New Roman"/>
+          <w:iCs/>
+          <w:color w:val="000000" w:themeColor="text1"/>
+          <w:szCs w:val="24"/>
+        </w:rPr>
+        <w:t>: GitHub Repository of E-Commerce Customer Analytics Using R Project</w:t>
+      </w:r>
     </w:p>
     <w:p>
       <w:pPr>
-        <w:keepNext/>
+        <w:spacing w:before="240" w:after="0"/>
         <w:rPr>
           <w:rFonts w:cs="Times New Roman"/>
           <w:color w:val="000000" w:themeColor="text1"/>
@@ -7514,133 +9837,333 @@
         <w:rPr>
           <w:rFonts w:cs="Times New Roman"/>
           <w:b/>
-          <w:color w:val="000000" w:themeColor="text1"/>
-          <w:sz w:val="30"/>
-        </w:rPr>
-        <w:t>14. FUTURE SCOPE</w:t>
-      </w:r>
-    </w:p>
-    <w:p>
-      <w:pPr>
-        <w:jc w:val="both"/>
-        <w:rPr>
-          <w:rFonts w:cs="Times New Roman"/>
-          <w:color w:val="000000" w:themeColor="text1"/>
-        </w:rPr>
-      </w:pPr>
-      <w:r>
-        <w:rPr>
-          <w:rFonts w:cs="Times New Roman"/>
-          <w:color w:val="000000" w:themeColor="text1"/>
-        </w:rPr>
-        <w:t>• Multiple Linear Regression (MLR): Expanding the model to simultaneously incorporate Time on App, Length of Membership, and Session Length while calculating Variance Inflation Factors (VIF) to detect multicollinearity.</w:t>
-      </w:r>
-    </w:p>
-    <w:p>
-      <w:pPr>
-        <w:jc w:val="both"/>
-        <w:rPr>
-          <w:rFonts w:cs="Times New Roman"/>
-          <w:color w:val="000000" w:themeColor="text1"/>
-        </w:rPr>
-      </w:pPr>
-      <w:r>
-        <w:rPr>
-          <w:rFonts w:cs="Times New Roman"/>
-          <w:color w:val="000000" w:themeColor="text1"/>
-        </w:rPr>
-        <w:t>• Binary Logistic Regression: Formulating a classification model predicting P(High Spender) using logit links and ROC-AUC metrics.</w:t>
-      </w:r>
-    </w:p>
-    <w:p>
-      <w:pPr>
-        <w:jc w:val="both"/>
-        <w:rPr>
-          <w:rFonts w:cs="Times New Roman"/>
-          <w:color w:val="000000" w:themeColor="text1"/>
-        </w:rPr>
-      </w:pPr>
-      <w:r>
-        <w:rPr>
-          <w:rFonts w:cs="Times New Roman"/>
-          <w:color w:val="000000" w:themeColor="text1"/>
-        </w:rPr>
-        <w:t>• Customer Segmentation (K-Means Clustering): Applying unsupervised machine learning to group customers by RFM behavior.</w:t>
-      </w:r>
-    </w:p>
-    <w:p>
-      <w:pPr>
-        <w:jc w:val="both"/>
-        <w:rPr>
-          <w:rFonts w:cs="Times New Roman"/>
-          <w:color w:val="000000" w:themeColor="text1"/>
-        </w:rPr>
-      </w:pPr>
-      <w:r>
-        <w:rPr>
-          <w:rFonts w:cs="Times New Roman"/>
-          <w:color w:val="000000" w:themeColor="text1"/>
-        </w:rPr>
-        <w:t>• Interactive R Shiny Dashboard: Packaging the analysis into a reactive web interface allowing e-commerce managers to test promotional scenarios dynamically.</w:t>
-      </w:r>
-    </w:p>
-    <w:p>
-      <w:pPr>
-        <w:jc w:val="both"/>
-        <w:rPr>
-          <w:rFonts w:cs="Times New Roman"/>
-          <w:color w:val="000000" w:themeColor="text1"/>
-        </w:rPr>
-      </w:pPr>
-    </w:p>
-    <w:p>
-      <w:pPr>
-        <w:jc w:val="both"/>
-        <w:rPr>
-          <w:rFonts w:cs="Times New Roman"/>
-          <w:color w:val="000000" w:themeColor="text1"/>
-        </w:rPr>
-      </w:pPr>
-    </w:p>
-    <w:p>
-      <w:pPr>
-        <w:keepNext/>
-        <w:rPr>
-          <w:rFonts w:cs="Times New Roman"/>
-          <w:color w:val="000000" w:themeColor="text1"/>
-        </w:rPr>
-      </w:pPr>
-      <w:r>
-        <w:rPr>
-          <w:rFonts w:cs="Times New Roman"/>
-          <w:b/>
-          <w:color w:val="000000" w:themeColor="text1"/>
-          <w:sz w:val="30"/>
-        </w:rPr>
-        <w:lastRenderedPageBreak/>
-        <w:t>15. REFERENCES</w:t>
-      </w:r>
-    </w:p>
-    <w:p>
-      <w:pPr>
-        <w:jc w:val="both"/>
-        <w:rPr>
-          <w:rFonts w:cs="Times New Roman"/>
-          <w:color w:val="000000" w:themeColor="text1"/>
-        </w:rPr>
-      </w:pPr>
-      <w:r>
-        <w:rPr>
-          <w:rFonts w:cs="Times New Roman"/>
-          <w:color w:val="000000" w:themeColor="text1"/>
-        </w:rPr>
-        <w:t xml:space="preserve">1. Kaggle E-Commerce Customers Dataset: </w:t>
-      </w:r>
-      <w:hyperlink r:id="rId15" w:history="1">
+          <w:bCs/>
+          <w:iCs/>
+          <w:color w:val="000000" w:themeColor="text1"/>
+          <w:szCs w:val="24"/>
+        </w:rPr>
+        <w:t xml:space="preserve">Repository Link: </w:t>
+      </w:r>
+      <w:hyperlink r:id="rId17" w:history="1">
         <w:r>
           <w:rPr>
             <w:rStyle w:val="Hyperlink"/>
             <w:rFonts w:cs="Times New Roman"/>
+            <w:iCs/>
+            <w:szCs w:val="24"/>
+          </w:rPr>
+          <w:t>Application of R in E-Commerce Customer Analytics</w:t>
+        </w:r>
+      </w:hyperlink>
+    </w:p>
+    <w:p>
+      <w:pPr>
+        <w:spacing w:before="240" w:after="0"/>
+        <w:rPr>
+          <w:rFonts w:cs="Times New Roman"/>
+          <w:color w:val="000000" w:themeColor="text1"/>
+        </w:rPr>
+      </w:pPr>
+      <w:r>
+        <w:rPr>
+          <w:rFonts w:cs="Times New Roman"/>
+          <w:b/>
+          <w:color w:val="000000" w:themeColor="text1"/>
+          <w:sz w:val="30"/>
+        </w:rPr>
+        <w:t>13. CONCLUSION</w:t>
+      </w:r>
+    </w:p>
+    <w:p>
+      <w:pPr>
+        <w:jc w:val="both"/>
+        <w:rPr>
+          <w:rFonts w:cs="Times New Roman"/>
+          <w:color w:val="000000" w:themeColor="text1"/>
+        </w:rPr>
+      </w:pPr>
+      <w:r>
+        <w:rPr>
+          <w:rFonts w:cs="Times New Roman"/>
+          <w:color w:val="000000" w:themeColor="text1"/>
+        </w:rPr>
+        <w:t>This mini-project successfully implemented a complete statistical analysis of e-commerce customer spending using R, RStudio, and the official Kaggle E-Commerce Customers dataset (N = 500). All core curricular objectives for the MCA 1st Semester Statistics with R subject were achieved in an ultra-clean, 191-line executable script.</w:t>
+      </w:r>
+    </w:p>
+    <w:p>
+      <w:pPr>
+        <w:jc w:val="both"/>
+        <w:rPr>
+          <w:rFonts w:cs="Times New Roman"/>
+          <w:b/>
+          <w:bCs/>
+          <w:color w:val="000000" w:themeColor="text1"/>
+        </w:rPr>
+      </w:pPr>
+      <w:r>
+        <w:rPr>
+          <w:rFonts w:cs="Times New Roman"/>
+          <w:b/>
+          <w:bCs/>
+          <w:color w:val="000000" w:themeColor="text1"/>
+        </w:rPr>
+        <w:t>Key analytical findings include:</w:t>
+      </w:r>
+    </w:p>
+    <w:p>
+      <w:pPr>
+        <w:jc w:val="both"/>
+        <w:rPr>
+          <w:rFonts w:cs="Times New Roman"/>
+          <w:color w:val="000000" w:themeColor="text1"/>
+        </w:rPr>
+      </w:pPr>
+      <w:r>
+        <w:rPr>
+          <w:rFonts w:cs="Times New Roman"/>
+          <w:color w:val="000000" w:themeColor="text1"/>
+        </w:rPr>
+        <w:t>1. Mobile App Superiority: Daily Time on App exerts a powerful positive impact on revenue (r = 0.4993, p &lt; 0.001), with each extra minute adding $39.83 in annual spend. In contrast, desktop website browsing shows no statistical relationship with revenue (r = -0.0026).</w:t>
+      </w:r>
+    </w:p>
+    <w:p>
+      <w:pPr>
+        <w:jc w:val="both"/>
+        <w:rPr>
+          <w:rFonts w:cs="Times New Roman"/>
+          <w:color w:val="000000" w:themeColor="text1"/>
+        </w:rPr>
+      </w:pPr>
+      <w:r>
+        <w:rPr>
+          <w:rFonts w:cs="Times New Roman"/>
+          <w:color w:val="000000" w:themeColor="text1"/>
+        </w:rPr>
+        <w:t>2. Benchmark Adherence: One-Sample t-testing verified that cohort performance ($499.31) matches the $500 industry standard (p = 0.8467).</w:t>
+      </w:r>
+    </w:p>
+    <w:p>
+      <w:pPr>
+        <w:jc w:val="both"/>
+        <w:rPr>
+          <w:rFonts w:cs="Times New Roman"/>
+          <w:color w:val="000000" w:themeColor="text1"/>
+        </w:rPr>
+      </w:pPr>
+      <w:r>
+        <w:rPr>
+          <w:rFonts w:cs="Times New Roman"/>
+          <w:color w:val="000000" w:themeColor="text1"/>
+        </w:rPr>
+        <w:t>3. Tenure Premium: Two-Sample t-testing proved that customer tenure is the single largest determinant of revenue, with Loyal Members spending $97.80 more per year than New Members (p = 1.00 x 10^-53).</w:t>
+      </w:r>
+    </w:p>
+    <w:p>
+      <w:pPr>
+        <w:jc w:val="both"/>
+        <w:rPr>
+          <w:rFonts w:cs="Times New Roman"/>
+          <w:color w:val="000000" w:themeColor="text1"/>
+        </w:rPr>
+      </w:pPr>
+      <w:r>
+        <w:rPr>
+          <w:rFonts w:cs="Times New Roman"/>
+          <w:color w:val="000000" w:themeColor="text1"/>
+        </w:rPr>
+        <w:t>4. Statistical Rigor: Residual diagnostics satisfied the Gauss-Markov assumptions, confirming that the OLS estimates are BLUE (Best Linear Unbiased Estimators) with normally distributed residuals (Shapiro-Wilk p = 0.0770).</w:t>
+      </w:r>
+    </w:p>
+    <w:p>
+      <w:pPr>
+        <w:keepNext/>
+        <w:rPr>
+          <w:rFonts w:cs="Times New Roman"/>
+          <w:color w:val="000000" w:themeColor="text1"/>
+        </w:rPr>
+      </w:pPr>
+      <w:r>
+        <w:rPr>
+          <w:rFonts w:cs="Times New Roman"/>
+          <w:b/>
+          <w:color w:val="000000" w:themeColor="text1"/>
+          <w:sz w:val="30"/>
+        </w:rPr>
+        <w:lastRenderedPageBreak/>
+        <w:t>14. FUTURE SCOPE</w:t>
+      </w:r>
+    </w:p>
+    <w:p>
+      <w:pPr>
+        <w:jc w:val="both"/>
+        <w:rPr>
+          <w:rFonts w:cs="Times New Roman"/>
+          <w:color w:val="000000" w:themeColor="text1"/>
+        </w:rPr>
+      </w:pPr>
+      <w:r>
+        <w:rPr>
+          <w:rFonts w:cs="Times New Roman"/>
+          <w:b/>
+          <w:bCs/>
+          <w:color w:val="000000" w:themeColor="text1"/>
+        </w:rPr>
+        <w:t>• Multiple Linear Regression (MLR):</w:t>
+      </w:r>
+      <w:r>
+        <w:rPr>
+          <w:rFonts w:cs="Times New Roman"/>
+          <w:color w:val="000000" w:themeColor="text1"/>
+        </w:rPr>
+        <w:t xml:space="preserve"> Expanding the model to simultaneously incorporate Time on App, Length of Membership, and Session Length while calculating Variance Inflation Factors (VIF) to detect multicollinearity.</w:t>
+      </w:r>
+    </w:p>
+    <w:p>
+      <w:pPr>
+        <w:jc w:val="both"/>
+        <w:rPr>
+          <w:rFonts w:cs="Times New Roman"/>
+          <w:color w:val="000000" w:themeColor="text1"/>
+        </w:rPr>
+      </w:pPr>
+      <w:r>
+        <w:rPr>
+          <w:rFonts w:cs="Times New Roman"/>
+          <w:b/>
+          <w:bCs/>
+          <w:color w:val="000000" w:themeColor="text1"/>
+        </w:rPr>
+        <w:t xml:space="preserve">• Binary Logistic Regression: </w:t>
+      </w:r>
+      <w:r>
+        <w:rPr>
+          <w:rFonts w:cs="Times New Roman"/>
+          <w:color w:val="000000" w:themeColor="text1"/>
+        </w:rPr>
+        <w:t xml:space="preserve">Formulating a classification model predicting </w:t>
+      </w:r>
+      <w:proofErr w:type="gramStart"/>
+      <w:r>
+        <w:rPr>
+          <w:rFonts w:cs="Times New Roman"/>
+          <w:color w:val="000000" w:themeColor="text1"/>
+        </w:rPr>
+        <w:t>P(</w:t>
+      </w:r>
+      <w:proofErr w:type="gramEnd"/>
+      <w:r>
+        <w:rPr>
+          <w:rFonts w:cs="Times New Roman"/>
+          <w:color w:val="000000" w:themeColor="text1"/>
+        </w:rPr>
+        <w:t>High Spender) using logit links and ROC-AUC metrics.</w:t>
+      </w:r>
+    </w:p>
+    <w:p>
+      <w:pPr>
+        <w:jc w:val="both"/>
+        <w:rPr>
+          <w:rFonts w:cs="Times New Roman"/>
+          <w:color w:val="000000" w:themeColor="text1"/>
+        </w:rPr>
+      </w:pPr>
+      <w:r>
+        <w:rPr>
+          <w:rFonts w:cs="Times New Roman"/>
+          <w:b/>
+          <w:bCs/>
+          <w:color w:val="000000" w:themeColor="text1"/>
+        </w:rPr>
+        <w:t xml:space="preserve">• Customer Segmentation (K-Means Clustering): </w:t>
+      </w:r>
+      <w:r>
+        <w:rPr>
+          <w:rFonts w:cs="Times New Roman"/>
+          <w:color w:val="000000" w:themeColor="text1"/>
+        </w:rPr>
+        <w:t>Applying unsupervised machine learning to group customers by RFM behavior.</w:t>
+      </w:r>
+    </w:p>
+    <w:p>
+      <w:pPr>
+        <w:jc w:val="both"/>
+        <w:rPr>
+          <w:rFonts w:cs="Times New Roman"/>
+          <w:color w:val="000000" w:themeColor="text1"/>
+        </w:rPr>
+      </w:pPr>
+      <w:r>
+        <w:rPr>
+          <w:rFonts w:cs="Times New Roman"/>
+          <w:b/>
+          <w:bCs/>
+          <w:color w:val="000000" w:themeColor="text1"/>
+        </w:rPr>
+        <w:t xml:space="preserve">• Interactive R Shiny Dashboard: </w:t>
+      </w:r>
+      <w:r>
+        <w:rPr>
+          <w:rFonts w:cs="Times New Roman"/>
+          <w:color w:val="000000" w:themeColor="text1"/>
+        </w:rPr>
+        <w:t>Packaging the analysis into a reactive web interface allowing e-commerce managers to test promotional scenarios dynamically.</w:t>
+      </w:r>
+    </w:p>
+    <w:p>
+      <w:pPr>
+        <w:jc w:val="both"/>
+        <w:rPr>
+          <w:rFonts w:cs="Times New Roman"/>
+          <w:color w:val="000000" w:themeColor="text1"/>
+        </w:rPr>
+      </w:pPr>
+    </w:p>
+    <w:p>
+      <w:pPr>
+        <w:keepNext/>
+        <w:rPr>
+          <w:rFonts w:cs="Times New Roman"/>
+          <w:color w:val="000000" w:themeColor="text1"/>
+        </w:rPr>
+      </w:pPr>
+      <w:r>
+        <w:rPr>
+          <w:rFonts w:cs="Times New Roman"/>
+          <w:b/>
+          <w:color w:val="000000" w:themeColor="text1"/>
+          <w:sz w:val="30"/>
+        </w:rPr>
+        <w:t>15. REFERENCES</w:t>
+      </w:r>
+    </w:p>
+    <w:p>
+      <w:pPr>
+        <w:jc w:val="both"/>
+        <w:rPr>
+          <w:rFonts w:cs="Times New Roman"/>
+          <w:color w:val="000000" w:themeColor="text1"/>
+        </w:rPr>
+      </w:pPr>
+      <w:r>
+        <w:rPr>
+          <w:rFonts w:cs="Times New Roman"/>
+          <w:color w:val="000000" w:themeColor="text1"/>
+        </w:rPr>
+        <w:t xml:space="preserve">1. Kaggle E-Commerce Customers </w:t>
+      </w:r>
+      <w:r>
+        <w:rPr>
+          <w:rFonts w:cs="Times New Roman"/>
+          <w:color w:val="000000" w:themeColor="text1"/>
+        </w:rPr>
+        <w:t xml:space="preserve">Dataset: </w:t>
+      </w:r>
+      <w:hyperlink r:id="rId18" w:history="1">
+        <w:r>
+          <w:rPr>
+            <w:rStyle w:val="Hyperlink"/>
+            <w:rFonts w:cs="Times New Roman"/>
+            <w:color w:val="000000" w:themeColor="text1"/>
           </w:rPr>
           <w:t>https://www.kaggle.com/datasets/srolka/ecommerce-customers</w:t>
         </w:r>
@@ -7659,7 +10182,23 @@
           <w:rFonts w:cs="Times New Roman"/>
           <w:color w:val="000000" w:themeColor="text1"/>
         </w:rPr>
-        <w:t>2. Montgomery, D. C., &amp; Runger, G. C. (2018). Applied Statistics and Probability for Engineers (7th ed.). John Wiley &amp; Sons.</w:t>
+        <w:t xml:space="preserve">2. Montgomery, D. C., &amp; </w:t>
+      </w:r>
+      <w:proofErr w:type="spellStart"/>
+      <w:r>
+        <w:rPr>
+          <w:rFonts w:cs="Times New Roman"/>
+          <w:color w:val="000000" w:themeColor="text1"/>
+        </w:rPr>
+        <w:t>Runger</w:t>
+      </w:r>
+      <w:proofErr w:type="spellEnd"/>
+      <w:r>
+        <w:rPr>
+          <w:rFonts w:cs="Times New Roman"/>
+          <w:color w:val="000000" w:themeColor="text1"/>
+        </w:rPr>
+        <w:t>, G. C. (2018). Applied Statistics and Probability for Engineers (7th ed.). John Wiley &amp; Sons.</w:t>
       </w:r>
     </w:p>
     <w:p>
@@ -7675,7 +10214,14 @@
           <w:rFonts w:cs="Times New Roman"/>
           <w:color w:val="000000" w:themeColor="text1"/>
         </w:rPr>
-        <w:t>3. Wickham, H., &amp; Grolemund, G. (2017). R for Data Science: Import, Tidy, Transform, Visualize, and Model Data. O'Reilly Media.</w:t>
+        <w:t xml:space="preserve">3. Wickham, H., &amp; Grolemund, G. (2017). R for </w:t>
+      </w:r>
+      <w:r>
+        <w:rPr>
+          <w:rFonts w:cs="Times New Roman"/>
+          <w:color w:val="000000" w:themeColor="text1"/>
+        </w:rPr>
+        <w:t>Data Science: Import, Tidy, Transform, Visualize, and Model Data. O'Reilly Media.</w:t>
       </w:r>
     </w:p>
     <w:p>
@@ -7711,9 +10257,9 @@
       </w:r>
     </w:p>
     <w:sectPr>
-      <w:headerReference w:type="default" r:id="rId16"/>
+      <w:headerReference w:type="default" r:id="rId19"/>
       <w:pgSz w:w="12240" w:h="15840"/>
-      <w:pgMar w:top="720" w:right="720" w:bottom="720" w:left="720" w:header="720" w:footer="720" w:gutter="0"/>
+      <w:pgMar w:top="720" w:right="720" w:bottom="720" w:left="720" w:header="288" w:footer="720" w:gutter="0"/>
       <w:cols w:space="720"/>
       <w:docGrid w:linePitch="360"/>
     </w:sectPr>
@@ -8199,7 +10745,7 @@
     <w:lsdException w:name="Table Web 2" w:semiHidden="1" w:unhideWhenUsed="1"/>
     <w:lsdException w:name="Table Web 3" w:semiHidden="1" w:unhideWhenUsed="1"/>
     <w:lsdException w:name="Balloon Text" w:semiHidden="1" w:unhideWhenUsed="1"/>
-    <w:lsdException w:name="Table Grid" w:uiPriority="59"/>
+    <w:lsdException w:name="Table Grid" w:uiPriority="39"/>
     <w:lsdException w:name="Table Theme" w:semiHidden="1" w:unhideWhenUsed="1"/>
     <w:lsdException w:name="Placeholder Text" w:semiHidden="1"/>
     <w:lsdException w:name="No Spacing" w:uiPriority="1" w:qFormat="1"/>
@@ -9353,7 +11899,7 @@
   <w:style w:type="table" w:styleId="TableGrid">
     <w:name w:val="Table Grid"/>
     <w:basedOn w:val="TableNormal"/>
-    <w:uiPriority w:val="59"/>
+    <w:uiPriority w:val="39"/>
     <w:rsid w:val="00FC693F"/>
     <w:pPr>
       <w:spacing w:after="0" w:line="240" w:lineRule="auto"/>
